--- a/AI_Accelerator_Dashboard_Working_Instructions.docx
+++ b/AI_Accelerator_Dashboard_Working_Instructions.docx
@@ -1,6 +1,6 @@
 
 <file path=word/document.xml><?xml version="1.0" encoding="utf-8"?>
-<w:document xmlns:wpc="http://schemas.microsoft.com/office/word/2010/wordprocessingCanvas" xmlns:cx="http://schemas.microsoft.com/office/drawing/2014/chartex" xmlns:cx1="http://schemas.microsoft.com/office/drawing/2015/9/8/chartex" xmlns:cx2="http://schemas.microsoft.com/office/drawing/2015/10/21/chartex" xmlns:cx3="http://schemas.microsoft.com/office/drawing/2016/5/9/chartex" xmlns:cx4="http://schemas.microsoft.com/office/drawing/2016/5/10/chartex" xmlns:cx5="http://schemas.microsoft.com/office/drawing/2016/5/11/chartex" xmlns:cx6="http://schemas.microsoft.com/office/drawing/2016/5/12/chartex" xmlns:cx7="http://schemas.microsoft.com/office/drawing/2016/5/13/chartex" xmlns:cx8="http://schemas.microsoft.com/office/drawing/2016/5/14/chartex" xmlns:mc="http://schemas.openxmlformats.org/markup-compatibility/2006" xmlns:aink="http://schemas.microsoft.com/office/drawing/2016/ink" xmlns:am3d="http://schemas.microsoft.com/office/drawing/2017/model3d" xmlns:o="urn:schemas-microsoft-com:office:office" xmlns:oel="http://schemas.microsoft.com/office/2019/extlst" xmlns:r="http://schemas.openxmlformats.org/officeDocument/2006/relationships" xmlns:m="http://schemas.openxmlformats.org/officeDocument/2006/math" xmlns:v="urn:schemas-microsoft-com:vml" xmlns:wp14="http://schemas.microsoft.com/office/word/2010/wordprocessingDrawing" xmlns:wp="http://schemas.openxmlformats.org/drawingml/2006/wordprocessingDrawing" xmlns:w10="urn:schemas-microsoft-com:office:word" xmlns:w="http://schemas.openxmlformats.org/wordprocessingml/2006/main" xmlns:w14="http://schemas.microsoft.com/office/word/2010/wordml" xmlns:w15="http://schemas.microsoft.com/office/word/2012/wordml" xmlns:w16cei="http://schemas.microsoft.com/office/word/2026/wordml/cei" xmlns:w16cex="http://schemas.microsoft.com/office/word/2018/wordml/cex" xmlns:w16cid="http://schemas.microsoft.com/office/word/2016/wordml/cid" xmlns:w16="http://schemas.microsoft.com/office/word/2018/wordml" xmlns:w16du="http://schemas.microsoft.com/office/word/2023/wordml/word16du" xmlns:w16sdtdh="http://schemas.microsoft.com/office/word/2020/wordml/sdtdatahash" xmlns:w16sdtfl="http://schemas.microsoft.com/office/word/2024/wordml/sdtformatlock" xmlns:w16se="http://schemas.microsoft.com/office/word/2015/wordml/symex" xmlns:wpg="http://schemas.microsoft.com/office/word/2010/wordprocessingGroup" xmlns:wpi="http://schemas.microsoft.com/office/word/2010/wordprocessingInk" xmlns:wne="http://schemas.microsoft.com/office/word/2006/wordml" xmlns:wps="http://schemas.microsoft.com/office/word/2010/wordprocessingShape" mc:Ignorable="w14 w15 w16se w16cid w16 w16cex w16sdtdh w16sdtfl w16du wp14">
+<w:document xmlns:wpc="http://schemas.microsoft.com/office/word/2010/wordprocessingCanvas" xmlns:cx="http://schemas.microsoft.com/office/drawing/2014/chartex" xmlns:cx1="http://schemas.microsoft.com/office/drawing/2015/9/8/chartex" xmlns:cx2="http://schemas.microsoft.com/office/drawing/2015/10/21/chartex" xmlns:cx3="http://schemas.microsoft.com/office/drawing/2016/5/9/chartex" xmlns:cx4="http://schemas.microsoft.com/office/drawing/2016/5/10/chartex" xmlns:cx5="http://schemas.microsoft.com/office/drawing/2016/5/11/chartex" xmlns:cx6="http://schemas.microsoft.com/office/drawing/2016/5/12/chartex" xmlns:cx7="http://schemas.microsoft.com/office/drawing/2016/5/13/chartex" xmlns:cx8="http://schemas.microsoft.com/office/drawing/2016/5/14/chartex" xmlns:mc="http://schemas.openxmlformats.org/markup-compatibility/2006" xmlns:aink="http://schemas.microsoft.com/office/drawing/2016/ink" xmlns:am3d="http://schemas.microsoft.com/office/drawing/2017/model3d" xmlns:o="urn:schemas-microsoft-com:office:office" xmlns:oel="http://schemas.microsoft.com/office/2019/extlst" xmlns:r="http://schemas.openxmlformats.org/officeDocument/2006/relationships" xmlns:m="http://schemas.openxmlformats.org/officeDocument/2006/math" xmlns:v="urn:schemas-microsoft-com:vml" xmlns:wp14="http://schemas.microsoft.com/office/word/2010/wordprocessingDrawing" xmlns:wp="http://schemas.openxmlformats.org/drawingml/2006/wordprocessingDrawing" xmlns:w10="urn:schemas-microsoft-com:office:word" xmlns:w="http://schemas.openxmlformats.org/wordprocessingml/2006/main" xmlns:w14="http://schemas.microsoft.com/office/word/2010/wordml" xmlns:w15="http://schemas.microsoft.com/office/word/2012/wordml" xmlns:w16cex="http://schemas.microsoft.com/office/word/2018/wordml/cex" xmlns:w16cid="http://schemas.microsoft.com/office/word/2016/wordml/cid" xmlns:w16="http://schemas.microsoft.com/office/word/2018/wordml" xmlns:w16du="http://schemas.microsoft.com/office/word/2023/wordml/word16du" xmlns:w16sdtdh="http://schemas.microsoft.com/office/word/2020/wordml/sdtdatahash" xmlns:w16sdtfl="http://schemas.microsoft.com/office/word/2024/wordml/sdtformatlock" xmlns:w16se="http://schemas.microsoft.com/office/word/2015/wordml/symex" xmlns:wpg="http://schemas.microsoft.com/office/word/2010/wordprocessingGroup" xmlns:wpi="http://schemas.microsoft.com/office/word/2010/wordprocessingInk" xmlns:wne="http://schemas.microsoft.com/office/word/2006/wordml" xmlns:wps="http://schemas.microsoft.com/office/word/2010/wordprocessingShape" mc:Ignorable="w14 w15 w16se w16cid w16 w16cex w16sdtdh w16sdtfl w16du wp14">
   <w:body>
     <w:p>
       <w:pPr>
@@ -31,12 +31,18 @@
         <w:pStyle w:val="Date"/>
       </w:pPr>
       <w:r>
-        <w:t>July 22, 2026</w:t>
+        <w:t>September 1, 2026</w:t>
       </w:r>
     </w:p>
     <w:sdt>
       <w:sdtPr>
-        <w:id w:val="-805856512"/>
+        <w:rPr>
+          <w:rFonts w:asciiTheme="minorHAnsi" w:eastAsiaTheme="minorEastAsia" w:hAnsiTheme="minorHAnsi" w:cstheme="minorBidi"/>
+          <w:color w:val="auto"/>
+          <w:sz w:val="24"/>
+          <w:szCs w:val="24"/>
+        </w:rPr>
+        <w:id w:val="1855758553"/>
         <w:docPartObj>
           <w:docPartGallery w:val="Table of Contents"/>
           <w:docPartUnique/>
@@ -45,17 +51,16 @@
       <w:sdtEndPr/>
       <w:sdtContent>
         <w:p>
-          <w:r>
-            <w:br w:type="page"/>
-          </w:r>
-        </w:p>
-        <w:p>
           <w:pPr>
             <w:pStyle w:val="TOCHeading"/>
           </w:pPr>
           <w:r>
-            <w:lastRenderedPageBreak/>
             <w:t>Table of Contents</w:t>
+          </w:r>
+        </w:p>
+        <w:p>
+          <w:r>
+            <w:br w:type="page"/>
           </w:r>
         </w:p>
         <w:p>
@@ -72,12 +77,7 @@
             </w:rPr>
           </w:pPr>
           <w:r>
-            <w:br/>
-          </w:r>
-          <w:r>
-            <w:br/>
-          </w:r>
-          <w:r>
+            <w:lastRenderedPageBreak/>
             <w:fldChar w:fldCharType="begin"/>
           </w:r>
           <w:r>
@@ -86,7 +86,7 @@
           <w:r>
             <w:fldChar w:fldCharType="separate"/>
           </w:r>
-          <w:hyperlink w:anchor="_Toc235625837" w:history="1">
+          <w:hyperlink w:anchor="_Toc239174770" w:history="1">
             <w:r>
               <w:rPr>
                 <w:rStyle w:val="Hyperlink"/>
@@ -113,7 +113,7 @@
                 <w:noProof/>
                 <w:webHidden/>
               </w:rPr>
-              <w:instrText xml:space="preserve"> PAGEREF _Toc235625837 \h </w:instrText>
+              <w:instrText xml:space="preserve"> PAGEREF _Toc239174770 \h </w:instrText>
             </w:r>
             <w:r>
               <w:rPr>
@@ -157,7 +157,7 @@
               <w14:ligatures w14:val="standardContextual"/>
             </w:rPr>
           </w:pPr>
-          <w:hyperlink w:anchor="_Toc235625838" w:history="1">
+          <w:hyperlink w:anchor="_Toc239174771" w:history="1">
             <w:r>
               <w:rPr>
                 <w:rStyle w:val="Hyperlink"/>
@@ -184,7 +184,7 @@
                 <w:noProof/>
                 <w:webHidden/>
               </w:rPr>
-              <w:instrText xml:space="preserve"> PAGEREF _Toc235625838 \h </w:instrText>
+              <w:instrText xml:space="preserve"> PAGEREF _Toc239174771 \h </w:instrText>
             </w:r>
             <w:r>
               <w:rPr>
@@ -228,7 +228,7 @@
               <w14:ligatures w14:val="standardContextual"/>
             </w:rPr>
           </w:pPr>
-          <w:hyperlink w:anchor="_Toc235625839" w:history="1">
+          <w:hyperlink w:anchor="_Toc239174772" w:history="1">
             <w:r>
               <w:rPr>
                 <w:rStyle w:val="Hyperlink"/>
@@ -255,7 +255,7 @@
                 <w:noProof/>
                 <w:webHidden/>
               </w:rPr>
-              <w:instrText xml:space="preserve"> PAGEREF _Toc235625839 \h </w:instrText>
+              <w:instrText xml:space="preserve"> PAGEREF _Toc239174772 \h </w:instrText>
             </w:r>
             <w:r>
               <w:rPr>
@@ -299,7 +299,7 @@
               <w14:ligatures w14:val="standardContextual"/>
             </w:rPr>
           </w:pPr>
-          <w:hyperlink w:anchor="_Toc235625840" w:history="1">
+          <w:hyperlink w:anchor="_Toc239174773" w:history="1">
             <w:r>
               <w:rPr>
                 <w:rStyle w:val="Hyperlink"/>
@@ -326,7 +326,7 @@
                 <w:noProof/>
                 <w:webHidden/>
               </w:rPr>
-              <w:instrText xml:space="preserve"> PAGEREF _Toc235625840 \h </w:instrText>
+              <w:instrText xml:space="preserve"> PAGEREF _Toc239174773 \h </w:instrText>
             </w:r>
             <w:r>
               <w:rPr>
@@ -370,7 +370,7 @@
               <w14:ligatures w14:val="standardContextual"/>
             </w:rPr>
           </w:pPr>
-          <w:hyperlink w:anchor="_Toc235625841" w:history="1">
+          <w:hyperlink w:anchor="_Toc239174774" w:history="1">
             <w:r>
               <w:rPr>
                 <w:rStyle w:val="Hyperlink"/>
@@ -397,7 +397,7 @@
                 <w:noProof/>
                 <w:webHidden/>
               </w:rPr>
-              <w:instrText xml:space="preserve"> PAGEREF _Toc235625841 \h </w:instrText>
+              <w:instrText xml:space="preserve"> PAGEREF _Toc239174774 \h </w:instrText>
             </w:r>
             <w:r>
               <w:rPr>
@@ -441,7 +441,7 @@
               <w14:ligatures w14:val="standardContextual"/>
             </w:rPr>
           </w:pPr>
-          <w:hyperlink w:anchor="_Toc235625842" w:history="1">
+          <w:hyperlink w:anchor="_Toc239174775" w:history="1">
             <w:r>
               <w:rPr>
                 <w:rStyle w:val="Hyperlink"/>
@@ -468,7 +468,7 @@
                 <w:noProof/>
                 <w:webHidden/>
               </w:rPr>
-              <w:instrText xml:space="preserve"> PAGEREF _Toc235625842 \h </w:instrText>
+              <w:instrText xml:space="preserve"> PAGEREF _Toc239174775 \h </w:instrText>
             </w:r>
             <w:r>
               <w:rPr>
@@ -488,7 +488,7 @@
                 <w:noProof/>
                 <w:webHidden/>
               </w:rPr>
-              <w:t>5</w:t>
+              <w:t>6</w:t>
             </w:r>
             <w:r>
               <w:rPr>
@@ -512,7 +512,7 @@
               <w14:ligatures w14:val="standardContextual"/>
             </w:rPr>
           </w:pPr>
-          <w:hyperlink w:anchor="_Toc235625843" w:history="1">
+          <w:hyperlink w:anchor="_Toc239174776" w:history="1">
             <w:r>
               <w:rPr>
                 <w:rStyle w:val="Hyperlink"/>
@@ -539,7 +539,7 @@
                 <w:noProof/>
                 <w:webHidden/>
               </w:rPr>
-              <w:instrText xml:space="preserve"> PAGEREF _Toc235625843 \h </w:instrText>
+              <w:instrText xml:space="preserve"> PAGEREF _Toc239174776 \h </w:instrText>
             </w:r>
             <w:r>
               <w:rPr>
@@ -559,7 +559,7 @@
                 <w:noProof/>
                 <w:webHidden/>
               </w:rPr>
-              <w:t>5</w:t>
+              <w:t>6</w:t>
             </w:r>
             <w:r>
               <w:rPr>
@@ -583,7 +583,7 @@
               <w14:ligatures w14:val="standardContextual"/>
             </w:rPr>
           </w:pPr>
-          <w:hyperlink w:anchor="_Toc235625844" w:history="1">
+          <w:hyperlink w:anchor="_Toc239174777" w:history="1">
             <w:r>
               <w:rPr>
                 <w:rStyle w:val="Hyperlink"/>
@@ -610,7 +610,7 @@
                 <w:noProof/>
                 <w:webHidden/>
               </w:rPr>
-              <w:instrText xml:space="preserve"> PAGEREF _Toc235625844 \h </w:instrText>
+              <w:instrText xml:space="preserve"> PAGEREF _Toc239174777 \h </w:instrText>
             </w:r>
             <w:r>
               <w:rPr>
@@ -654,7 +654,7 @@
               <w14:ligatures w14:val="standardContextual"/>
             </w:rPr>
           </w:pPr>
-          <w:hyperlink w:anchor="_Toc235625845" w:history="1">
+          <w:hyperlink w:anchor="_Toc239174778" w:history="1">
             <w:r>
               <w:rPr>
                 <w:rStyle w:val="Hyperlink"/>
@@ -681,7 +681,7 @@
                 <w:noProof/>
                 <w:webHidden/>
               </w:rPr>
-              <w:instrText xml:space="preserve"> PAGEREF _Toc235625845 \h </w:instrText>
+              <w:instrText xml:space="preserve"> PAGEREF _Toc239174778 \h </w:instrText>
             </w:r>
             <w:r>
               <w:rPr>
@@ -701,7 +701,7 @@
                 <w:noProof/>
                 <w:webHidden/>
               </w:rPr>
-              <w:t>6</w:t>
+              <w:t>7</w:t>
             </w:r>
             <w:r>
               <w:rPr>
@@ -725,7 +725,7 @@
               <w14:ligatures w14:val="standardContextual"/>
             </w:rPr>
           </w:pPr>
-          <w:hyperlink w:anchor="_Toc235625846" w:history="1">
+          <w:hyperlink w:anchor="_Toc239174779" w:history="1">
             <w:r>
               <w:rPr>
                 <w:rStyle w:val="Hyperlink"/>
@@ -752,7 +752,7 @@
                 <w:noProof/>
                 <w:webHidden/>
               </w:rPr>
-              <w:instrText xml:space="preserve"> PAGEREF _Toc235625846 \h </w:instrText>
+              <w:instrText xml:space="preserve"> PAGEREF _Toc239174779 \h </w:instrText>
             </w:r>
             <w:r>
               <w:rPr>
@@ -772,7 +772,7 @@
                 <w:noProof/>
                 <w:webHidden/>
               </w:rPr>
-              <w:t>6</w:t>
+              <w:t>7</w:t>
             </w:r>
             <w:r>
               <w:rPr>
@@ -796,7 +796,7 @@
               <w14:ligatures w14:val="standardContextual"/>
             </w:rPr>
           </w:pPr>
-          <w:hyperlink w:anchor="_Toc235625847" w:history="1">
+          <w:hyperlink w:anchor="_Toc239174780" w:history="1">
             <w:r>
               <w:rPr>
                 <w:rStyle w:val="Hyperlink"/>
@@ -838,7 +838,7 @@
                 <w:noProof/>
                 <w:webHidden/>
               </w:rPr>
-              <w:instrText xml:space="preserve"> PAGEREF _Toc235625847 \h </w:instrText>
+              <w:instrText xml:space="preserve"> PAGEREF _Toc239174780 \h </w:instrText>
             </w:r>
             <w:r>
               <w:rPr>
@@ -858,7 +858,7 @@
                 <w:noProof/>
                 <w:webHidden/>
               </w:rPr>
-              <w:t>6</w:t>
+              <w:t>7</w:t>
             </w:r>
             <w:r>
               <w:rPr>
@@ -882,7 +882,7 @@
               <w14:ligatures w14:val="standardContextual"/>
             </w:rPr>
           </w:pPr>
-          <w:hyperlink w:anchor="_Toc235625848" w:history="1">
+          <w:hyperlink w:anchor="_Toc239174781" w:history="1">
             <w:r>
               <w:rPr>
                 <w:rStyle w:val="Hyperlink"/>
@@ -909,7 +909,7 @@
                 <w:noProof/>
                 <w:webHidden/>
               </w:rPr>
-              <w:instrText xml:space="preserve"> PAGEREF _Toc235625848 \h </w:instrText>
+              <w:instrText xml:space="preserve"> PAGEREF _Toc239174781 \h </w:instrText>
             </w:r>
             <w:r>
               <w:rPr>
@@ -929,7 +929,7 @@
                 <w:noProof/>
                 <w:webHidden/>
               </w:rPr>
-              <w:t>6</w:t>
+              <w:t>7</w:t>
             </w:r>
             <w:r>
               <w:rPr>
@@ -953,7 +953,7 @@
               <w14:ligatures w14:val="standardContextual"/>
             </w:rPr>
           </w:pPr>
-          <w:hyperlink w:anchor="_Toc235625849" w:history="1">
+          <w:hyperlink w:anchor="_Toc239174782" w:history="1">
             <w:r>
               <w:rPr>
                 <w:rStyle w:val="Hyperlink"/>
@@ -995,7 +995,7 @@
                 <w:noProof/>
                 <w:webHidden/>
               </w:rPr>
-              <w:instrText xml:space="preserve"> PAGEREF _Toc235625849 \h </w:instrText>
+              <w:instrText xml:space="preserve"> PAGEREF _Toc239174782 \h </w:instrText>
             </w:r>
             <w:r>
               <w:rPr>
@@ -1015,7 +1015,7 @@
                 <w:noProof/>
                 <w:webHidden/>
               </w:rPr>
-              <w:t>7</w:t>
+              <w:t>8</w:t>
             </w:r>
             <w:r>
               <w:rPr>
@@ -1039,7 +1039,7 @@
               <w14:ligatures w14:val="standardContextual"/>
             </w:rPr>
           </w:pPr>
-          <w:hyperlink w:anchor="_Toc235625850" w:history="1">
+          <w:hyperlink w:anchor="_Toc239174783" w:history="1">
             <w:r>
               <w:rPr>
                 <w:rStyle w:val="Hyperlink"/>
@@ -1066,7 +1066,7 @@
                 <w:noProof/>
                 <w:webHidden/>
               </w:rPr>
-              <w:instrText xml:space="preserve"> PAGEREF _Toc235625850 \h </w:instrText>
+              <w:instrText xml:space="preserve"> PAGEREF _Toc239174783 \h </w:instrText>
             </w:r>
             <w:r>
               <w:rPr>
@@ -1086,7 +1086,7 @@
                 <w:noProof/>
                 <w:webHidden/>
               </w:rPr>
-              <w:t>8</w:t>
+              <w:t>9</w:t>
             </w:r>
             <w:r>
               <w:rPr>
@@ -1110,7 +1110,7 @@
               <w14:ligatures w14:val="standardContextual"/>
             </w:rPr>
           </w:pPr>
-          <w:hyperlink w:anchor="_Toc235625851" w:history="1">
+          <w:hyperlink w:anchor="_Toc239174784" w:history="1">
             <w:r>
               <w:rPr>
                 <w:rStyle w:val="Hyperlink"/>
@@ -1137,7 +1137,7 @@
                 <w:noProof/>
                 <w:webHidden/>
               </w:rPr>
-              <w:instrText xml:space="preserve"> PAGEREF _Toc235625851 \h </w:instrText>
+              <w:instrText xml:space="preserve"> PAGEREF _Toc239174784 \h </w:instrText>
             </w:r>
             <w:r>
               <w:rPr>
@@ -1157,7 +1157,7 @@
                 <w:noProof/>
                 <w:webHidden/>
               </w:rPr>
-              <w:t>8</w:t>
+              <w:t>9</w:t>
             </w:r>
             <w:r>
               <w:rPr>
@@ -1181,7 +1181,7 @@
               <w14:ligatures w14:val="standardContextual"/>
             </w:rPr>
           </w:pPr>
-          <w:hyperlink w:anchor="_Toc235625852" w:history="1">
+          <w:hyperlink w:anchor="_Toc239174785" w:history="1">
             <w:r>
               <w:rPr>
                 <w:rStyle w:val="Hyperlink"/>
@@ -1208,7 +1208,7 @@
                 <w:noProof/>
                 <w:webHidden/>
               </w:rPr>
-              <w:instrText xml:space="preserve"> PAGEREF _Toc235625852 \h </w:instrText>
+              <w:instrText xml:space="preserve"> PAGEREF _Toc239174785 \h </w:instrText>
             </w:r>
             <w:r>
               <w:rPr>
@@ -1228,7 +1228,7 @@
                 <w:noProof/>
                 <w:webHidden/>
               </w:rPr>
-              <w:t>8</w:t>
+              <w:t>9</w:t>
             </w:r>
             <w:r>
               <w:rPr>
@@ -1252,7 +1252,7 @@
               <w14:ligatures w14:val="standardContextual"/>
             </w:rPr>
           </w:pPr>
-          <w:hyperlink w:anchor="_Toc235625853" w:history="1">
+          <w:hyperlink w:anchor="_Toc239174786" w:history="1">
             <w:r>
               <w:rPr>
                 <w:rStyle w:val="Hyperlink"/>
@@ -1279,7 +1279,7 @@
                 <w:noProof/>
                 <w:webHidden/>
               </w:rPr>
-              <w:instrText xml:space="preserve"> PAGEREF _Toc235625853 \h </w:instrText>
+              <w:instrText xml:space="preserve"> PAGEREF _Toc239174786 \h </w:instrText>
             </w:r>
             <w:r>
               <w:rPr>
@@ -1299,7 +1299,7 @@
                 <w:noProof/>
                 <w:webHidden/>
               </w:rPr>
-              <w:t>8</w:t>
+              <w:t>9</w:t>
             </w:r>
             <w:r>
               <w:rPr>
@@ -1323,7 +1323,7 @@
               <w14:ligatures w14:val="standardContextual"/>
             </w:rPr>
           </w:pPr>
-          <w:hyperlink w:anchor="_Toc235625854" w:history="1">
+          <w:hyperlink w:anchor="_Toc239174787" w:history="1">
             <w:r>
               <w:rPr>
                 <w:rStyle w:val="Hyperlink"/>
@@ -1350,7 +1350,7 @@
                 <w:noProof/>
                 <w:webHidden/>
               </w:rPr>
-              <w:instrText xml:space="preserve"> PAGEREF _Toc235625854 \h </w:instrText>
+              <w:instrText xml:space="preserve"> PAGEREF _Toc239174787 \h </w:instrText>
             </w:r>
             <w:r>
               <w:rPr>
@@ -1370,7 +1370,7 @@
                 <w:noProof/>
                 <w:webHidden/>
               </w:rPr>
-              <w:t>9</w:t>
+              <w:t>10</w:t>
             </w:r>
             <w:r>
               <w:rPr>
@@ -1394,7 +1394,7 @@
               <w14:ligatures w14:val="standardContextual"/>
             </w:rPr>
           </w:pPr>
-          <w:hyperlink w:anchor="_Toc235625855" w:history="1">
+          <w:hyperlink w:anchor="_Toc239174788" w:history="1">
             <w:r>
               <w:rPr>
                 <w:rStyle w:val="Hyperlink"/>
@@ -1436,7 +1436,7 @@
                 <w:noProof/>
                 <w:webHidden/>
               </w:rPr>
-              <w:instrText xml:space="preserve"> PAGEREF _Toc235625855 \h </w:instrText>
+              <w:instrText xml:space="preserve"> PAGEREF _Toc239174788 \h </w:instrText>
             </w:r>
             <w:r>
               <w:rPr>
@@ -1456,7 +1456,7 @@
                 <w:noProof/>
                 <w:webHidden/>
               </w:rPr>
-              <w:t>9</w:t>
+              <w:t>11</w:t>
             </w:r>
             <w:r>
               <w:rPr>
@@ -1480,7 +1480,7 @@
               <w14:ligatures w14:val="standardContextual"/>
             </w:rPr>
           </w:pPr>
-          <w:hyperlink w:anchor="_Toc235625856" w:history="1">
+          <w:hyperlink w:anchor="_Toc239174789" w:history="1">
             <w:r>
               <w:rPr>
                 <w:rStyle w:val="Hyperlink"/>
@@ -1507,7 +1507,7 @@
                 <w:noProof/>
                 <w:webHidden/>
               </w:rPr>
-              <w:instrText xml:space="preserve"> PAGEREF _Toc235625856 \h </w:instrText>
+              <w:instrText xml:space="preserve"> PAGEREF _Toc239174789 \h </w:instrText>
             </w:r>
             <w:r>
               <w:rPr>
@@ -1527,7 +1527,7 @@
                 <w:noProof/>
                 <w:webHidden/>
               </w:rPr>
-              <w:t>9</w:t>
+              <w:t>11</w:t>
             </w:r>
             <w:r>
               <w:rPr>
@@ -1551,7 +1551,7 @@
               <w14:ligatures w14:val="standardContextual"/>
             </w:rPr>
           </w:pPr>
-          <w:hyperlink w:anchor="_Toc235625857" w:history="1">
+          <w:hyperlink w:anchor="_Toc239174790" w:history="1">
             <w:r>
               <w:rPr>
                 <w:rStyle w:val="Hyperlink"/>
@@ -1578,7 +1578,7 @@
                 <w:noProof/>
                 <w:webHidden/>
               </w:rPr>
-              <w:instrText xml:space="preserve"> PAGEREF _Toc235625857 \h </w:instrText>
+              <w:instrText xml:space="preserve"> PAGEREF _Toc239174790 \h </w:instrText>
             </w:r>
             <w:r>
               <w:rPr>
@@ -1598,7 +1598,7 @@
                 <w:noProof/>
                 <w:webHidden/>
               </w:rPr>
-              <w:t>10</w:t>
+              <w:t>11</w:t>
             </w:r>
             <w:r>
               <w:rPr>
@@ -1622,7 +1622,7 @@
               <w14:ligatures w14:val="standardContextual"/>
             </w:rPr>
           </w:pPr>
-          <w:hyperlink w:anchor="_Toc235625858" w:history="1">
+          <w:hyperlink w:anchor="_Toc239174791" w:history="1">
             <w:r>
               <w:rPr>
                 <w:rStyle w:val="Hyperlink"/>
@@ -1649,7 +1649,7 @@
                 <w:noProof/>
                 <w:webHidden/>
               </w:rPr>
-              <w:instrText xml:space="preserve"> PAGEREF _Toc235625858 \h </w:instrText>
+              <w:instrText xml:space="preserve"> PAGEREF _Toc239174791 \h </w:instrText>
             </w:r>
             <w:r>
               <w:rPr>
@@ -1669,7 +1669,7 @@
                 <w:noProof/>
                 <w:webHidden/>
               </w:rPr>
-              <w:t>11</w:t>
+              <w:t>12</w:t>
             </w:r>
             <w:r>
               <w:rPr>
@@ -1693,7 +1693,7 @@
               <w14:ligatures w14:val="standardContextual"/>
             </w:rPr>
           </w:pPr>
-          <w:hyperlink w:anchor="_Toc235625859" w:history="1">
+          <w:hyperlink w:anchor="_Toc239174792" w:history="1">
             <w:r>
               <w:rPr>
                 <w:rStyle w:val="Hyperlink"/>
@@ -1720,7 +1720,7 @@
                 <w:noProof/>
                 <w:webHidden/>
               </w:rPr>
-              <w:instrText xml:space="preserve"> PAGEREF _Toc235625859 \h </w:instrText>
+              <w:instrText xml:space="preserve"> PAGEREF _Toc239174792 \h </w:instrText>
             </w:r>
             <w:r>
               <w:rPr>
@@ -1740,7 +1740,7 @@
                 <w:noProof/>
                 <w:webHidden/>
               </w:rPr>
-              <w:t>11</w:t>
+              <w:t>13</w:t>
             </w:r>
             <w:r>
               <w:rPr>
@@ -1776,7 +1776,7 @@
       <w:pPr>
         <w:pStyle w:val="Heading1"/>
       </w:pPr>
-      <w:bookmarkStart w:id="1" w:name="_Toc235625837"/>
+      <w:bookmarkStart w:id="1" w:name="_Toc239174770"/>
       <w:r>
         <w:lastRenderedPageBreak/>
         <w:t>AI Accelerator Dashboard — Working Instructions</w:t>
@@ -1808,7 +1808,10 @@
         <w:t>Azure App Service</w:t>
       </w:r>
       <w:r>
-        <w:t>. It is written so that someone who has never touched this project can run, modify, and redeploy it confidently.</w:t>
+        <w:t xml:space="preserve">. It is written so that someone who </w:t>
+      </w:r>
+      <w:r>
+        <w:t>has never touched this project can run, modify, and redeploy it confidently.</w:t>
       </w:r>
     </w:p>
     <w:p>
@@ -1828,7 +1831,7 @@
     </w:p>
     <w:p>
       <w:r>
-        <w:pict w14:anchorId="304E13A1">
+        <w:pict w14:anchorId="150068AA">
           <v:rect id="_x0000_i1025" style="width:0;height:1.5pt" o:hralign="center" o:hrstd="t" o:hr="t"/>
         </w:pict>
       </w:r>
@@ -1837,17 +1840,12 @@
       <w:pPr>
         <w:pStyle w:val="Heading2"/>
       </w:pPr>
-      <w:bookmarkStart w:id="2" w:name="_Toc235625838"/>
-      <w:bookmarkStart w:id="3" w:name="X706f3bc17e6891ff3debb52cfc915c70d1bbdb7"/>
-      <w:r>
-        <w:t xml:space="preserve">1. What </w:t>
-      </w:r>
-      <w:proofErr w:type="gramStart"/>
-      <w:r>
-        <w:t>this app is</w:t>
-      </w:r>
-      <w:bookmarkEnd w:id="2"/>
-      <w:proofErr w:type="gramEnd"/>
+      <w:bookmarkStart w:id="2" w:name="X706f3bc17e6891ff3debb52cfc915c70d1bbdb7"/>
+      <w:bookmarkStart w:id="3" w:name="_Toc239174771"/>
+      <w:r>
+        <w:t>1. What this app is</w:t>
+      </w:r>
+      <w:bookmarkEnd w:id="3"/>
     </w:p>
     <w:p>
       <w:pPr>
@@ -1908,47 +1906,50 @@
           <w:b/>
           <w:bCs/>
         </w:rPr>
-        <w:t xml:space="preserve">No </w:t>
-      </w:r>
-      <w:proofErr w:type="gramStart"/>
+        <w:t>No build step, no framework.</w:t>
+      </w:r>
+      <w:r>
+        <w:t xml:space="preserve"> </w:t>
+      </w:r>
+      <w:r>
+        <w:t xml:space="preserve">The dashboard is vanilla HTML + CSS + JavaScript in </w:t>
+      </w:r>
+      <w:r>
+        <w:rPr>
+          <w:rStyle w:val="VerbatimChar"/>
+        </w:rPr>
+        <w:t>index.html</w:t>
+      </w:r>
+      <w:r>
+        <w:t xml:space="preserve">, with authentication UI split into </w:t>
+      </w:r>
+      <w:r>
+        <w:rPr>
+          <w:rStyle w:val="VerbatimChar"/>
+        </w:rPr>
+        <w:t>login.html</w:t>
+      </w:r>
+      <w:r>
+        <w:t xml:space="preserve"> and </w:t>
+      </w:r>
+      <w:r>
+        <w:rPr>
+          <w:rStyle w:val="VerbatimChar"/>
+        </w:rPr>
+        <w:t>js/auth.js</w:t>
+      </w:r>
+      <w:r>
+        <w:t xml:space="preserve">. </w:t>
+      </w:r>
       <w:r>
         <w:rPr>
           <w:b/>
           <w:bCs/>
         </w:rPr>
-        <w:t>build</w:t>
-      </w:r>
-      <w:proofErr w:type="gramEnd"/>
-      <w:r>
-        <w:rPr>
-          <w:b/>
-          <w:bCs/>
-        </w:rPr>
-        <w:t xml:space="preserve"> step, no framework.</w:t>
-      </w:r>
-      <w:r>
-        <w:t xml:space="preserve"> The entire UI is vanilla HTML + CSS + JavaScript in one file (</w:t>
-      </w:r>
-      <w:r>
-        <w:rPr>
-          <w:rStyle w:val="VerbatimChar"/>
-        </w:rPr>
-        <w:t>index.html</w:t>
-      </w:r>
-      <w:r>
-        <w:t xml:space="preserve">), using </w:t>
-      </w:r>
-      <w:proofErr w:type="spellStart"/>
-      <w:r>
-        <w:rPr>
-          <w:b/>
-          <w:bCs/>
-        </w:rPr>
         <w:t>SheetJS</w:t>
       </w:r>
-      <w:proofErr w:type="spellEnd"/>
-      <w:r>
-        <w:t xml:space="preserve"> (loaded from a CDN) to parse the workbook.</w:t>
+      <w:r>
+        <w:t xml:space="preserve"> (loaded from a CDN) parses the workbook.</w:t>
       </w:r>
     </w:p>
     <w:p>
@@ -2012,12 +2013,12 @@
       <w:pPr>
         <w:pStyle w:val="Heading3"/>
       </w:pPr>
-      <w:bookmarkStart w:id="4" w:name="_Toc235625839"/>
-      <w:bookmarkStart w:id="5" w:name="files-in-this-repo"/>
+      <w:bookmarkStart w:id="4" w:name="files-in-this-repo"/>
+      <w:bookmarkStart w:id="5" w:name="_Toc239174772"/>
       <w:r>
         <w:t>Files in this repo</w:t>
       </w:r>
-      <w:bookmarkEnd w:id="4"/>
+      <w:bookmarkEnd w:id="5"/>
     </w:p>
     <w:tbl>
       <w:tblPr>
@@ -2105,6 +2106,99 @@
               <w:rPr>
                 <w:rStyle w:val="VerbatimChar"/>
               </w:rPr>
+              <w:t>login.html</w:t>
+            </w:r>
+          </w:p>
+        </w:tc>
+        <w:tc>
+          <w:tcPr>
+            <w:tcW w:w="0" w:type="auto"/>
+          </w:tcPr>
+          <w:p>
+            <w:pPr>
+              <w:pStyle w:val="Compact"/>
+            </w:pPr>
+            <w:r>
+              <w:t>Standalone branded login page. Shows the active Azure CLI account locally and uses App Service Easy Auth endpoints in Azure.</w:t>
+            </w:r>
+          </w:p>
+        </w:tc>
+      </w:tr>
+      <w:tr>
+        <w:tc>
+          <w:tcPr>
+            <w:tcW w:w="0" w:type="auto"/>
+          </w:tcPr>
+          <w:p>
+            <w:pPr>
+              <w:pStyle w:val="Compact"/>
+            </w:pPr>
+            <w:r>
+              <w:rPr>
+                <w:rStyle w:val="VerbatimChar"/>
+              </w:rPr>
+              <w:t>js/auth.js</w:t>
+            </w:r>
+          </w:p>
+        </w:tc>
+        <w:tc>
+          <w:tcPr>
+            <w:tcW w:w="0" w:type="auto"/>
+          </w:tcPr>
+          <w:p>
+            <w:pPr>
+              <w:pStyle w:val="Compact"/>
+            </w:pPr>
+            <w:r>
+              <w:t>Dashboard session check, Entra profile display, manual logout, and automatic logout after one hour of inactivity.</w:t>
+            </w:r>
+          </w:p>
+        </w:tc>
+      </w:tr>
+      <w:tr>
+        <w:tc>
+          <w:tcPr>
+            <w:tcW w:w="0" w:type="auto"/>
+          </w:tcPr>
+          <w:p>
+            <w:pPr>
+              <w:pStyle w:val="Compact"/>
+            </w:pPr>
+            <w:r>
+              <w:rPr>
+                <w:rStyle w:val="VerbatimChar"/>
+              </w:rPr>
+              <w:t>quadrant-logo.png</w:t>
+            </w:r>
+          </w:p>
+        </w:tc>
+        <w:tc>
+          <w:tcPr>
+            <w:tcW w:w="0" w:type="auto"/>
+          </w:tcPr>
+          <w:p>
+            <w:pPr>
+              <w:pStyle w:val="Compact"/>
+            </w:pPr>
+            <w:r>
+              <w:t>Quadrant Technologies logo displayed on the login page.</w:t>
+            </w:r>
+          </w:p>
+        </w:tc>
+      </w:tr>
+      <w:tr>
+        <w:tc>
+          <w:tcPr>
+            <w:tcW w:w="0" w:type="auto"/>
+          </w:tcPr>
+          <w:p>
+            <w:pPr>
+              <w:pStyle w:val="Compact"/>
+            </w:pPr>
+            <w:r>
+              <w:rPr>
+                <w:rStyle w:val="VerbatimChar"/>
+              </w:rPr>
               <w:t>dev-server.js</w:t>
             </w:r>
           </w:p>
@@ -2135,6 +2229,7 @@
                 <w:b/>
                 <w:bCs/>
               </w:rPr>
+              <w:lastRenderedPageBreak/>
               <w:t>Microsoft Graph</w:t>
             </w:r>
             <w:r>
@@ -2149,14 +2244,12 @@
             <w:r>
               <w:t xml:space="preserve">. Also generates a safe client config at </w:t>
             </w:r>
-            <w:proofErr w:type="gramStart"/>
             <w:r>
               <w:rPr>
                 <w:rStyle w:val="VerbatimChar"/>
               </w:rPr>
               <w:t>/.env</w:t>
             </w:r>
-            <w:proofErr w:type="gramEnd"/>
             <w:r>
               <w:t>.</w:t>
             </w:r>
@@ -2172,16 +2265,13 @@
             <w:pPr>
               <w:pStyle w:val="Compact"/>
             </w:pPr>
-            <w:proofErr w:type="spellStart"/>
-            <w:proofErr w:type="gramStart"/>
             <w:r>
               <w:rPr>
                 <w:rStyle w:val="VerbatimChar"/>
               </w:rPr>
+              <w:lastRenderedPageBreak/>
               <w:t>package.json</w:t>
             </w:r>
-            <w:proofErr w:type="spellEnd"/>
-            <w:proofErr w:type="gramEnd"/>
           </w:p>
         </w:tc>
         <w:tc>
@@ -2225,14 +2315,12 @@
             <w:pPr>
               <w:pStyle w:val="Compact"/>
             </w:pPr>
-            <w:proofErr w:type="gramStart"/>
             <w:r>
               <w:rPr>
                 <w:rStyle w:val="VerbatimChar"/>
               </w:rPr>
               <w:t>.env</w:t>
             </w:r>
-            <w:proofErr w:type="gramEnd"/>
           </w:p>
         </w:tc>
         <w:tc>
@@ -2309,11 +2397,7 @@
               <w:pStyle w:val="Compact"/>
             </w:pPr>
             <w:r>
-              <w:t xml:space="preserve">Older notes describing a GitHub Pages variant (see §11 — the live app uses Azure App Service, </w:t>
-            </w:r>
-            <w:r>
-              <w:lastRenderedPageBreak/>
-              <w:t>not Pages).</w:t>
+              <w:t>Older notes describing a GitHub Pages variant (see §11 — the live app uses Azure App Service, not Pages).</w:t>
             </w:r>
           </w:p>
         </w:tc>
@@ -2384,7 +2468,34 @@
               <w:t>index.html</w:t>
             </w:r>
             <w:r>
-              <w:t xml:space="preserve"> + the </w:t>
+              <w:t xml:space="preserve">, </w:t>
+            </w:r>
+            <w:r>
+              <w:rPr>
+                <w:rStyle w:val="VerbatimChar"/>
+              </w:rPr>
+              <w:t>login.html</w:t>
+            </w:r>
+            <w:r>
+              <w:t xml:space="preserve">, </w:t>
+            </w:r>
+            <w:r>
+              <w:rPr>
+                <w:rStyle w:val="VerbatimChar"/>
+              </w:rPr>
+              <w:t>js/auth.js</w:t>
+            </w:r>
+            <w:r>
+              <w:t xml:space="preserve">, </w:t>
+            </w:r>
+            <w:r>
+              <w:rPr>
+                <w:rStyle w:val="VerbatimChar"/>
+              </w:rPr>
+              <w:t>quadrant-logo.png</w:t>
+            </w:r>
+            <w:r>
+              <w:t xml:space="preserve">, the </w:t>
             </w:r>
             <w:r>
               <w:rPr>
@@ -2403,29 +2514,16 @@
               <w:t>dev-server.js</w:t>
             </w:r>
             <w:r>
-              <w:t xml:space="preserve"> + </w:t>
-            </w:r>
-            <w:proofErr w:type="spellStart"/>
-            <w:proofErr w:type="gramStart"/>
+              <w:t xml:space="preserve">, and </w:t>
+            </w:r>
             <w:r>
               <w:rPr>
                 <w:rStyle w:val="VerbatimChar"/>
               </w:rPr>
               <w:t>package.json</w:t>
             </w:r>
-            <w:proofErr w:type="spellEnd"/>
-            <w:proofErr w:type="gramEnd"/>
-            <w:r>
-              <w:t xml:space="preserve">. Kept in sync after every </w:t>
-            </w:r>
-            <w:r>
-              <w:rPr>
-                <w:rStyle w:val="VerbatimChar"/>
-              </w:rPr>
-              <w:t>index.html</w:t>
-            </w:r>
-            <w:r>
-              <w:t xml:space="preserve"> change (see §8.4); only deployed when explicitly asked.</w:t>
+            <w:r>
+              <w:t>. Kept in sync after web-asset changes (see §8.4); only deployed when explicitly asked.</w:t>
             </w:r>
           </w:p>
         </w:tc>
@@ -2458,20 +2556,14 @@
             <w:r>
               <w:t>Full project snapshot distributed via Azure Blob (</w:t>
             </w:r>
-            <w:proofErr w:type="spellStart"/>
             <w:r>
               <w:rPr>
                 <w:rStyle w:val="VerbatimChar"/>
               </w:rPr>
               <w:t>aiacceldash</w:t>
             </w:r>
-            <w:proofErr w:type="spellEnd"/>
-            <w:r>
-              <w:t>). Sensitive (</w:t>
-            </w:r>
-            <w:proofErr w:type="gramStart"/>
-            <w:r>
-              <w:t xml:space="preserve">bundles </w:t>
+            <w:r>
+              <w:t xml:space="preserve">). Sensitive (bundles </w:t>
             </w:r>
             <w:r>
               <w:rPr>
@@ -2479,7 +2571,6 @@
               </w:rPr>
               <w:t>.env</w:t>
             </w:r>
-            <w:proofErr w:type="gramEnd"/>
             <w:r>
               <w:t>); container public access disabled.</w:t>
             </w:r>
@@ -2496,18 +2587,41 @@
           <w:b/>
           <w:bCs/>
         </w:rPr>
-        <w:t>Important</w:t>
-      </w:r>
-      <w:proofErr w:type="gramStart"/>
+        <w:t>Important:</w:t>
+      </w:r>
+      <w:r>
+        <w:t xml:space="preserve"> </w:t>
+      </w:r>
+      <w:r>
+        <w:rPr>
+          <w:rStyle w:val="VerbatimChar"/>
+        </w:rPr>
+        <w:t>.env</w:t>
+      </w:r>
+      <w:r>
+        <w:t xml:space="preserve"> and </w:t>
+      </w:r>
+      <w:r>
+        <w:rPr>
+          <w:rStyle w:val="VerbatimChar"/>
+        </w:rPr>
+        <w:t>app.zip</w:t>
+      </w:r>
+      <w:r>
+        <w:t xml:space="preserve"> </w:t>
+      </w:r>
+      <w:r>
+        <w:t xml:space="preserve">are git-ignored. Never commit secrets. In the cloud, config comes from </w:t>
+      </w:r>
       <w:r>
         <w:rPr>
           <w:b/>
           <w:bCs/>
         </w:rPr>
-        <w:t>:</w:t>
-      </w:r>
-      <w:r>
-        <w:t xml:space="preserve"> </w:t>
+        <w:t>App Service application settings</w:t>
+      </w:r>
+      <w:r>
+        <w:t xml:space="preserve">, not from </w:t>
       </w:r>
       <w:r>
         <w:rPr>
@@ -2515,318 +2629,286 @@
         </w:rPr>
         <w:t>.env</w:t>
       </w:r>
-      <w:proofErr w:type="gramEnd"/>
-      <w:r>
-        <w:t xml:space="preserve"> and </w:t>
-      </w:r>
-      <w:r>
-        <w:rPr>
-          <w:rStyle w:val="VerbatimChar"/>
-        </w:rPr>
-        <w:t>app.zip</w:t>
-      </w:r>
-      <w:r>
-        <w:t xml:space="preserve"> are git-ignored. Never commit secrets. In the cloud, config comes from </w:t>
-      </w:r>
+      <w:r>
+        <w:t>.</w:t>
+      </w:r>
+    </w:p>
+    <w:p>
+      <w:r>
+        <w:pict w14:anchorId="150068AB">
+          <v:rect id="_x0000_i1026" style="width:0;height:1.5pt" o:hralign="center" o:hrstd="t" o:hr="t"/>
+        </w:pict>
+      </w:r>
+    </w:p>
+    <w:p>
+      <w:pPr>
+        <w:pStyle w:val="Heading2"/>
+      </w:pPr>
+      <w:bookmarkStart w:id="6" w:name="X23b7dde1db668cec905b94749851b5be9dc83c4"/>
+      <w:bookmarkStart w:id="7" w:name="_Toc239174773"/>
+      <w:bookmarkEnd w:id="2"/>
+      <w:bookmarkEnd w:id="4"/>
+      <w:r>
+        <w:t>2. Architecture at a glance</w:t>
+      </w:r>
+      <w:bookmarkEnd w:id="7"/>
+    </w:p>
+    <w:p>
+      <w:pPr>
+        <w:pStyle w:val="SourceCode"/>
+      </w:pPr>
+      <w:r>
+        <w:rPr>
+          <w:rStyle w:val="VerbatimChar"/>
+        </w:rPr>
+        <w:t>Someone edits the Asset Register workbook in SharePoint Online</w:t>
+      </w:r>
+      <w:r>
+        <w:br/>
+      </w:r>
+      <w:r>
+        <w:rPr>
+          <w:rStyle w:val="VerbatimChar"/>
+        </w:rPr>
+        <w:t xml:space="preserve">      │</w:t>
+      </w:r>
+      <w:r>
+        <w:br/>
+      </w:r>
+      <w:r>
+        <w:rPr>
+          <w:rStyle w:val="VerbatimChar"/>
+        </w:rPr>
+        <w:t xml:space="preserve">      ▼</w:t>
+      </w:r>
+      <w:r>
+        <w:br/>
+      </w:r>
+      <w:r>
+        <w:rPr>
+          <w:rStyle w:val="VerbatimChar"/>
+        </w:rPr>
+        <w:t>User opens the dashboard URL (Azure App Service)</w:t>
+      </w:r>
+      <w:r>
+        <w:br/>
+      </w:r>
+      <w:r>
+        <w:rPr>
+          <w:rStyle w:val="VerbatimChar"/>
+        </w:rPr>
+        <w:t xml:space="preserve">  │  Easy Auth requires Microsoft Entra ID sign-in</w:t>
+      </w:r>
+      <w:r>
+        <w:br/>
+      </w:r>
+      <w:r>
+        <w:rPr>
+          <w:rStyle w:val="VerbatimChar"/>
+        </w:rPr>
+        <w:t xml:space="preserve">  │  before protected application files are returned</w:t>
+      </w:r>
+      <w:r>
+        <w:br/>
+      </w:r>
+      <w:r>
+        <w:rPr>
+          <w:rStyle w:val="VerbatimChar"/>
+        </w:rPr>
+        <w:t xml:space="preserve">      ▼</w:t>
+      </w:r>
+      <w:r>
+        <w:br/>
+      </w:r>
+      <w:r>
+        <w:rPr>
+          <w:rStyle w:val="VerbatimChar"/>
+        </w:rPr>
+        <w:t>Browser loads index.html + js/auth.js, then fetches:</w:t>
+      </w:r>
+      <w:r>
+        <w:br/>
+      </w:r>
+      <w:r>
+        <w:rPr>
+          <w:rStyle w:val="VerbatimChar"/>
+        </w:rPr>
+        <w:t xml:space="preserve">   • GET /.auth/me      → user name/email claims for the profile control</w:t>
+      </w:r>
+      <w:r>
+        <w:br/>
+      </w:r>
+      <w:r>
+        <w:rPr>
+          <w:rStyle w:val="VerbatimChar"/>
+        </w:rPr>
+        <w:t xml:space="preserve">   • GET /.env          → server returns SHEET_NAME, WORKBOOK_URL=/workbook.xlsx, REFRESH_SECONDS</w:t>
+      </w:r>
+      <w:r>
+        <w:br/>
+      </w:r>
+      <w:r>
+        <w:rPr>
+          <w:rStyle w:val="VerbatimChar"/>
+        </w:rPr>
+        <w:t xml:space="preserve">   • GET /workbook.xlsx → dev-server.js proxies the live file via Microsoft Graph</w:t>
+      </w:r>
+      <w:r>
+        <w:br/>
+      </w:r>
+      <w:r>
+        <w:rPr>
+          <w:rStyle w:val="VerbatimChar"/>
+        </w:rPr>
+        <w:t xml:space="preserve">      │</w:t>
+      </w:r>
+      <w:r>
+        <w:br/>
+      </w:r>
+      <w:r>
+        <w:rPr>
+          <w:rStyle w:val="VerbatimChar"/>
+        </w:rPr>
+        <w:t xml:space="preserve">      ▼</w:t>
+      </w:r>
+      <w:r>
+        <w:br/>
+      </w:r>
+      <w:r>
+        <w:rPr>
+          <w:rStyle w:val="VerbatimChar"/>
+        </w:rPr>
+        <w:t>dev-server.js reads the workbook using the SIGNED-IN USER's Graph token</w:t>
+      </w:r>
+      <w:r>
+        <w:br/>
+      </w:r>
+      <w:r>
+        <w:rPr>
+          <w:rStyle w:val="VerbatimChar"/>
+        </w:rPr>
+        <w:t xml:space="preserve">   (injected by Easy Auth as the X-MS-TOKEN-AAD-ACCESS-TOKEN request header)</w:t>
+      </w:r>
+      <w:r>
+        <w:br/>
+      </w:r>
+      <w:r>
+        <w:rPr>
+          <w:rStyle w:val="VerbatimChar"/>
+        </w:rPr>
+        <w:lastRenderedPageBreak/>
+        <w:t xml:space="preserve">      │</w:t>
+      </w:r>
+      <w:r>
+        <w:br/>
+      </w:r>
+      <w:r>
+        <w:rPr>
+          <w:rStyle w:val="VerbatimChar"/>
+        </w:rPr>
+        <w:t xml:space="preserve">      ▼</w:t>
+      </w:r>
+      <w:r>
+        <w:br/>
+      </w:r>
+      <w:r>
+        <w:rPr>
+          <w:rStyle w:val="VerbatimChar"/>
+        </w:rPr>
+        <w:t>SheetJS parses the sheet named SHEET_NAME → dashboard renders live KPIs &amp; charts</w:t>
+      </w:r>
+      <w:r>
+        <w:br/>
+      </w:r>
+      <w:r>
+        <w:rPr>
+          <w:rStyle w:val="VerbatimChar"/>
+        </w:rPr>
+        <w:t xml:space="preserve">      │  (re-checks every REFRESH_SECONDS)</w:t>
+      </w:r>
+      <w:r>
+        <w:br/>
+      </w:r>
+      <w:r>
+        <w:rPr>
+          <w:rStyle w:val="VerbatimChar"/>
+        </w:rPr>
+        <w:t xml:space="preserve">      ▼</w:t>
+      </w:r>
+      <w:r>
+        <w:br/>
+      </w:r>
+      <w:r>
+        <w:rPr>
+          <w:rStyle w:val="VerbatimChar"/>
+        </w:rPr>
+        <w:t>If the workbook can't be read → dashboard shows the embedded snapshot baked into index.html</w:t>
+      </w:r>
+    </w:p>
+    <w:p>
+      <w:pPr>
+        <w:pStyle w:val="FirstParagraph"/>
+      </w:pPr>
+      <w:r>
+        <w:rPr>
+          <w:rStyle w:val="VerbatimChar"/>
+        </w:rPr>
+        <w:t>login.html</w:t>
+      </w:r>
+      <w:r>
+        <w:t xml:space="preserve"> is the editable branded login experience. It is used directly for local development. In the current production configuration, ARM-managed Easy Auth protects every static path, so an anonymous request is challenged by Microsoft Entra ID before </w:t>
+      </w:r>
+      <w:r>
+        <w:rPr>
+          <w:rStyle w:val="VerbatimChar"/>
+        </w:rPr>
+        <w:t>login.html</w:t>
+      </w:r>
+      <w:r>
+        <w:t xml:space="preserve"> can render. The file is</w:t>
+      </w:r>
+      <w:r>
+        <w:t xml:space="preserve"> deployed for authenticated/sign-out flows and future file-based Easy Auth configuration.</w:t>
+      </w:r>
+    </w:p>
+    <w:p>
+      <w:pPr>
+        <w:pStyle w:val="BodyText"/>
+      </w:pPr>
       <w:r>
         <w:rPr>
           <w:b/>
           <w:bCs/>
         </w:rPr>
-        <w:t>App Service application settings</w:t>
-      </w:r>
-      <w:r>
-        <w:t xml:space="preserve">, not </w:t>
-      </w:r>
-      <w:proofErr w:type="gramStart"/>
-      <w:r>
-        <w:t xml:space="preserve">from </w:t>
-      </w:r>
-      <w:r>
-        <w:rPr>
-          <w:rStyle w:val="VerbatimChar"/>
-        </w:rPr>
-        <w:t>.env</w:t>
-      </w:r>
-      <w:proofErr w:type="gramEnd"/>
-      <w:r>
-        <w:t>.</w:t>
-      </w:r>
-    </w:p>
-    <w:p>
-      <w:r>
-        <w:pict w14:anchorId="304E13A2">
-          <v:rect id="_x0000_i1026" style="width:0;height:1.5pt" o:hralign="center" o:hrstd="t" o:hr="t"/>
-        </w:pict>
-      </w:r>
-    </w:p>
-    <w:p>
-      <w:pPr>
-        <w:pStyle w:val="Heading2"/>
-      </w:pPr>
-      <w:bookmarkStart w:id="6" w:name="_Toc235625840"/>
-      <w:bookmarkStart w:id="7" w:name="X23b7dde1db668cec905b94749851b5be9dc83c4"/>
-      <w:bookmarkEnd w:id="3"/>
-      <w:bookmarkEnd w:id="5"/>
-      <w:r>
-        <w:t xml:space="preserve">2. Architecture </w:t>
-      </w:r>
-      <w:proofErr w:type="gramStart"/>
-      <w:r>
-        <w:t>at a glance</w:t>
-      </w:r>
-      <w:bookmarkEnd w:id="6"/>
-      <w:proofErr w:type="gramEnd"/>
-    </w:p>
-    <w:p>
-      <w:pPr>
-        <w:pStyle w:val="SourceCode"/>
-      </w:pPr>
-      <w:r>
-        <w:rPr>
-          <w:rStyle w:val="VerbatimChar"/>
-        </w:rPr>
-        <w:t>Someone edits the Asset Register workbook in SharePoint Online</w:t>
-      </w:r>
-      <w:r>
-        <w:br/>
-      </w:r>
-      <w:r>
-        <w:rPr>
-          <w:rStyle w:val="VerbatimChar"/>
-        </w:rPr>
-        <w:t xml:space="preserve">      │</w:t>
-      </w:r>
-      <w:r>
-        <w:br/>
-      </w:r>
-      <w:r>
-        <w:rPr>
-          <w:rStyle w:val="VerbatimChar"/>
-        </w:rPr>
-        <w:t xml:space="preserve">      ▼</w:t>
-      </w:r>
-      <w:r>
-        <w:br/>
-      </w:r>
-      <w:r>
-        <w:rPr>
-          <w:rStyle w:val="VerbatimChar"/>
-        </w:rPr>
-        <w:t>User opens the dashboard URL (Azure App Service)</w:t>
-      </w:r>
-      <w:r>
-        <w:br/>
-      </w:r>
-      <w:r>
-        <w:rPr>
-          <w:rStyle w:val="VerbatimChar"/>
-        </w:rPr>
-        <w:t xml:space="preserve">      │  Azure App Service Authentication ("Easy Auth") requires</w:t>
-      </w:r>
-      <w:r>
-        <w:br/>
-      </w:r>
-      <w:r>
-        <w:rPr>
-          <w:rStyle w:val="VerbatimChar"/>
-        </w:rPr>
-        <w:t xml:space="preserve">      │  Microsoft Entra ID sign-in (@quadranttechnologies.com)</w:t>
-      </w:r>
-      <w:r>
-        <w:br/>
-      </w:r>
-      <w:r>
-        <w:rPr>
-          <w:rStyle w:val="VerbatimChar"/>
-        </w:rPr>
-        <w:t xml:space="preserve">      ▼</w:t>
-      </w:r>
-      <w:r>
-        <w:br/>
-      </w:r>
-      <w:r>
-        <w:rPr>
-          <w:rStyle w:val="VerbatimChar"/>
-        </w:rPr>
-        <w:t>Browser loads index.html, then fetches:</w:t>
-      </w:r>
-      <w:r>
-        <w:br/>
-      </w:r>
-      <w:r>
-        <w:rPr>
-          <w:rStyle w:val="VerbatimChar"/>
-        </w:rPr>
-        <w:t xml:space="preserve">   • GET /.env          → server returns SHEET_NAME, WORKBOOK_URL=/workbook.xlsx, REFRESH_SECONDS</w:t>
-      </w:r>
-      <w:r>
-        <w:br/>
-      </w:r>
-      <w:r>
-        <w:rPr>
-          <w:rStyle w:val="VerbatimChar"/>
-        </w:rPr>
-        <w:t xml:space="preserve">   • GET /workbook.xlsx → dev-server.js proxies the live file via Microsoft Graph</w:t>
-      </w:r>
-      <w:r>
-        <w:br/>
-      </w:r>
-      <w:r>
-        <w:rPr>
-          <w:rStyle w:val="VerbatimChar"/>
-        </w:rPr>
-        <w:t xml:space="preserve">      │</w:t>
-      </w:r>
-      <w:r>
-        <w:br/>
-      </w:r>
-      <w:r>
-        <w:rPr>
-          <w:rStyle w:val="VerbatimChar"/>
-        </w:rPr>
-        <w:t xml:space="preserve">      ▼</w:t>
-      </w:r>
-      <w:r>
-        <w:br/>
-      </w:r>
-      <w:r>
-        <w:rPr>
-          <w:rStyle w:val="VerbatimChar"/>
-        </w:rPr>
-        <w:t>dev-server.js reads the workbook using the SIGNED-IN USER's Graph token</w:t>
-      </w:r>
-      <w:r>
-        <w:br/>
-      </w:r>
-      <w:r>
-        <w:rPr>
-          <w:rStyle w:val="VerbatimChar"/>
-        </w:rPr>
-        <w:t xml:space="preserve">   (injected by Easy Auth as the X-MS-TOKEN-AAD-ACCESS-TOKEN request header)</w:t>
-      </w:r>
-      <w:r>
-        <w:br/>
-      </w:r>
-      <w:r>
-        <w:rPr>
-          <w:rStyle w:val="VerbatimChar"/>
-        </w:rPr>
-        <w:t xml:space="preserve">      │</w:t>
-      </w:r>
-      <w:r>
-        <w:br/>
-      </w:r>
-      <w:r>
-        <w:rPr>
-          <w:rStyle w:val="VerbatimChar"/>
-        </w:rPr>
-        <w:t xml:space="preserve">      ▼</w:t>
-      </w:r>
-      <w:r>
-        <w:br/>
-      </w:r>
-      <w:proofErr w:type="spellStart"/>
-      <w:r>
-        <w:rPr>
-          <w:rStyle w:val="VerbatimChar"/>
-        </w:rPr>
-        <w:t>SheetJS</w:t>
-      </w:r>
-      <w:proofErr w:type="spellEnd"/>
-      <w:r>
-        <w:rPr>
-          <w:rStyle w:val="VerbatimChar"/>
-        </w:rPr>
-        <w:t xml:space="preserve"> parses the sheet named SHEET_NAME → dashboard renders live KPIs &amp; charts</w:t>
-      </w:r>
-      <w:r>
-        <w:br/>
-      </w:r>
-      <w:r>
-        <w:rPr>
-          <w:rStyle w:val="VerbatimChar"/>
-        </w:rPr>
-        <w:t xml:space="preserve">      │  (re-checks every REFRESH_SECONDS)</w:t>
-      </w:r>
-      <w:r>
-        <w:br/>
-      </w:r>
-      <w:r>
-        <w:rPr>
-          <w:rStyle w:val="VerbatimChar"/>
-        </w:rPr>
-        <w:t xml:space="preserve">      ▼</w:t>
-      </w:r>
-      <w:r>
-        <w:br/>
-      </w:r>
-      <w:r>
-        <w:rPr>
-          <w:rStyle w:val="VerbatimChar"/>
-        </w:rPr>
-        <w:t>If the workbook can't be read → dashboard shows the embedded snapshot baked into index.html</w:t>
-      </w:r>
-    </w:p>
-    <w:p>
-      <w:pPr>
-        <w:pStyle w:val="FirstParagraph"/>
-      </w:pPr>
+        <w:t>Key idea:</w:t>
+      </w:r>
+      <w:r>
+        <w:t xml:space="preserve"> each signed-in user reads the workbook with </w:t>
+      </w:r>
       <w:r>
         <w:rPr>
           <w:b/>
           <w:bCs/>
         </w:rPr>
-        <w:t>Key idea:</w:t>
-      </w:r>
-      <w:r>
-        <w:t xml:space="preserve"> each signed-in user reads the workbook with </w:t>
-      </w:r>
-      <w:r>
-        <w:rPr>
-          <w:b/>
-          <w:bCs/>
-        </w:rPr>
         <w:t>their own</w:t>
       </w:r>
       <w:r>
-        <w:t xml:space="preserve"> Microsoft Graph token. </w:t>
-      </w:r>
-      <w:proofErr w:type="gramStart"/>
-      <w:r>
-        <w:t>So</w:t>
-      </w:r>
-      <w:proofErr w:type="gramEnd"/>
-      <w:r>
-        <w:t xml:space="preserve"> </w:t>
+        <w:t xml:space="preserve"> Microsoft Graph token. So </w:t>
       </w:r>
       <w:r>
         <w:rPr>
           <w:i/>
           <w:iCs/>
         </w:rPr>
-        <w:t xml:space="preserve">signing in is not the same as seeing </w:t>
-      </w:r>
-      <w:proofErr w:type="gramStart"/>
-      <w:r>
-        <w:rPr>
-          <w:i/>
-          <w:iCs/>
-        </w:rPr>
-        <w:t>data</w:t>
-      </w:r>
-      <w:r>
-        <w:t xml:space="preserve"> — a</w:t>
-      </w:r>
-      <w:proofErr w:type="gramEnd"/>
-      <w:r>
-        <w:t xml:space="preserve"> user only sees rows if the SharePoint file is shared with them. An org-wide sharing link = every domain user can see it; a "specific people" share = only those users.</w:t>
-      </w:r>
-    </w:p>
-    <w:p>
-      <w:r>
-        <w:lastRenderedPageBreak/>
-        <w:pict w14:anchorId="304E13A3">
+        <w:t>signing in is not the same as seeing data</w:t>
+      </w:r>
+      <w:r>
+        <w:t xml:space="preserve"> — a user only sees rows if the SharePoint file is shared with them. An org-wide sharing link = every domain user can see it; a "specific people" share = only those users.</w:t>
+      </w:r>
+    </w:p>
+    <w:p>
+      <w:r>
+        <w:pict w14:anchorId="150068AC">
           <v:rect id="_x0000_i1027" style="width:0;height:1.5pt" o:hralign="center" o:hrstd="t" o:hr="t"/>
         </w:pict>
       </w:r>
@@ -2835,13 +2917,13 @@
       <w:pPr>
         <w:pStyle w:val="Heading2"/>
       </w:pPr>
-      <w:bookmarkStart w:id="8" w:name="_Toc235625841"/>
-      <w:bookmarkStart w:id="9" w:name="X5e5457f200885dffd345e2c9403b8c761fa5b78"/>
-      <w:bookmarkEnd w:id="7"/>
+      <w:bookmarkStart w:id="8" w:name="X5e5457f200885dffd345e2c9403b8c761fa5b78"/>
+      <w:bookmarkStart w:id="9" w:name="_Toc239174774"/>
+      <w:bookmarkEnd w:id="6"/>
       <w:r>
         <w:t>3. Azure resources</w:t>
       </w:r>
-      <w:bookmarkEnd w:id="8"/>
+      <w:bookmarkEnd w:id="9"/>
     </w:p>
     <w:tbl>
       <w:tblPr>
@@ -3093,25 +3175,21 @@
             <w:pPr>
               <w:pStyle w:val="Compact"/>
             </w:pPr>
-            <w:proofErr w:type="spellStart"/>
             <w:r>
               <w:rPr>
                 <w:rStyle w:val="VerbatimChar"/>
               </w:rPr>
               <w:t>AI_Governance_RG</w:t>
             </w:r>
-            <w:proofErr w:type="spellEnd"/>
             <w:r>
               <w:t xml:space="preserve"> (West US). All resources were moved here from the old </w:t>
             </w:r>
-            <w:proofErr w:type="spellStart"/>
             <w:r>
               <w:rPr>
                 <w:rStyle w:val="VerbatimChar"/>
               </w:rPr>
               <w:t>MSSA_DataAgent_POC</w:t>
             </w:r>
-            <w:proofErr w:type="spellEnd"/>
             <w:r>
               <w:t>.</w:t>
             </w:r>
@@ -3144,14 +3222,12 @@
             <w:pPr>
               <w:pStyle w:val="Compact"/>
             </w:pPr>
-            <w:proofErr w:type="spellStart"/>
             <w:r>
               <w:rPr>
                 <w:rStyle w:val="VerbatimChar"/>
               </w:rPr>
               <w:t>aiacceldash</w:t>
             </w:r>
-            <w:proofErr w:type="spellEnd"/>
             <w:r>
               <w:t xml:space="preserve"> (hosts the distributed </w:t>
             </w:r>
@@ -3328,6 +3404,7 @@
               <w:pStyle w:val="Compact"/>
             </w:pPr>
             <w:r>
+              <w:lastRenderedPageBreak/>
               <w:t>Deploy account</w:t>
             </w:r>
           </w:p>
@@ -3359,14 +3436,12 @@
             <w:r>
               <w:t xml:space="preserve"> on </w:t>
             </w:r>
-            <w:proofErr w:type="spellStart"/>
             <w:r>
               <w:rPr>
                 <w:rStyle w:val="VerbatimChar"/>
               </w:rPr>
               <w:t>AI_Governance_RG</w:t>
             </w:r>
-            <w:proofErr w:type="spellEnd"/>
             <w:r>
               <w:t>)</w:t>
             </w:r>
@@ -3410,7 +3485,13 @@
         <w:pStyle w:val="BlockText"/>
       </w:pPr>
       <w:r>
-        <w:t xml:space="preserve">⚠️ </w:t>
+        <w:t>⚠</w:t>
+      </w:r>
+      <w:r>
+        <w:t>️</w:t>
+      </w:r>
+      <w:r>
+        <w:t xml:space="preserve"> </w:t>
       </w:r>
       <w:r>
         <w:rPr>
@@ -3420,7 +3501,10 @@
         <w:t>Subscription gotcha:</w:t>
       </w:r>
       <w:r>
-        <w:t xml:space="preserve"> the deploy account also has access to another subscription ("Microsoft Partner Network"), which is the </w:t>
+        <w:t xml:space="preserve"> the deploy account also has access to another subscription </w:t>
+      </w:r>
+      <w:r>
+        <w:t xml:space="preserve">("Microsoft Partner Network"), which is the </w:t>
       </w:r>
       <w:r>
         <w:rPr>
@@ -3432,19 +3516,11 @@
       <w:r>
         <w:t xml:space="preserve"> after </w:t>
       </w:r>
-      <w:proofErr w:type="spellStart"/>
-      <w:r>
-        <w:rPr>
-          <w:rStyle w:val="VerbatimChar"/>
-        </w:rPr>
-        <w:t>az</w:t>
-      </w:r>
-      <w:proofErr w:type="spellEnd"/>
-      <w:r>
-        <w:rPr>
-          <w:rStyle w:val="VerbatimChar"/>
-        </w:rPr>
-        <w:t xml:space="preserve"> login</w:t>
+      <w:r>
+        <w:rPr>
+          <w:rStyle w:val="VerbatimChar"/>
+        </w:rPr>
+        <w:t>az login</w:t>
       </w:r>
       <w:r>
         <w:t xml:space="preserve">. You </w:t>
@@ -3473,48 +3549,40 @@
       <w:pPr>
         <w:pStyle w:val="SourceCode"/>
       </w:pPr>
-      <w:proofErr w:type="spellStart"/>
       <w:r>
         <w:rPr>
           <w:rStyle w:val="NormalTok"/>
         </w:rPr>
-        <w:t>az</w:t>
-      </w:r>
-      <w:proofErr w:type="spellEnd"/>
+        <w:t xml:space="preserve">az account </w:t>
+      </w:r>
+      <w:r>
+        <w:rPr>
+          <w:rStyle w:val="FunctionTok"/>
+        </w:rPr>
+        <w:t>set</w:t>
+      </w:r>
       <w:r>
         <w:rPr>
           <w:rStyle w:val="NormalTok"/>
         </w:rPr>
-        <w:t xml:space="preserve"> account </w:t>
-      </w:r>
-      <w:r>
-        <w:rPr>
-          <w:rStyle w:val="FunctionTok"/>
-        </w:rPr>
-        <w:t>set</w:t>
+        <w:t xml:space="preserve"> </w:t>
+      </w:r>
+      <w:r>
+        <w:rPr>
+          <w:rStyle w:val="OperatorTok"/>
+        </w:rPr>
+        <w:t>--</w:t>
       </w:r>
       <w:r>
         <w:rPr>
           <w:rStyle w:val="NormalTok"/>
         </w:rPr>
-        <w:t xml:space="preserve"> </w:t>
-      </w:r>
-      <w:r>
-        <w:rPr>
-          <w:rStyle w:val="OperatorTok"/>
-        </w:rPr>
-        <w:t>--</w:t>
-      </w:r>
-      <w:r>
-        <w:rPr>
-          <w:rStyle w:val="NormalTok"/>
-        </w:rPr>
         <w:t>subscription 36710d9e-2ce6-4c69-a8ce-52501abd6c10</w:t>
       </w:r>
     </w:p>
     <w:p>
       <w:r>
-        <w:pict w14:anchorId="304E13A4">
+        <w:pict w14:anchorId="150068AD">
           <v:rect id="_x0000_i1028" style="width:0;height:1.5pt" o:hralign="center" o:hrstd="t" o:hr="t"/>
         </w:pict>
       </w:r>
@@ -3523,24 +3591,24 @@
       <w:pPr>
         <w:pStyle w:val="Heading2"/>
       </w:pPr>
-      <w:bookmarkStart w:id="10" w:name="_Toc235625842"/>
-      <w:bookmarkStart w:id="11" w:name="X881c695603e0a7cb417c63ca8dee04cc7e21f2f"/>
-      <w:bookmarkEnd w:id="9"/>
+      <w:bookmarkStart w:id="10" w:name="X881c695603e0a7cb417c63ca8dee04cc7e21f2f"/>
+      <w:bookmarkStart w:id="11" w:name="_Toc239174775"/>
+      <w:bookmarkEnd w:id="8"/>
       <w:r>
         <w:t>4. Authentication &amp; authorization</w:t>
       </w:r>
-      <w:bookmarkEnd w:id="10"/>
+      <w:bookmarkEnd w:id="11"/>
     </w:p>
     <w:p>
       <w:pPr>
         <w:pStyle w:val="Heading3"/>
       </w:pPr>
-      <w:bookmarkStart w:id="12" w:name="_Toc235625843"/>
-      <w:bookmarkStart w:id="13" w:name="X70edfdbc133c78469f2f73048abee4935c96660"/>
+      <w:bookmarkStart w:id="12" w:name="X70edfdbc133c78469f2f73048abee4935c96660"/>
+      <w:bookmarkStart w:id="13" w:name="_Toc239174776"/>
       <w:r>
         <w:t>4.1 Azure App Service Authentication ("Easy Auth")</w:t>
       </w:r>
-      <w:bookmarkEnd w:id="12"/>
+      <w:bookmarkEnd w:id="13"/>
     </w:p>
     <w:p>
       <w:pPr>
@@ -3582,12 +3650,7 @@
         </w:numPr>
       </w:pPr>
       <w:r>
-        <w:lastRenderedPageBreak/>
-        <w:t xml:space="preserve">Forces every visitor to sign in with </w:t>
-      </w:r>
-      <w:proofErr w:type="gramStart"/>
-      <w:r>
-        <w:t xml:space="preserve">a </w:t>
+        <w:t xml:space="preserve">Requires every visitor to sign in with a </w:t>
       </w:r>
       <w:r>
         <w:rPr>
@@ -3595,9 +3658,8 @@
         </w:rPr>
         <w:t>@quadranttechnologies.com</w:t>
       </w:r>
-      <w:proofErr w:type="gramEnd"/>
-      <w:r>
-        <w:t xml:space="preserve"> account before the app loads.</w:t>
+      <w:r>
+        <w:t xml:space="preserve"> account before protected application files load.</w:t>
       </w:r>
     </w:p>
     <w:p>
@@ -3659,28 +3721,151 @@
         <w:t>delegated</w:t>
       </w:r>
       <w:r>
-        <w:t xml:space="preserve"> Microsoft Graph scopes was granted </w:t>
-      </w:r>
-      <w:proofErr w:type="gramStart"/>
-      <w:r>
-        <w:t>tenant-wide</w:t>
-      </w:r>
-      <w:proofErr w:type="gramEnd"/>
+        <w:t xml:space="preserve"> Microsoft Graph scopes was granted tenant-wide.</w:t>
+      </w:r>
+    </w:p>
+    <w:p>
+      <w:pPr>
+        <w:pStyle w:val="Compact"/>
+        <w:numPr>
+          <w:ilvl w:val="0"/>
+          <w:numId w:val="3"/>
+        </w:numPr>
+      </w:pPr>
+      <w:r>
+        <w:rPr>
+          <w:rStyle w:val="VerbatimChar"/>
+        </w:rPr>
+        <w:t>js/auth.js</w:t>
+      </w:r>
+      <w:r>
+        <w:t xml:space="preserve"> reads </w:t>
+      </w:r>
+      <w:r>
+        <w:rPr>
+          <w:rStyle w:val="VerbatimChar"/>
+        </w:rPr>
+        <w:t>/.auth/me</w:t>
+      </w:r>
+      <w:r>
+        <w:t xml:space="preserve"> to show the signed-in user's initials, display name, and email in the dashboard masthead. </w:t>
+      </w:r>
+      <w:r>
+        <w:rPr>
+          <w:b/>
+          <w:bCs/>
+        </w:rPr>
+        <w:t>Sign out</w:t>
+      </w:r>
+      <w:r>
+        <w:t xml:space="preserve"> calls </w:t>
+      </w:r>
+      <w:r>
+        <w:rPr>
+          <w:rStyle w:val="VerbatimChar"/>
+        </w:rPr>
+        <w:t>/.auth/logout</w:t>
+      </w:r>
       <w:r>
         <w:t>.</w:t>
       </w:r>
     </w:p>
     <w:p>
       <w:pPr>
+        <w:pStyle w:val="Compact"/>
+        <w:numPr>
+          <w:ilvl w:val="0"/>
+          <w:numId w:val="3"/>
+        </w:numPr>
+      </w:pPr>
+      <w:r>
+        <w:t>Keyboard, pointer, touch, wheel, and scroll activity reset a one-hour inactivity deadline. When the deadline expires, the app signs out through Easy Auth.</w:t>
+      </w:r>
+    </w:p>
+    <w:p>
+      <w:pPr>
+        <w:pStyle w:val="BlockText"/>
+      </w:pPr>
+      <w:r>
+        <w:rPr>
+          <w:b/>
+          <w:bCs/>
+        </w:rPr>
+        <w:t>Branded pre-login limitation:</w:t>
+      </w:r>
+      <w:r>
+        <w:t xml:space="preserve"> ARM-managed Easy Auth currently reports </w:t>
+      </w:r>
+      <w:r>
+        <w:rPr>
+          <w:rStyle w:val="VerbatimChar"/>
+        </w:rPr>
+        <w:t>requireAuthentication=true</w:t>
+      </w:r>
+      <w:r>
+        <w:t xml:space="preserve">, </w:t>
+      </w:r>
+      <w:r>
+        <w:rPr>
+          <w:rStyle w:val="VerbatimChar"/>
+        </w:rPr>
+        <w:t>RedirectToLoginPage</w:t>
+      </w:r>
+      <w:r>
+        <w:t xml:space="preserve">, and no persisted </w:t>
+      </w:r>
+      <w:r>
+        <w:rPr>
+          <w:rStyle w:val="VerbatimChar"/>
+        </w:rPr>
+        <w:t>excludedPaths</w:t>
+      </w:r>
+      <w:r>
+        <w:t xml:space="preserve">. Attempts to add exclusions for </w:t>
+      </w:r>
+      <w:r>
+        <w:rPr>
+          <w:rStyle w:val="VerbatimChar"/>
+        </w:rPr>
+        <w:t>login.html</w:t>
+      </w:r>
+      <w:r>
+        <w:t xml:space="preserve"> are normalized away by the service. Do not switch the whole app to anonymous access because </w:t>
+      </w:r>
+      <w:r>
+        <w:rPr>
+          <w:rStyle w:val="VerbatimChar"/>
+        </w:rPr>
+        <w:t>index.html</w:t>
+      </w:r>
+      <w:r>
+        <w:t xml:space="preserve"> embeds portfolio data. A production branded </w:t>
+      </w:r>
+      <w:r>
+        <w:t xml:space="preserve">pre-login page requires a separately reviewed </w:t>
+      </w:r>
+      <w:r>
+        <w:rPr>
+          <w:b/>
+          <w:bCs/>
+        </w:rPr>
+        <w:t>file-based Easy Auth configuration</w:t>
+      </w:r>
+      <w:r>
+        <w:t>.</w:t>
+      </w:r>
+    </w:p>
+    <w:p>
+      <w:pPr>
         <w:pStyle w:val="Heading3"/>
       </w:pPr>
-      <w:bookmarkStart w:id="14" w:name="_Toc235625844"/>
-      <w:bookmarkStart w:id="15" w:name="X1126715d455c9f4fe15db861352fed9668e09f2"/>
-      <w:bookmarkEnd w:id="13"/>
+      <w:bookmarkStart w:id="14" w:name="X1126715d455c9f4fe15db861352fed9668e09f2"/>
+      <w:bookmarkStart w:id="15" w:name="_Toc239174777"/>
+      <w:bookmarkEnd w:id="12"/>
       <w:r>
         <w:t>4.2 Local development auth</w:t>
       </w:r>
-      <w:bookmarkEnd w:id="14"/>
+      <w:bookmarkEnd w:id="15"/>
     </w:p>
     <w:p>
       <w:pPr>
@@ -3712,19 +3897,11 @@
       <w:r>
         <w:t xml:space="preserve"> token: it shells out to </w:t>
       </w:r>
-      <w:proofErr w:type="spellStart"/>
-      <w:r>
-        <w:rPr>
-          <w:rStyle w:val="VerbatimChar"/>
-        </w:rPr>
-        <w:t>az</w:t>
-      </w:r>
-      <w:proofErr w:type="spellEnd"/>
-      <w:r>
-        <w:rPr>
-          <w:rStyle w:val="VerbatimChar"/>
-        </w:rPr>
-        <w:t xml:space="preserve"> account get-access-token --resource https://graph.microsoft.com</w:t>
+      <w:r>
+        <w:rPr>
+          <w:rStyle w:val="VerbatimChar"/>
+        </w:rPr>
+        <w:t>az account get-access-token --resource https://graph.microsoft.com</w:t>
       </w:r>
       <w:r>
         <w:t>.</w:t>
@@ -3739,37 +3916,91 @@
         </w:numPr>
       </w:pPr>
       <w:r>
-        <w:t xml:space="preserve">That means you must be logged in with </w:t>
-      </w:r>
-      <w:proofErr w:type="spellStart"/>
-      <w:r>
-        <w:rPr>
-          <w:rStyle w:val="VerbatimChar"/>
-        </w:rPr>
-        <w:t>az</w:t>
-      </w:r>
-      <w:proofErr w:type="spellEnd"/>
-      <w:r>
-        <w:rPr>
-          <w:rStyle w:val="VerbatimChar"/>
-        </w:rPr>
-        <w:t xml:space="preserve"> login</w:t>
-      </w:r>
-      <w:r>
-        <w:t xml:space="preserve"> locally to see live data.</w:t>
+        <w:lastRenderedPageBreak/>
+        <w:t xml:space="preserve">The local server exposes a safe Easy Auth-compatible </w:t>
+      </w:r>
+      <w:r>
+        <w:rPr>
+          <w:rStyle w:val="VerbatimChar"/>
+        </w:rPr>
+        <w:t>/.auth/me</w:t>
+      </w:r>
+      <w:r>
+        <w:t xml:space="preserve"> response containing only the active user's display name and email; the Azure CLI token is never sent to the browser.</w:t>
+      </w:r>
+    </w:p>
+    <w:p>
+      <w:pPr>
+        <w:pStyle w:val="Compact"/>
+        <w:numPr>
+          <w:ilvl w:val="0"/>
+          <w:numId w:val="4"/>
+        </w:numPr>
+      </w:pPr>
+      <w:r>
+        <w:t xml:space="preserve">Opening </w:t>
+      </w:r>
+      <w:r>
+        <w:rPr>
+          <w:rStyle w:val="VerbatimChar"/>
+        </w:rPr>
+        <w:t>/</w:t>
+      </w:r>
+      <w:r>
+        <w:t xml:space="preserve"> without a local preview session redirects to </w:t>
+      </w:r>
+      <w:r>
+        <w:rPr>
+          <w:rStyle w:val="VerbatimChar"/>
+        </w:rPr>
+        <w:t>login.html</w:t>
+      </w:r>
+      <w:r>
+        <w:t xml:space="preserve">. Select </w:t>
+      </w:r>
+      <w:r>
+        <w:rPr>
+          <w:b/>
+          <w:bCs/>
+        </w:rPr>
+        <w:t>Continue to dashboard</w:t>
+      </w:r>
+      <w:r>
+        <w:t xml:space="preserve"> to create the tab-scoped preview session and display that profile in the masthead.</w:t>
+      </w:r>
+    </w:p>
+    <w:p>
+      <w:pPr>
+        <w:pStyle w:val="Compact"/>
+        <w:numPr>
+          <w:ilvl w:val="0"/>
+          <w:numId w:val="4"/>
+        </w:numPr>
+      </w:pPr>
+      <w:r>
+        <w:t xml:space="preserve">Manual logout and the one-hour inactivity timeout clear the local session and return to </w:t>
+      </w:r>
+      <w:r>
+        <w:rPr>
+          <w:rStyle w:val="VerbatimChar"/>
+        </w:rPr>
+        <w:t>login.html</w:t>
+      </w:r>
+      <w:r>
+        <w:t>.</w:t>
       </w:r>
     </w:p>
     <w:p>
       <w:pPr>
         <w:pStyle w:val="Heading3"/>
       </w:pPr>
-      <w:bookmarkStart w:id="16" w:name="_Toc235625845"/>
-      <w:bookmarkStart w:id="17" w:name="X21a022dc5a48ac18323d8fdac2a463e9243cdc7"/>
-      <w:bookmarkEnd w:id="15"/>
+      <w:bookmarkStart w:id="16" w:name="X21a022dc5a48ac18323d8fdac2a463e9243cdc7"/>
+      <w:bookmarkStart w:id="17" w:name="_Toc239174778"/>
+      <w:bookmarkEnd w:id="14"/>
       <w:r>
         <w:t>4.3 Data visibility</w:t>
       </w:r>
-      <w:bookmarkEnd w:id="16"/>
+      <w:bookmarkEnd w:id="17"/>
     </w:p>
     <w:p>
       <w:pPr>
@@ -3817,7 +4048,7 @@
     </w:p>
     <w:p>
       <w:r>
-        <w:pict w14:anchorId="304E13A5">
+        <w:pict w14:anchorId="150068AE">
           <v:rect id="_x0000_i1029" style="width:0;height:1.5pt" o:hralign="center" o:hrstd="t" o:hr="t"/>
         </w:pict>
       </w:r>
@@ -3826,27 +4057,23 @@
       <w:pPr>
         <w:pStyle w:val="Heading2"/>
       </w:pPr>
-      <w:bookmarkStart w:id="18" w:name="_Toc235625846"/>
-      <w:bookmarkStart w:id="19" w:name="Xd4afc4c9cb06a77dfe16193c3b2ddf742e9a084"/>
-      <w:bookmarkEnd w:id="11"/>
-      <w:bookmarkEnd w:id="17"/>
+      <w:bookmarkStart w:id="18" w:name="Xd4afc4c9cb06a77dfe16193c3b2ddf742e9a084"/>
+      <w:bookmarkStart w:id="19" w:name="_Toc239174779"/>
+      <w:bookmarkEnd w:id="10"/>
+      <w:bookmarkEnd w:id="16"/>
       <w:r>
         <w:t>5. Configuration</w:t>
       </w:r>
-      <w:bookmarkEnd w:id="18"/>
+      <w:bookmarkEnd w:id="19"/>
     </w:p>
     <w:p>
       <w:pPr>
         <w:pStyle w:val="Heading3"/>
       </w:pPr>
-      <w:bookmarkStart w:id="20" w:name="_Toc235625847"/>
-      <w:bookmarkStart w:id="21" w:name="Xafa74ab21fddfeaafcbb7bd9e66d03290eb537c"/>
-      <w:r>
-        <w:t xml:space="preserve">5.1 Local config </w:t>
-      </w:r>
-      <w:proofErr w:type="gramStart"/>
-      <w:r>
-        <w:t xml:space="preserve">— </w:t>
+      <w:bookmarkStart w:id="20" w:name="Xafa74ab21fddfeaafcbb7bd9e66d03290eb537c"/>
+      <w:bookmarkStart w:id="21" w:name="_Toc239174780"/>
+      <w:r>
+        <w:t xml:space="preserve">5.1 Local config — </w:t>
       </w:r>
       <w:r>
         <w:rPr>
@@ -3854,85 +4081,84 @@
         </w:rPr>
         <w:t>.env</w:t>
       </w:r>
-      <w:proofErr w:type="gramEnd"/>
       <w:r>
         <w:t xml:space="preserve"> (git-ignored)</w:t>
       </w:r>
+      <w:bookmarkEnd w:id="21"/>
+    </w:p>
+    <w:p>
+      <w:pPr>
+        <w:pStyle w:val="SourceCode"/>
+      </w:pPr>
+      <w:r>
+        <w:rPr>
+          <w:rStyle w:val="VerbatimChar"/>
+        </w:rPr>
+        <w:t># Sharing link to the SharePoint workbook (server-side only — never sent to the browser)</w:t>
+      </w:r>
+      <w:r>
+        <w:br/>
+      </w:r>
+      <w:r>
+        <w:rPr>
+          <w:rStyle w:val="VerbatimChar"/>
+        </w:rPr>
+        <w:t>SHAREPOINT_URL=https://netorgft1145305.sharepoint.com/:x:/s/AzureCloudPractice/IQBHSNsPmGiMT5pCk6HOtpVoAZoxrfbNWOo3OLjQlpyaMYg</w:t>
+      </w:r>
+      <w:r>
+        <w:br/>
+      </w:r>
+      <w:r>
+        <w:br/>
+      </w:r>
+      <w:r>
+        <w:rPr>
+          <w:rStyle w:val="VerbatimChar"/>
+        </w:rPr>
+        <w:t># The sheet/tab inside the workbook to read</w:t>
+      </w:r>
+      <w:r>
+        <w:br/>
+      </w:r>
+      <w:r>
+        <w:rPr>
+          <w:rStyle w:val="VerbatimChar"/>
+        </w:rPr>
+        <w:t>SHEET_NAME=Accelerator Inventory</w:t>
+      </w:r>
+      <w:r>
+        <w:br/>
+      </w:r>
+      <w:r>
+        <w:br/>
+      </w:r>
+      <w:r>
+        <w:rPr>
+          <w:rStyle w:val="VerbatimChar"/>
+        </w:rPr>
+        <w:t># How often the dashboard re-checks for new data (seconds)</w:t>
+      </w:r>
+      <w:r>
+        <w:br/>
+      </w:r>
+      <w:r>
+        <w:rPr>
+          <w:rStyle w:val="VerbatimChar"/>
+        </w:rPr>
+        <w:t>REFRESH_SECONDS=45</w:t>
+      </w:r>
+    </w:p>
+    <w:p>
+      <w:pPr>
+        <w:pStyle w:val="Heading3"/>
+      </w:pPr>
+      <w:bookmarkStart w:id="22" w:name="X0e9fb6901e6ad7101b2935a75e854169fe3ce6b"/>
+      <w:bookmarkStart w:id="23" w:name="_Toc239174781"/>
       <w:bookmarkEnd w:id="20"/>
-    </w:p>
-    <w:p>
-      <w:pPr>
-        <w:pStyle w:val="SourceCode"/>
-      </w:pPr>
-      <w:r>
-        <w:rPr>
-          <w:rStyle w:val="VerbatimChar"/>
-        </w:rPr>
-        <w:t># Sharing link to the SharePoint workbook (server-side only — never sent to the browser)</w:t>
-      </w:r>
-      <w:r>
-        <w:br/>
-      </w:r>
-      <w:r>
-        <w:rPr>
-          <w:rStyle w:val="VerbatimChar"/>
-        </w:rPr>
-        <w:t>SHAREPOINT_URL=https://netorgft1145305.sharepoint.com/:x:/s/AzureCloudPractice/IQBHSNsPmGiMT5pCk6HOtpVoAZoxrfbNWOo3OLjQlpyaMYg</w:t>
-      </w:r>
-      <w:r>
-        <w:br/>
-      </w:r>
-      <w:r>
-        <w:br/>
-      </w:r>
-      <w:r>
-        <w:rPr>
-          <w:rStyle w:val="VerbatimChar"/>
-        </w:rPr>
-        <w:t># The sheet/tab inside the workbook to read</w:t>
-      </w:r>
-      <w:r>
-        <w:br/>
-      </w:r>
-      <w:r>
-        <w:rPr>
-          <w:rStyle w:val="VerbatimChar"/>
-        </w:rPr>
-        <w:t>SHEET_NAME=Accelerator Inventory</w:t>
-      </w:r>
-      <w:r>
-        <w:br/>
-      </w:r>
-      <w:r>
-        <w:br/>
-      </w:r>
-      <w:r>
-        <w:rPr>
-          <w:rStyle w:val="VerbatimChar"/>
-        </w:rPr>
-        <w:t># How often the dashboard re-checks for new data (seconds)</w:t>
-      </w:r>
-      <w:r>
-        <w:br/>
-      </w:r>
-      <w:r>
-        <w:rPr>
-          <w:rStyle w:val="VerbatimChar"/>
-        </w:rPr>
-        <w:t>REFRESH_SECONDS=45</w:t>
-      </w:r>
-    </w:p>
-    <w:p>
-      <w:pPr>
-        <w:pStyle w:val="Heading3"/>
-      </w:pPr>
-      <w:bookmarkStart w:id="22" w:name="_Toc235625848"/>
-      <w:bookmarkStart w:id="23" w:name="X0e9fb6901e6ad7101b2935a75e854169fe3ce6b"/>
-      <w:bookmarkEnd w:id="21"/>
       <w:r>
         <w:t>5.2 Cloud config — App Service application settings</w:t>
       </w:r>
-      <w:bookmarkEnd w:id="22"/>
+      <w:bookmarkEnd w:id="23"/>
     </w:p>
     <w:p>
       <w:pPr>
@@ -3949,11 +4175,10 @@
         <w:t>Azure App Service</w:t>
       </w:r>
       <w:r>
-        <w:t xml:space="preserve"> (Configuration → Application settings). They override / </w:t>
-      </w:r>
-      <w:proofErr w:type="gramStart"/>
-      <w:r>
-        <w:t xml:space="preserve">replace </w:t>
+        <w:t xml:space="preserve"> </w:t>
+      </w:r>
+      <w:r>
+        <w:t xml:space="preserve">(Configuration → Application settings). They override / replace </w:t>
       </w:r>
       <w:r>
         <w:rPr>
@@ -3961,7 +4186,6 @@
         </w:rPr>
         <w:t>.env</w:t>
       </w:r>
-      <w:proofErr w:type="gramEnd"/>
       <w:r>
         <w:t xml:space="preserve"> in the cloud:</w:t>
       </w:r>
@@ -4071,11 +4295,7 @@
               <w:t>Accelerator Inventory</w:t>
             </w:r>
             <w:r>
-              <w:t xml:space="preserve"> — the tab to </w:t>
-            </w:r>
-            <w:r>
-              <w:lastRenderedPageBreak/>
-              <w:t>parse.</w:t>
+              <w:t xml:space="preserve"> — the tab to parse.</w:t>
             </w:r>
           </w:p>
         </w:tc>
@@ -4161,6 +4381,7 @@
               <w:rPr>
                 <w:rStyle w:val="VerbatimChar"/>
               </w:rPr>
+              <w:lastRenderedPageBreak/>
               <w:t>WEBSITE_AUTH_AAD_ALLOWED_TENANTS</w:t>
             </w:r>
           </w:p>
@@ -4262,19 +4483,11 @@
             <w:pPr>
               <w:pStyle w:val="Compact"/>
             </w:pPr>
-            <w:proofErr w:type="gramStart"/>
             <w:r>
               <w:rPr>
                 <w:rStyle w:val="VerbatimChar"/>
               </w:rPr>
-              <w:t>APPLICATIONINSIGHTS</w:t>
-            </w:r>
-            <w:proofErr w:type="gramEnd"/>
-            <w:r>
-              <w:rPr>
-                <w:rStyle w:val="VerbatimChar"/>
-              </w:rPr>
-              <w:t>_CONNECTION_STRING</w:t>
+              <w:t>APPLICATIONINSIGHTS_CONNECTION_STRING</w:t>
             </w:r>
           </w:p>
         </w:tc>
@@ -4326,7 +4539,6 @@
         </w:rPr>
         <w:t xml:space="preserve"> is never in </w:t>
       </w:r>
-      <w:proofErr w:type="gramStart"/>
       <w:r>
         <w:rPr>
           <w:rStyle w:val="VerbatimChar"/>
@@ -4335,7 +4547,6 @@
         </w:rPr>
         <w:t>/.env</w:t>
       </w:r>
-      <w:proofErr w:type="gramEnd"/>
       <w:r>
         <w:rPr>
           <w:b/>
@@ -4371,28 +4582,12 @@
         <w:t>REFRESH_SECONDS</w:t>
       </w:r>
       <w:r>
-        <w:t xml:space="preserve"> to the browser. The SharePoint link </w:t>
-      </w:r>
-      <w:proofErr w:type="gramStart"/>
-      <w:r>
-        <w:t>stays</w:t>
-      </w:r>
-      <w:proofErr w:type="gramEnd"/>
-      <w:r>
-        <w:t xml:space="preserve"> server-</w:t>
-      </w:r>
-      <w:proofErr w:type="gramStart"/>
-      <w:r>
-        <w:t>side</w:t>
-      </w:r>
-      <w:proofErr w:type="gramEnd"/>
-      <w:r>
-        <w:t xml:space="preserve"> so it is never leaked to clients.</w:t>
-      </w:r>
-    </w:p>
-    <w:p>
-      <w:r>
-        <w:pict w14:anchorId="304E13A6">
+        <w:t xml:space="preserve"> to the browser. The SharePoint link stays server-side so it is never leaked to clients.</w:t>
+      </w:r>
+    </w:p>
+    <w:p>
+      <w:r>
+        <w:pict w14:anchorId="150068AF">
           <v:rect id="_x0000_i1030" style="width:0;height:1.5pt" o:hralign="center" o:hrstd="t" o:hr="t"/>
         </w:pict>
       </w:r>
@@ -4401,14 +4596,13 @@
       <w:pPr>
         <w:pStyle w:val="Heading2"/>
       </w:pPr>
-      <w:bookmarkStart w:id="24" w:name="_Toc235625849"/>
-      <w:bookmarkStart w:id="25" w:name="Xf3cfb823cbd3537b8a5c66694ee6672e64fe3e6"/>
-      <w:bookmarkEnd w:id="19"/>
-      <w:bookmarkEnd w:id="23"/>
+      <w:bookmarkStart w:id="24" w:name="Xf3cfb823cbd3537b8a5c66694ee6672e64fe3e6"/>
+      <w:bookmarkStart w:id="25" w:name="_Toc239174782"/>
+      <w:bookmarkEnd w:id="18"/>
+      <w:bookmarkEnd w:id="22"/>
       <w:r>
         <w:t>6. The server (</w:t>
       </w:r>
-      <w:proofErr w:type="gramStart"/>
       <w:r>
         <w:rPr>
           <w:rStyle w:val="VerbatimChar"/>
@@ -4416,13 +4610,9 @@
         <w:t>dev-server.js</w:t>
       </w:r>
       <w:r>
-        <w:t>) —</w:t>
-      </w:r>
-      <w:proofErr w:type="gramEnd"/>
-      <w:r>
-        <w:t xml:space="preserve"> how it works</w:t>
-      </w:r>
-      <w:bookmarkEnd w:id="24"/>
+        <w:t>) — how it works</w:t>
+      </w:r>
+      <w:bookmarkEnd w:id="25"/>
     </w:p>
     <w:p>
       <w:pPr>
@@ -4432,40 +4622,16 @@
           <w:numId w:val="6"/>
         </w:numPr>
       </w:pPr>
-      <w:proofErr w:type="spellStart"/>
-      <w:proofErr w:type="gramStart"/>
       <w:r>
         <w:rPr>
           <w:rStyle w:val="VerbatimChar"/>
           <w:b/>
           <w:bCs/>
         </w:rPr>
-        <w:t>readEnv</w:t>
-      </w:r>
-      <w:proofErr w:type="spellEnd"/>
-      <w:r>
-        <w:rPr>
-          <w:rStyle w:val="VerbatimChar"/>
-          <w:b/>
-          <w:bCs/>
-        </w:rPr>
-        <w:t>(</w:t>
-      </w:r>
-      <w:proofErr w:type="gramEnd"/>
-      <w:r>
-        <w:rPr>
-          <w:rStyle w:val="VerbatimChar"/>
-          <w:b/>
-          <w:bCs/>
-        </w:rPr>
-        <w:t>)</w:t>
-      </w:r>
-      <w:r>
-        <w:t xml:space="preserve"> — </w:t>
-      </w:r>
-      <w:proofErr w:type="gramStart"/>
-      <w:r>
-        <w:t xml:space="preserve">parses </w:t>
+        <w:t>readEnv()</w:t>
+      </w:r>
+      <w:r>
+        <w:t xml:space="preserve"> — parses </w:t>
       </w:r>
       <w:r>
         <w:rPr>
@@ -4473,7 +4639,6 @@
         </w:rPr>
         <w:t>.env</w:t>
       </w:r>
-      <w:proofErr w:type="gramEnd"/>
       <w:r>
         <w:t xml:space="preserve">, then overrides </w:t>
       </w:r>
@@ -4502,7 +4667,10 @@
         <w:t>REFRESH_SECONDS</w:t>
       </w:r>
       <w:r>
-        <w:t xml:space="preserve"> from process environment variables (so App Service settings win in the cloud).</w:t>
+        <w:t xml:space="preserve"> </w:t>
+      </w:r>
+      <w:r>
+        <w:t>from process environment variables (so App Service settings win in the cloud).</w:t>
       </w:r>
     </w:p>
     <w:p>
@@ -4513,7 +4681,6 @@
           <w:numId w:val="6"/>
         </w:numPr>
       </w:pPr>
-      <w:proofErr w:type="spellStart"/>
       <w:r>
         <w:rPr>
           <w:rStyle w:val="VerbatimChar"/>
@@ -4522,7 +4689,6 @@
         </w:rPr>
         <w:t>shareId</w:t>
       </w:r>
-      <w:proofErr w:type="spellEnd"/>
       <w:r>
         <w:t xml:space="preserve"> — encodes </w:t>
       </w:r>
@@ -4535,7 +4701,6 @@
       <w:r>
         <w:t xml:space="preserve"> into Microsoft Graph's </w:t>
       </w:r>
-      <w:proofErr w:type="gramStart"/>
       <w:r>
         <w:rPr>
           <w:rStyle w:val="VerbatimChar"/>
@@ -4543,11 +4708,7 @@
         <w:t>u!</w:t>
       </w:r>
       <w:r>
-        <w:t>-</w:t>
-      </w:r>
-      <w:proofErr w:type="gramEnd"/>
-      <w:r>
-        <w:t>prefixed base64 sharing token.</w:t>
+        <w:t>-prefixed base64 sharing token.</w:t>
       </w:r>
     </w:p>
     <w:p>
@@ -4558,39 +4719,16 @@
           <w:numId w:val="6"/>
         </w:numPr>
       </w:pPr>
-      <w:proofErr w:type="spellStart"/>
       <w:r>
         <w:rPr>
           <w:rStyle w:val="VerbatimChar"/>
           <w:b/>
           <w:bCs/>
         </w:rPr>
-        <w:t>getToken</w:t>
-      </w:r>
-      <w:proofErr w:type="spellEnd"/>
-      <w:r>
-        <w:rPr>
-          <w:rStyle w:val="VerbatimChar"/>
-          <w:b/>
-          <w:bCs/>
-        </w:rPr>
-        <w:t>(</w:t>
-      </w:r>
-      <w:proofErr w:type="gramStart"/>
-      <w:r>
-        <w:rPr>
-          <w:rStyle w:val="VerbatimChar"/>
-          <w:b/>
-          <w:bCs/>
-        </w:rPr>
-        <w:t>req)</w:t>
-      </w:r>
-      <w:r>
-        <w:t xml:space="preserve"> —</w:t>
-      </w:r>
-      <w:proofErr w:type="gramEnd"/>
-      <w:r>
-        <w:t xml:space="preserve"> returns the Easy Auth user token from </w:t>
+        <w:t>getToken(req)</w:t>
+      </w:r>
+      <w:r>
+        <w:t xml:space="preserve"> — returns the Easy Auth user token from </w:t>
       </w:r>
       <w:r>
         <w:rPr>
@@ -4610,39 +4748,45 @@
           <w:numId w:val="6"/>
         </w:numPr>
       </w:pPr>
-      <w:proofErr w:type="spellStart"/>
       <w:r>
         <w:rPr>
           <w:rStyle w:val="VerbatimChar"/>
           <w:b/>
           <w:bCs/>
         </w:rPr>
-        <w:t>fetchWorkbook</w:t>
-      </w:r>
-      <w:proofErr w:type="spellEnd"/>
+        <w:t>getLocalProfile(req)</w:t>
+      </w:r>
+      <w:r>
+        <w:t xml:space="preserve"> — local-only Microsoft Graph </w:t>
+      </w:r>
+      <w:r>
+        <w:rPr>
+          <w:rStyle w:val="VerbatimChar"/>
+        </w:rPr>
+        <w:t>/me</w:t>
+      </w:r>
+      <w:r>
+        <w:t xml:space="preserve"> lookup used to return basic account claims without exposing the Azure CLI token.</w:t>
+      </w:r>
+    </w:p>
+    <w:p>
+      <w:pPr>
+        <w:pStyle w:val="Compact"/>
+        <w:numPr>
+          <w:ilvl w:val="0"/>
+          <w:numId w:val="6"/>
+        </w:numPr>
+      </w:pPr>
       <w:r>
         <w:rPr>
           <w:rStyle w:val="VerbatimChar"/>
           <w:b/>
           <w:bCs/>
         </w:rPr>
-        <w:t>(</w:t>
-      </w:r>
-      <w:proofErr w:type="gramStart"/>
-      <w:r>
-        <w:rPr>
-          <w:rStyle w:val="VerbatimChar"/>
-          <w:b/>
-          <w:bCs/>
-        </w:rPr>
-        <w:t>req)</w:t>
-      </w:r>
-      <w:r>
-        <w:t xml:space="preserve"> —</w:t>
-      </w:r>
-      <w:proofErr w:type="gramEnd"/>
-      <w:r>
-        <w:t xml:space="preserve"> calls Microsoft Graph:</w:t>
+        <w:t>fetchWorkbook(req)</w:t>
+      </w:r>
+      <w:r>
+        <w:t xml:space="preserve"> — calls Microsoft Graph:</w:t>
       </w:r>
     </w:p>
     <w:p>
@@ -4657,60 +4801,8 @@
         <w:rPr>
           <w:rStyle w:val="VerbatimChar"/>
         </w:rPr>
-        <w:t>GET /</w:t>
-      </w:r>
-      <w:proofErr w:type="gramStart"/>
-      <w:r>
-        <w:rPr>
-          <w:rStyle w:val="VerbatimChar"/>
-        </w:rPr>
-        <w:t>shares/{</w:t>
-      </w:r>
-      <w:proofErr w:type="spellStart"/>
-      <w:r>
-        <w:rPr>
-          <w:rStyle w:val="VerbatimChar"/>
-        </w:rPr>
-        <w:t>shareId</w:t>
-      </w:r>
-      <w:proofErr w:type="spellEnd"/>
-      <w:r>
-        <w:rPr>
-          <w:rStyle w:val="VerbatimChar"/>
-        </w:rPr>
-        <w:t>}/</w:t>
-      </w:r>
-      <w:proofErr w:type="spellStart"/>
-      <w:r>
-        <w:rPr>
-          <w:rStyle w:val="VerbatimChar"/>
-        </w:rPr>
-        <w:t>driveItem</w:t>
-      </w:r>
-      <w:proofErr w:type="spellEnd"/>
-      <w:r>
-        <w:rPr>
-          <w:rStyle w:val="VerbatimChar"/>
-        </w:rPr>
-        <w:t>?$</w:t>
-      </w:r>
-      <w:proofErr w:type="gramEnd"/>
-      <w:r>
-        <w:rPr>
-          <w:rStyle w:val="VerbatimChar"/>
-        </w:rPr>
-        <w:t>select=</w:t>
-      </w:r>
-      <w:proofErr w:type="spellStart"/>
-      <w:proofErr w:type="gramStart"/>
-      <w:r>
-        <w:rPr>
-          <w:rStyle w:val="VerbatimChar"/>
-        </w:rPr>
-        <w:t>lastModifiedDateTime,size</w:t>
-      </w:r>
-      <w:proofErr w:type="spellEnd"/>
-      <w:proofErr w:type="gramEnd"/>
+        <w:t>GET /shares/{shareId}/driveItem?$select=lastModifiedDateTime,size</w:t>
+      </w:r>
       <w:r>
         <w:t xml:space="preserve"> (metadata → ETag)</w:t>
       </w:r>
@@ -4727,43 +4819,7 @@
         <w:rPr>
           <w:rStyle w:val="VerbatimChar"/>
         </w:rPr>
-        <w:t>GET /</w:t>
-      </w:r>
-      <w:proofErr w:type="gramStart"/>
-      <w:r>
-        <w:rPr>
-          <w:rStyle w:val="VerbatimChar"/>
-        </w:rPr>
-        <w:t>shares/{</w:t>
-      </w:r>
-      <w:proofErr w:type="spellStart"/>
-      <w:r>
-        <w:rPr>
-          <w:rStyle w:val="VerbatimChar"/>
-        </w:rPr>
-        <w:t>shareId</w:t>
-      </w:r>
-      <w:proofErr w:type="spellEnd"/>
-      <w:r>
-        <w:rPr>
-          <w:rStyle w:val="VerbatimChar"/>
-        </w:rPr>
-        <w:t>}/</w:t>
-      </w:r>
-      <w:proofErr w:type="spellStart"/>
-      <w:proofErr w:type="gramEnd"/>
-      <w:r>
-        <w:rPr>
-          <w:rStyle w:val="VerbatimChar"/>
-        </w:rPr>
-        <w:t>driveItem</w:t>
-      </w:r>
-      <w:proofErr w:type="spellEnd"/>
-      <w:r>
-        <w:rPr>
-          <w:rStyle w:val="VerbatimChar"/>
-        </w:rPr>
-        <w:t>/content</w:t>
+        <w:t>GET /shares/{shareId}/driveItem/content</w:t>
       </w:r>
       <w:r>
         <w:t xml:space="preserve"> (the actual </w:t>
@@ -4806,45 +4862,10 @@
         <w:rPr>
           <w:rStyle w:val="VerbatimChar"/>
         </w:rPr>
-        <w:t xml:space="preserve">GET </w:t>
-      </w:r>
-      <w:proofErr w:type="gramStart"/>
-      <w:r>
-        <w:rPr>
-          <w:rStyle w:val="VerbatimChar"/>
-        </w:rPr>
-        <w:t>/.env</w:t>
-      </w:r>
-      <w:proofErr w:type="gramEnd"/>
-      <w:r>
-        <w:t xml:space="preserve"> → returns safe client config (</w:t>
-      </w:r>
-      <w:r>
-        <w:rPr>
-          <w:rStyle w:val="VerbatimChar"/>
-        </w:rPr>
-        <w:t>SHEET_NAME</w:t>
-      </w:r>
-      <w:r>
-        <w:t xml:space="preserve">, </w:t>
-      </w:r>
-      <w:r>
-        <w:rPr>
-          <w:rStyle w:val="VerbatimChar"/>
-        </w:rPr>
-        <w:t>WORKBOOK_URL=/workbook.xlsx</w:t>
-      </w:r>
-      <w:r>
-        <w:t xml:space="preserve">, </w:t>
-      </w:r>
-      <w:r>
-        <w:rPr>
-          <w:rStyle w:val="VerbatimChar"/>
-        </w:rPr>
-        <w:t>REFRESH_SECONDS</w:t>
-      </w:r>
-      <w:r>
-        <w:t>).</w:t>
+        <w:t>GET /.auth/me</w:t>
+      </w:r>
+      <w:r>
+        <w:t xml:space="preserve"> → locally returns the active Azure CLI user's basic profile claims. On Azure, this route is owned by Easy Auth.</w:t>
       </w:r>
     </w:p>
     <w:p>
@@ -4859,25 +4880,34 @@
         <w:rPr>
           <w:rStyle w:val="VerbatimChar"/>
         </w:rPr>
-        <w:t>GET /workbook.xlsx</w:t>
-      </w:r>
-      <w:r>
-        <w:t xml:space="preserve"> → the live proxied workbook (supports </w:t>
-      </w:r>
-      <w:r>
-        <w:rPr>
-          <w:rStyle w:val="VerbatimChar"/>
-        </w:rPr>
-        <w:t>ETag</w:t>
-      </w:r>
-      <w:r>
-        <w:t xml:space="preserve"> / </w:t>
-      </w:r>
-      <w:r>
-        <w:rPr>
-          <w:rStyle w:val="VerbatimChar"/>
-        </w:rPr>
-        <w:t>304 Not Modified</w:t>
+        <w:t>GET /.env</w:t>
+      </w:r>
+      <w:r>
+        <w:t xml:space="preserve"> → returns safe client config (</w:t>
+      </w:r>
+      <w:r>
+        <w:rPr>
+          <w:rStyle w:val="VerbatimChar"/>
+        </w:rPr>
+        <w:t>SHEET_NAME</w:t>
+      </w:r>
+      <w:r>
+        <w:t xml:space="preserve">, </w:t>
+      </w:r>
+      <w:r>
+        <w:rPr>
+          <w:rStyle w:val="VerbatimChar"/>
+        </w:rPr>
+        <w:t>WORKBOOK_URL=/workbook.xlsx</w:t>
+      </w:r>
+      <w:r>
+        <w:t xml:space="preserve">, </w:t>
+      </w:r>
+      <w:r>
+        <w:rPr>
+          <w:rStyle w:val="VerbatimChar"/>
+        </w:rPr>
+        <w:t>REFRESH_SECONDS</w:t>
       </w:r>
       <w:r>
         <w:t>).</w:t>
@@ -4892,15 +4922,43 @@
         </w:numPr>
       </w:pPr>
       <w:r>
-        <w:t xml:space="preserve">everything </w:t>
-      </w:r>
-      <w:proofErr w:type="gramStart"/>
-      <w:r>
-        <w:t>else → static file</w:t>
-      </w:r>
-      <w:proofErr w:type="gramEnd"/>
-      <w:r>
-        <w:t xml:space="preserve"> serving from the folder (with a path-traversal guard).</w:t>
+        <w:rPr>
+          <w:rStyle w:val="VerbatimChar"/>
+        </w:rPr>
+        <w:t>GET /workbook.xlsx</w:t>
+      </w:r>
+      <w:r>
+        <w:t xml:space="preserve"> → the live proxied workbook (supports </w:t>
+      </w:r>
+      <w:r>
+        <w:rPr>
+          <w:rStyle w:val="VerbatimChar"/>
+        </w:rPr>
+        <w:t>ETag</w:t>
+      </w:r>
+      <w:r>
+        <w:t xml:space="preserve"> / </w:t>
+      </w:r>
+      <w:r>
+        <w:rPr>
+          <w:rStyle w:val="VerbatimChar"/>
+        </w:rPr>
+        <w:t>304 Not Modified</w:t>
+      </w:r>
+      <w:r>
+        <w:t>).</w:t>
+      </w:r>
+    </w:p>
+    <w:p>
+      <w:pPr>
+        <w:pStyle w:val="Compact"/>
+        <w:numPr>
+          <w:ilvl w:val="1"/>
+          <w:numId w:val="8"/>
+        </w:numPr>
+      </w:pPr>
+      <w:r>
+        <w:t>everything else → static file serving from the folder (with a path-traversal guard).</w:t>
       </w:r>
     </w:p>
     <w:p>
@@ -4921,21 +4979,11 @@
       <w:r>
         <w:t xml:space="preserve"> </w:t>
       </w:r>
-      <w:proofErr w:type="spellStart"/>
-      <w:proofErr w:type="gramStart"/>
-      <w:r>
-        <w:rPr>
-          <w:rStyle w:val="VerbatimChar"/>
-        </w:rPr>
-        <w:t>process.env.PORT</w:t>
-      </w:r>
-      <w:proofErr w:type="spellEnd"/>
-      <w:proofErr w:type="gramEnd"/>
-      <w:r>
-        <w:rPr>
-          <w:rStyle w:val="VerbatimChar"/>
-        </w:rPr>
-        <w:t xml:space="preserve"> || 5173</w:t>
+      <w:r>
+        <w:rPr>
+          <w:rStyle w:val="VerbatimChar"/>
+        </w:rPr>
+        <w:t>process.env.PORT || 5173</w:t>
       </w:r>
       <w:r>
         <w:t xml:space="preserve">. App Service supplies </w:t>
@@ -4952,7 +5000,7 @@
     </w:p>
     <w:p>
       <w:r>
-        <w:pict w14:anchorId="304E13A7">
+        <w:pict w14:anchorId="150068B0">
           <v:rect id="_x0000_i1031" style="width:0;height:1.5pt" o:hralign="center" o:hrstd="t" o:hr="t"/>
         </w:pict>
       </w:r>
@@ -4961,14 +5009,14 @@
       <w:pPr>
         <w:pStyle w:val="Heading2"/>
       </w:pPr>
-      <w:bookmarkStart w:id="26" w:name="_Toc235625850"/>
-      <w:bookmarkStart w:id="27" w:name="Xc01c8104d00a222ebbff8fd5d05b1dfb2adb83d"/>
-      <w:bookmarkEnd w:id="25"/>
+      <w:bookmarkStart w:id="26" w:name="Xc01c8104d00a222ebbff8fd5d05b1dfb2adb83d"/>
+      <w:bookmarkStart w:id="27" w:name="_Toc239174783"/>
+      <w:bookmarkEnd w:id="24"/>
       <w:r>
         <w:lastRenderedPageBreak/>
         <w:t>7. Run locally</w:t>
       </w:r>
-      <w:bookmarkEnd w:id="26"/>
+      <w:bookmarkEnd w:id="27"/>
     </w:p>
     <w:p>
       <w:pPr>
@@ -4997,14 +5045,12 @@
       <w:r>
         <w:t xml:space="preserve"> (</w:t>
       </w:r>
-      <w:proofErr w:type="spellStart"/>
       <w:r>
         <w:rPr>
           <w:rStyle w:val="VerbatimChar"/>
         </w:rPr>
         <w:t>az</w:t>
       </w:r>
-      <w:proofErr w:type="spellEnd"/>
       <w:r>
         <w:t>), signed in to the Quadrant tenant.</w:t>
       </w:r>
@@ -5055,116 +5101,80 @@
       <w:r>
         <w:br/>
       </w:r>
-      <w:proofErr w:type="spellStart"/>
       <w:r>
         <w:rPr>
           <w:rStyle w:val="NormalTok"/>
         </w:rPr>
-        <w:t>az</w:t>
-      </w:r>
-      <w:proofErr w:type="spellEnd"/>
+        <w:t xml:space="preserve">az login </w:t>
+      </w:r>
+      <w:r>
+        <w:rPr>
+          <w:rStyle w:val="OperatorTok"/>
+        </w:rPr>
+        <w:t>--</w:t>
+      </w:r>
       <w:r>
         <w:rPr>
           <w:rStyle w:val="NormalTok"/>
         </w:rPr>
-        <w:t xml:space="preserve"> login </w:t>
+        <w:t>tenant 0eadb77e-42dc-47f8-bbe3-ec2395e0712c</w:t>
+      </w:r>
+      <w:r>
+        <w:br/>
+      </w:r>
+      <w:r>
+        <w:br/>
+      </w:r>
+      <w:r>
+        <w:rPr>
+          <w:rStyle w:val="CommentTok"/>
+        </w:rPr>
+        <w:t># 3. Make sure .env exists (see §5.1) with SHAREPOINT_URL / SHEET_NAME / REFRESH_SECONDS</w:t>
+      </w:r>
+      <w:r>
+        <w:br/>
+      </w:r>
+      <w:r>
+        <w:br/>
+      </w:r>
+      <w:r>
+        <w:rPr>
+          <w:rStyle w:val="CommentTok"/>
+        </w:rPr>
+        <w:t># 4. Start the server</w:t>
+      </w:r>
+      <w:r>
+        <w:br/>
+      </w:r>
+      <w:r>
+        <w:rPr>
+          <w:rStyle w:val="NormalTok"/>
+        </w:rPr>
+        <w:t>node dev-server</w:t>
       </w:r>
       <w:r>
         <w:rPr>
           <w:rStyle w:val="OperatorTok"/>
         </w:rPr>
-        <w:t>--</w:t>
+        <w:t>.</w:t>
+      </w:r>
+      <w:r>
+        <w:rPr>
+          <w:rStyle w:val="FunctionTok"/>
+        </w:rPr>
+        <w:t>js</w:t>
       </w:r>
       <w:r>
         <w:rPr>
           <w:rStyle w:val="NormalTok"/>
         </w:rPr>
-        <w:t>tenant 0eadb77e-42dc-47f8-bbe3-ec2395e0712c</w:t>
-      </w:r>
-      <w:r>
-        <w:br/>
-      </w:r>
-      <w:r>
-        <w:br/>
+        <w:t xml:space="preserve">       </w:t>
       </w:r>
       <w:r>
         <w:rPr>
           <w:rStyle w:val="CommentTok"/>
         </w:rPr>
-        <w:t xml:space="preserve"># 3. Make </w:t>
-      </w:r>
-      <w:proofErr w:type="gramStart"/>
-      <w:r>
-        <w:rPr>
-          <w:rStyle w:val="CommentTok"/>
-        </w:rPr>
-        <w:t>sure .env</w:t>
-      </w:r>
-      <w:proofErr w:type="gramEnd"/>
-      <w:r>
-        <w:rPr>
-          <w:rStyle w:val="CommentTok"/>
-        </w:rPr>
-        <w:t xml:space="preserve"> exists (see §5.1) with SHAREPOINT_URL / SHEET_NAME / REFRESH_SECONDS</w:t>
-      </w:r>
-      <w:r>
-        <w:br/>
-      </w:r>
-      <w:r>
-        <w:br/>
-      </w:r>
-      <w:r>
-        <w:rPr>
-          <w:rStyle w:val="CommentTok"/>
-        </w:rPr>
-        <w:t># 4. Start the server</w:t>
-      </w:r>
-      <w:r>
-        <w:br/>
-      </w:r>
-      <w:r>
-        <w:rPr>
-          <w:rStyle w:val="NormalTok"/>
-        </w:rPr>
-        <w:t>node dev-server</w:t>
-      </w:r>
-      <w:r>
-        <w:rPr>
-          <w:rStyle w:val="OperatorTok"/>
-        </w:rPr>
-        <w:t>.</w:t>
-      </w:r>
-      <w:r>
-        <w:rPr>
-          <w:rStyle w:val="FunctionTok"/>
-        </w:rPr>
-        <w:t>js</w:t>
-      </w:r>
-      <w:r>
-        <w:rPr>
-          <w:rStyle w:val="NormalTok"/>
-        </w:rPr>
-        <w:t xml:space="preserve">       </w:t>
-      </w:r>
-      <w:r>
-        <w:rPr>
-          <w:rStyle w:val="CommentTok"/>
-        </w:rPr>
-        <w:t xml:space="preserve"># or: </w:t>
-      </w:r>
-      <w:proofErr w:type="spellStart"/>
-      <w:r>
-        <w:rPr>
-          <w:rStyle w:val="CommentTok"/>
-        </w:rPr>
-        <w:t>npm</w:t>
-      </w:r>
-      <w:proofErr w:type="spellEnd"/>
-      <w:r>
-        <w:rPr>
-          <w:rStyle w:val="CommentTok"/>
-        </w:rPr>
-        <w:t xml:space="preserve"> start</w:t>
+        <w:t># or: npm start</w:t>
       </w:r>
     </w:p>
     <w:p>
@@ -5181,7 +5191,26 @@
         <w:t>http://localhost:5173/</w:t>
       </w:r>
       <w:r>
-        <w:t xml:space="preserve">. The server logs </w:t>
+        <w:t xml:space="preserve">. A new tab/session first opens </w:t>
+      </w:r>
+      <w:r>
+        <w:rPr>
+          <w:rStyle w:val="VerbatimChar"/>
+        </w:rPr>
+        <w:t>login.html</w:t>
+      </w:r>
+      <w:r>
+        <w:t xml:space="preserve">, showing the active Azure CLI account. Select </w:t>
+      </w:r>
+      <w:r>
+        <w:rPr>
+          <w:b/>
+          <w:bCs/>
+        </w:rPr>
+        <w:t>Continue to dashboard</w:t>
+      </w:r>
+      <w:r>
+        <w:t xml:space="preserve">. The profile appears in the dashboard masthead, and the server logs </w:t>
       </w:r>
       <w:r>
         <w:rPr>
@@ -5190,7 +5219,10 @@
         <w:t>[live] served workbook ...</w:t>
       </w:r>
       <w:r>
-        <w:t xml:space="preserve"> each time it proxies the file. If the workbook can't be read, the page falls back to the embedded snapshot.</w:t>
+        <w:t xml:space="preserve"> each time it proxies the file. If the workbook can't </w:t>
+      </w:r>
+      <w:r>
+        <w:t>be read, the page falls back to the embedded snapshot.</w:t>
       </w:r>
     </w:p>
     <w:p>
@@ -5218,14 +5250,12 @@
       <w:r>
         <w:t xml:space="preserve"> scheme blocks fetching </w:t>
       </w:r>
-      <w:proofErr w:type="gramStart"/>
       <w:r>
         <w:rPr>
           <w:rStyle w:val="VerbatimChar"/>
         </w:rPr>
         <w:t>/.env</w:t>
       </w:r>
-      <w:proofErr w:type="gramEnd"/>
       <w:r>
         <w:t xml:space="preserve"> and </w:t>
       </w:r>
@@ -5241,7 +5271,7 @@
     </w:p>
     <w:p>
       <w:r>
-        <w:pict w14:anchorId="304E13A8">
+        <w:pict w14:anchorId="150068B1">
           <v:rect id="_x0000_i1032" style="width:0;height:1.5pt" o:hralign="center" o:hrstd="t" o:hr="t"/>
         </w:pict>
       </w:r>
@@ -5250,13 +5280,13 @@
       <w:pPr>
         <w:pStyle w:val="Heading2"/>
       </w:pPr>
-      <w:bookmarkStart w:id="28" w:name="_Toc235625851"/>
-      <w:bookmarkStart w:id="29" w:name="X0a20a6f3d20b47538a529321d3460e6c97a1fef"/>
-      <w:bookmarkEnd w:id="27"/>
+      <w:bookmarkStart w:id="28" w:name="X0a20a6f3d20b47538a529321d3460e6c97a1fef"/>
+      <w:bookmarkStart w:id="29" w:name="_Toc239174784"/>
+      <w:bookmarkEnd w:id="26"/>
       <w:r>
         <w:t>8. Deploy to Azure App Service</w:t>
       </w:r>
-      <w:bookmarkEnd w:id="28"/>
+      <w:bookmarkEnd w:id="29"/>
     </w:p>
     <w:p>
       <w:pPr>
@@ -5273,7 +5303,7 @@
         <w:t>zip deploy</w:t>
       </w:r>
       <w:r>
-        <w:t xml:space="preserve"> of three files: </w:t>
+        <w:t xml:space="preserve"> of six entries: </w:t>
       </w:r>
       <w:r>
         <w:rPr>
@@ -5288,21 +5318,44 @@
         <w:rPr>
           <w:rStyle w:val="VerbatimChar"/>
         </w:rPr>
+        <w:t>login.html</w:t>
+      </w:r>
+      <w:r>
+        <w:t xml:space="preserve">, </w:t>
+      </w:r>
+      <w:r>
+        <w:rPr>
+          <w:rStyle w:val="VerbatimChar"/>
+        </w:rPr>
+        <w:t>js/auth.js</w:t>
+      </w:r>
+      <w:r>
+        <w:t xml:space="preserve">, </w:t>
+      </w:r>
+      <w:r>
+        <w:rPr>
+          <w:rStyle w:val="VerbatimChar"/>
+        </w:rPr>
+        <w:t>quadrant-logo.png</w:t>
+      </w:r>
+      <w:r>
+        <w:t xml:space="preserve">, the production </w:t>
+      </w:r>
+      <w:r>
+        <w:rPr>
+          <w:rStyle w:val="VerbatimChar"/>
+        </w:rPr>
         <w:t>dev-server.js</w:t>
       </w:r>
       <w:r>
-        <w:t xml:space="preserve">, </w:t>
-      </w:r>
-      <w:proofErr w:type="spellStart"/>
-      <w:proofErr w:type="gramStart"/>
+        <w:t xml:space="preserve">, and </w:t>
+      </w:r>
       <w:r>
         <w:rPr>
           <w:rStyle w:val="VerbatimChar"/>
         </w:rPr>
         <w:t>package.json</w:t>
       </w:r>
-      <w:proofErr w:type="spellEnd"/>
-      <w:proofErr w:type="gramEnd"/>
       <w:r>
         <w:t>.</w:t>
       </w:r>
@@ -5311,12 +5364,12 @@
       <w:pPr>
         <w:pStyle w:val="Heading3"/>
       </w:pPr>
-      <w:bookmarkStart w:id="30" w:name="_Toc235625852"/>
-      <w:bookmarkStart w:id="31" w:name="X9f4cd690d4d5943ac8c5ef8a2504a7264ecd488"/>
+      <w:bookmarkStart w:id="30" w:name="X9f4cd690d4d5943ac8c5ef8a2504a7264ecd488"/>
+      <w:bookmarkStart w:id="31" w:name="_Toc239174785"/>
       <w:r>
         <w:t>8.1 One-time prerequisites</w:t>
       </w:r>
-      <w:bookmarkEnd w:id="30"/>
+      <w:bookmarkEnd w:id="31"/>
     </w:p>
     <w:p>
       <w:pPr>
@@ -5362,13 +5415,13 @@
       <w:pPr>
         <w:pStyle w:val="Heading3"/>
       </w:pPr>
-      <w:bookmarkStart w:id="32" w:name="_Toc235625853"/>
-      <w:bookmarkStart w:id="33" w:name="X88faf516195095ad6d45ff2c4963f37939ac5ad"/>
-      <w:bookmarkEnd w:id="31"/>
+      <w:bookmarkStart w:id="32" w:name="X88faf516195095ad6d45ff2c4963f37939ac5ad"/>
+      <w:bookmarkStart w:id="33" w:name="_Toc239174786"/>
+      <w:bookmarkEnd w:id="30"/>
       <w:r>
         <w:t>8.2 Full deploy procedure (copy/paste)</w:t>
       </w:r>
-      <w:bookmarkEnd w:id="32"/>
+      <w:bookmarkEnd w:id="33"/>
     </w:p>
     <w:p>
       <w:pPr>
@@ -5416,19 +5469,23 @@
       <w:r>
         <w:br/>
       </w:r>
-      <w:proofErr w:type="spellStart"/>
       <w:r>
         <w:rPr>
           <w:rStyle w:val="NormalTok"/>
         </w:rPr>
-        <w:t>az</w:t>
-      </w:r>
-      <w:proofErr w:type="spellEnd"/>
+        <w:t xml:space="preserve">az login </w:t>
+      </w:r>
+      <w:r>
+        <w:rPr>
+          <w:rStyle w:val="OperatorTok"/>
+        </w:rPr>
+        <w:t>--</w:t>
+      </w:r>
       <w:r>
         <w:rPr>
           <w:rStyle w:val="NormalTok"/>
         </w:rPr>
-        <w:t xml:space="preserve"> login </w:t>
+        <w:t xml:space="preserve">tenant 0eadb77e-42dc-47f8-bbe3-ec2395e0712c </w:t>
       </w:r>
       <w:r>
         <w:rPr>
@@ -5440,7 +5497,40 @@
         <w:rPr>
           <w:rStyle w:val="NormalTok"/>
         </w:rPr>
-        <w:t xml:space="preserve">tenant 0eadb77e-42dc-47f8-bbe3-ec2395e0712c </w:t>
+        <w:t>use-device-code</w:t>
+      </w:r>
+      <w:r>
+        <w:br/>
+      </w:r>
+      <w:r>
+        <w:br/>
+      </w:r>
+      <w:r>
+        <w:rPr>
+          <w:rStyle w:val="CommentTok"/>
+        </w:rPr>
+        <w:t># 2. Select the CORRECT subscription (login often defaults to the wrong one)</w:t>
+      </w:r>
+      <w:r>
+        <w:br/>
+      </w:r>
+      <w:r>
+        <w:rPr>
+          <w:rStyle w:val="NormalTok"/>
+        </w:rPr>
+        <w:t xml:space="preserve">az account </w:t>
+      </w:r>
+      <w:r>
+        <w:rPr>
+          <w:rStyle w:val="FunctionTok"/>
+        </w:rPr>
+        <w:t>set</w:t>
+      </w:r>
+      <w:r>
+        <w:rPr>
+          <w:rStyle w:val="NormalTok"/>
+        </w:rPr>
+        <w:t xml:space="preserve"> </w:t>
       </w:r>
       <w:r>
         <w:rPr>
@@ -5452,178 +5542,8 @@
         <w:rPr>
           <w:rStyle w:val="NormalTok"/>
         </w:rPr>
-        <w:t>use-device-code</w:t>
-      </w:r>
-      <w:r>
-        <w:br/>
-      </w:r>
-      <w:r>
-        <w:br/>
-      </w:r>
-      <w:r>
-        <w:rPr>
-          <w:rStyle w:val="CommentTok"/>
-        </w:rPr>
-        <w:t># 2. Select the CORRECT subscription (login often defaults to the wrong one)</w:t>
-      </w:r>
-      <w:r>
-        <w:br/>
-      </w:r>
-      <w:proofErr w:type="spellStart"/>
-      <w:r>
-        <w:rPr>
-          <w:rStyle w:val="NormalTok"/>
-        </w:rPr>
-        <w:t>az</w:t>
-      </w:r>
-      <w:proofErr w:type="spellEnd"/>
-      <w:r>
-        <w:rPr>
-          <w:rStyle w:val="NormalTok"/>
-        </w:rPr>
-        <w:t xml:space="preserve"> account </w:t>
-      </w:r>
-      <w:r>
-        <w:rPr>
-          <w:rStyle w:val="FunctionTok"/>
-        </w:rPr>
-        <w:t>set</w:t>
-      </w:r>
-      <w:r>
-        <w:rPr>
-          <w:rStyle w:val="NormalTok"/>
-        </w:rPr>
-        <w:t xml:space="preserve"> </w:t>
-      </w:r>
-      <w:r>
-        <w:rPr>
-          <w:rStyle w:val="OperatorTok"/>
-        </w:rPr>
-        <w:t>--</w:t>
-      </w:r>
-      <w:r>
-        <w:rPr>
-          <w:rStyle w:val="NormalTok"/>
-        </w:rPr>
         <w:t>subscription 36710d9e-2ce6-4c69-a8ce-52501abd6c10</w:t>
       </w:r>
-      <w:r>
-        <w:br/>
-      </w:r>
-      <w:r>
-        <w:br/>
-      </w:r>
-      <w:r>
-        <w:rPr>
-          <w:rStyle w:val="CommentTok"/>
-        </w:rPr>
-        <w:t># 3. Confirm identity + subscription</w:t>
-      </w:r>
-      <w:r>
-        <w:br/>
-      </w:r>
-      <w:proofErr w:type="spellStart"/>
-      <w:r>
-        <w:rPr>
-          <w:rStyle w:val="NormalTok"/>
-        </w:rPr>
-        <w:t>az</w:t>
-      </w:r>
-      <w:proofErr w:type="spellEnd"/>
-      <w:r>
-        <w:rPr>
-          <w:rStyle w:val="NormalTok"/>
-        </w:rPr>
-        <w:t xml:space="preserve"> account show </w:t>
-      </w:r>
-      <w:r>
-        <w:rPr>
-          <w:rStyle w:val="OperatorTok"/>
-        </w:rPr>
-        <w:t>--</w:t>
-      </w:r>
-      <w:r>
-        <w:rPr>
-          <w:rStyle w:val="NormalTok"/>
-        </w:rPr>
-        <w:t xml:space="preserve">query </w:t>
-      </w:r>
-      <w:r>
-        <w:rPr>
-          <w:rStyle w:val="StringTok"/>
-        </w:rPr>
-        <w:t>"{</w:t>
-      </w:r>
-      <w:proofErr w:type="spellStart"/>
-      <w:proofErr w:type="gramStart"/>
-      <w:r>
-        <w:rPr>
-          <w:rStyle w:val="StringTok"/>
-        </w:rPr>
-        <w:t>user:user.name</w:t>
-      </w:r>
-      <w:proofErr w:type="spellEnd"/>
-      <w:proofErr w:type="gramEnd"/>
-      <w:r>
-        <w:rPr>
-          <w:rStyle w:val="StringTok"/>
-        </w:rPr>
-        <w:t xml:space="preserve">, </w:t>
-      </w:r>
-      <w:proofErr w:type="spellStart"/>
-      <w:r>
-        <w:rPr>
-          <w:rStyle w:val="StringTok"/>
-        </w:rPr>
-        <w:t>sub:name</w:t>
-      </w:r>
-      <w:proofErr w:type="spellEnd"/>
-      <w:r>
-        <w:rPr>
-          <w:rStyle w:val="StringTok"/>
-        </w:rPr>
-        <w:t xml:space="preserve">, </w:t>
-      </w:r>
-      <w:proofErr w:type="spellStart"/>
-      <w:r>
-        <w:rPr>
-          <w:rStyle w:val="StringTok"/>
-        </w:rPr>
-        <w:t>id:id</w:t>
-      </w:r>
-      <w:proofErr w:type="spellEnd"/>
-      <w:r>
-        <w:rPr>
-          <w:rStyle w:val="StringTok"/>
-        </w:rPr>
-        <w:t>}"</w:t>
-      </w:r>
-      <w:r>
-        <w:rPr>
-          <w:rStyle w:val="NormalTok"/>
-        </w:rPr>
-        <w:t xml:space="preserve"> </w:t>
-      </w:r>
-      <w:r>
-        <w:rPr>
-          <w:rStyle w:val="OperatorTok"/>
-        </w:rPr>
-        <w:t>-</w:t>
-      </w:r>
-      <w:r>
-        <w:rPr>
-          <w:rStyle w:val="NormalTok"/>
-        </w:rPr>
-        <w:t xml:space="preserve">o </w:t>
-      </w:r>
-      <w:proofErr w:type="spellStart"/>
-      <w:r>
-        <w:rPr>
-          <w:rStyle w:val="NormalTok"/>
-        </w:rPr>
-        <w:t>json</w:t>
-      </w:r>
-      <w:proofErr w:type="spellEnd"/>
       <w:r>
         <w:br/>
       </w:r>
@@ -5635,7 +5555,7 @@
         <w:rPr>
           <w:rStyle w:val="CommentTok"/>
         </w:rPr>
-        <w:t># 4. Sanity-check the server parses, then (re)build the zip</w:t>
+        <w:t># 3. Confirm identity + subscription</w:t>
       </w:r>
       <w:r>
         <w:br/>
@@ -5644,6 +5564,63 @@
         <w:rPr>
           <w:rStyle w:val="NormalTok"/>
         </w:rPr>
+        <w:t xml:space="preserve">az account show </w:t>
+      </w:r>
+      <w:r>
+        <w:rPr>
+          <w:rStyle w:val="OperatorTok"/>
+        </w:rPr>
+        <w:t>--</w:t>
+      </w:r>
+      <w:r>
+        <w:rPr>
+          <w:rStyle w:val="NormalTok"/>
+        </w:rPr>
+        <w:t xml:space="preserve">query </w:t>
+      </w:r>
+      <w:r>
+        <w:rPr>
+          <w:rStyle w:val="StringTok"/>
+        </w:rPr>
+        <w:t>"{user:user.name, sub:name, id:id}"</w:t>
+      </w:r>
+      <w:r>
+        <w:rPr>
+          <w:rStyle w:val="NormalTok"/>
+        </w:rPr>
+        <w:t xml:space="preserve"> </w:t>
+      </w:r>
+      <w:r>
+        <w:rPr>
+          <w:rStyle w:val="OperatorTok"/>
+        </w:rPr>
+        <w:t>-</w:t>
+      </w:r>
+      <w:r>
+        <w:rPr>
+          <w:rStyle w:val="NormalTok"/>
+        </w:rPr>
+        <w:t>o json</w:t>
+      </w:r>
+      <w:r>
+        <w:br/>
+      </w:r>
+      <w:r>
+        <w:br/>
+      </w:r>
+      <w:r>
+        <w:rPr>
+          <w:rStyle w:val="CommentTok"/>
+        </w:rPr>
+        <w:t># 4. Sanity-check source scripts</w:t>
+      </w:r>
+      <w:r>
+        <w:br/>
+      </w:r>
+      <w:r>
+        <w:rPr>
+          <w:rStyle w:val="NormalTok"/>
+        </w:rPr>
         <w:t xml:space="preserve">node </w:t>
       </w:r>
       <w:r>
@@ -5675,8 +5652,512 @@
       </w:r>
       <w:r>
         <w:rPr>
+          <w:rStyle w:val="NormalTok"/>
+        </w:rPr>
+        <w:t xml:space="preserve">node </w:t>
+      </w:r>
+      <w:r>
+        <w:rPr>
+          <w:rStyle w:val="OperatorTok"/>
+        </w:rPr>
+        <w:t>--</w:t>
+      </w:r>
+      <w:r>
+        <w:rPr>
+          <w:rStyle w:val="NormalTok"/>
+        </w:rPr>
+        <w:t>check js</w:t>
+      </w:r>
+      <w:r>
+        <w:rPr>
+          <w:rStyle w:val="OperatorTok"/>
+        </w:rPr>
+        <w:t>/</w:t>
+      </w:r>
+      <w:r>
+        <w:rPr>
+          <w:rStyle w:val="NormalTok"/>
+        </w:rPr>
+        <w:t>auth</w:t>
+      </w:r>
+      <w:r>
+        <w:rPr>
+          <w:rStyle w:val="OperatorTok"/>
+        </w:rPr>
+        <w:t>.</w:t>
+      </w:r>
+      <w:r>
+        <w:rPr>
+          <w:rStyle w:val="FunctionTok"/>
+        </w:rPr>
+        <w:t>js</w:t>
+      </w:r>
+      <w:r>
+        <w:br/>
+      </w:r>
+      <w:r>
+        <w:br/>
+      </w:r>
+      <w:r>
+        <w:rPr>
+          <w:rStyle w:val="CommentTok"/>
+        </w:rPr>
+        <w:t># 5. Refresh web assets in the EXISTING zip. This preserves the production server.</w:t>
+      </w:r>
+      <w:r>
+        <w:br/>
+      </w:r>
+      <w:r>
+        <w:rPr>
+          <w:rStyle w:val="FunctionTok"/>
+        </w:rPr>
+        <w:t>Add-Type</w:t>
+      </w:r>
+      <w:r>
+        <w:rPr>
+          <w:rStyle w:val="NormalTok"/>
+        </w:rPr>
+        <w:t xml:space="preserve"> </w:t>
+      </w:r>
+      <w:r>
+        <w:rPr>
+          <w:rStyle w:val="OperatorTok"/>
+        </w:rPr>
+        <w:t>-</w:t>
+      </w:r>
+      <w:r>
+        <w:rPr>
+          <w:rStyle w:val="NormalTok"/>
+        </w:rPr>
+        <w:t>AssemblyName System</w:t>
+      </w:r>
+      <w:r>
+        <w:rPr>
+          <w:rStyle w:val="OperatorTok"/>
+        </w:rPr>
+        <w:t>.</w:t>
+      </w:r>
+      <w:r>
+        <w:rPr>
+          <w:rStyle w:val="FunctionTok"/>
+        </w:rPr>
+        <w:t>IO</w:t>
+      </w:r>
+      <w:r>
+        <w:rPr>
+          <w:rStyle w:val="OperatorTok"/>
+        </w:rPr>
+        <w:t>.</w:t>
+      </w:r>
+      <w:r>
+        <w:rPr>
+          <w:rStyle w:val="FunctionTok"/>
+        </w:rPr>
+        <w:t>Compression</w:t>
+      </w:r>
+      <w:r>
+        <w:rPr>
+          <w:rStyle w:val="OperatorTok"/>
+        </w:rPr>
+        <w:t>.</w:t>
+      </w:r>
+      <w:r>
+        <w:rPr>
+          <w:rStyle w:val="FunctionTok"/>
+        </w:rPr>
+        <w:t>FileSystem</w:t>
+      </w:r>
+      <w:r>
+        <w:br/>
+      </w:r>
+      <w:r>
+        <w:rPr>
+          <w:rStyle w:val="VariableTok"/>
+        </w:rPr>
+        <w:t>$zip</w:t>
+      </w:r>
+      <w:r>
+        <w:rPr>
+          <w:rStyle w:val="NormalTok"/>
+        </w:rPr>
+        <w:t xml:space="preserve"> </w:t>
+      </w:r>
+      <w:r>
+        <w:rPr>
+          <w:rStyle w:val="OperatorTok"/>
+        </w:rPr>
+        <w:t>=</w:t>
+      </w:r>
+      <w:r>
+        <w:rPr>
+          <w:rStyle w:val="NormalTok"/>
+        </w:rPr>
+        <w:t xml:space="preserve"> </w:t>
+      </w:r>
+      <w:r>
+        <w:rPr>
+          <w:rStyle w:val="OperatorTok"/>
+        </w:rPr>
+        <w:t>[</w:t>
+      </w:r>
+      <w:r>
+        <w:rPr>
+          <w:rStyle w:val="NormalTok"/>
+        </w:rPr>
+        <w:t>IO</w:t>
+      </w:r>
+      <w:r>
+        <w:rPr>
+          <w:rStyle w:val="OperatorTok"/>
+        </w:rPr>
+        <w:t>.</w:t>
+      </w:r>
+      <w:r>
+        <w:rPr>
+          <w:rStyle w:val="FunctionTok"/>
+        </w:rPr>
+        <w:t>Compression</w:t>
+      </w:r>
+      <w:r>
+        <w:rPr>
+          <w:rStyle w:val="OperatorTok"/>
+        </w:rPr>
+        <w:t>.</w:t>
+      </w:r>
+      <w:r>
+        <w:rPr>
+          <w:rStyle w:val="FunctionTok"/>
+        </w:rPr>
+        <w:t>ZipFile</w:t>
+      </w:r>
+      <w:r>
+        <w:rPr>
+          <w:rStyle w:val="OperatorTok"/>
+        </w:rPr>
+        <w:t>]::</w:t>
+      </w:r>
+      <w:r>
+        <w:rPr>
+          <w:rStyle w:val="NormalTok"/>
+        </w:rPr>
+        <w:t>Open</w:t>
+      </w:r>
+      <w:r>
+        <w:rPr>
+          <w:rStyle w:val="OperatorTok"/>
+        </w:rPr>
+        <w:t>(</w:t>
+      </w:r>
+      <w:r>
+        <w:rPr>
+          <w:rStyle w:val="StringTok"/>
+        </w:rPr>
+        <w:t>"app.zip"</w:t>
+      </w:r>
+      <w:r>
+        <w:rPr>
+          <w:rStyle w:val="OperatorTok"/>
+        </w:rPr>
+        <w:t>,</w:t>
+      </w:r>
+      <w:r>
+        <w:rPr>
+          <w:rStyle w:val="NormalTok"/>
+        </w:rPr>
+        <w:t xml:space="preserve"> </w:t>
+      </w:r>
+      <w:r>
+        <w:rPr>
+          <w:rStyle w:val="OperatorTok"/>
+        </w:rPr>
+        <w:t>[</w:t>
+      </w:r>
+      <w:r>
+        <w:rPr>
+          <w:rStyle w:val="NormalTok"/>
+        </w:rPr>
+        <w:t>IO</w:t>
+      </w:r>
+      <w:r>
+        <w:rPr>
+          <w:rStyle w:val="OperatorTok"/>
+        </w:rPr>
+        <w:t>.</w:t>
+      </w:r>
+      <w:r>
+        <w:rPr>
+          <w:rStyle w:val="FunctionTok"/>
+        </w:rPr>
+        <w:t>Compression</w:t>
+      </w:r>
+      <w:r>
+        <w:rPr>
+          <w:rStyle w:val="OperatorTok"/>
+        </w:rPr>
+        <w:t>.</w:t>
+      </w:r>
+      <w:r>
+        <w:rPr>
+          <w:rStyle w:val="FunctionTok"/>
+        </w:rPr>
+        <w:t>ZipArchiveMode</w:t>
+      </w:r>
+      <w:r>
+        <w:rPr>
+          <w:rStyle w:val="OperatorTok"/>
+        </w:rPr>
+        <w:t>]::</w:t>
+      </w:r>
+      <w:r>
+        <w:rPr>
+          <w:rStyle w:val="NormalTok"/>
+        </w:rPr>
+        <w:t>Update</w:t>
+      </w:r>
+      <w:r>
+        <w:rPr>
+          <w:rStyle w:val="OperatorTok"/>
+        </w:rPr>
+        <w:t>)</w:t>
+      </w:r>
+      <w:r>
+        <w:br/>
+      </w:r>
+      <w:r>
+        <w:rPr>
           <w:rStyle w:val="ControlFlowTok"/>
         </w:rPr>
+        <w:t>try</w:t>
+      </w:r>
+      <w:r>
+        <w:rPr>
+          <w:rStyle w:val="NormalTok"/>
+        </w:rPr>
+        <w:t xml:space="preserve"> </w:t>
+      </w:r>
+      <w:r>
+        <w:rPr>
+          <w:rStyle w:val="OperatorTok"/>
+        </w:rPr>
+        <w:t>{</w:t>
+      </w:r>
+      <w:r>
+        <w:br/>
+      </w:r>
+      <w:r>
+        <w:rPr>
+          <w:rStyle w:val="NormalTok"/>
+        </w:rPr>
+        <w:t xml:space="preserve">  </w:t>
+      </w:r>
+      <w:r>
+        <w:rPr>
+          <w:rStyle w:val="ControlFlowTok"/>
+        </w:rPr>
+        <w:t>foreach</w:t>
+      </w:r>
+      <w:r>
+        <w:rPr>
+          <w:rStyle w:val="NormalTok"/>
+        </w:rPr>
+        <w:t xml:space="preserve"> </w:t>
+      </w:r>
+      <w:r>
+        <w:rPr>
+          <w:rStyle w:val="OperatorTok"/>
+        </w:rPr>
+        <w:t>(</w:t>
+      </w:r>
+      <w:r>
+        <w:rPr>
+          <w:rStyle w:val="VariableTok"/>
+        </w:rPr>
+        <w:t>$relative</w:t>
+      </w:r>
+      <w:r>
+        <w:rPr>
+          <w:rStyle w:val="NormalTok"/>
+        </w:rPr>
+        <w:t xml:space="preserve"> </w:t>
+      </w:r>
+      <w:r>
+        <w:rPr>
+          <w:rStyle w:val="KeywordTok"/>
+        </w:rPr>
+        <w:t>in</w:t>
+      </w:r>
+      <w:r>
+        <w:rPr>
+          <w:rStyle w:val="NormalTok"/>
+        </w:rPr>
+        <w:t xml:space="preserve"> </w:t>
+      </w:r>
+      <w:r>
+        <w:rPr>
+          <w:rStyle w:val="OperatorTok"/>
+        </w:rPr>
+        <w:t>@(</w:t>
+      </w:r>
+      <w:r>
+        <w:rPr>
+          <w:rStyle w:val="StringTok"/>
+        </w:rPr>
+        <w:t>"index.html"</w:t>
+      </w:r>
+      <w:r>
+        <w:rPr>
+          <w:rStyle w:val="OperatorTok"/>
+        </w:rPr>
+        <w:t>,</w:t>
+      </w:r>
+      <w:r>
+        <w:rPr>
+          <w:rStyle w:val="NormalTok"/>
+        </w:rPr>
+        <w:t xml:space="preserve"> </w:t>
+      </w:r>
+      <w:r>
+        <w:rPr>
+          <w:rStyle w:val="StringTok"/>
+        </w:rPr>
+        <w:t>"login.html"</w:t>
+      </w:r>
+      <w:r>
+        <w:rPr>
+          <w:rStyle w:val="OperatorTok"/>
+        </w:rPr>
+        <w:t>,</w:t>
+      </w:r>
+      <w:r>
+        <w:rPr>
+          <w:rStyle w:val="NormalTok"/>
+        </w:rPr>
+        <w:t xml:space="preserve"> </w:t>
+      </w:r>
+      <w:r>
+        <w:rPr>
+          <w:rStyle w:val="StringTok"/>
+        </w:rPr>
+        <w:t>"js/auth.js"</w:t>
+      </w:r>
+      <w:r>
+        <w:rPr>
+          <w:rStyle w:val="OperatorTok"/>
+        </w:rPr>
+        <w:t>,</w:t>
+      </w:r>
+      <w:r>
+        <w:rPr>
+          <w:rStyle w:val="NormalTok"/>
+        </w:rPr>
+        <w:t xml:space="preserve"> </w:t>
+      </w:r>
+      <w:r>
+        <w:rPr>
+          <w:rStyle w:val="StringTok"/>
+        </w:rPr>
+        <w:t>"quadrant-logo.png"</w:t>
+      </w:r>
+      <w:r>
+        <w:rPr>
+          <w:rStyle w:val="OperatorTok"/>
+        </w:rPr>
+        <w:t>))</w:t>
+      </w:r>
+      <w:r>
+        <w:rPr>
+          <w:rStyle w:val="NormalTok"/>
+        </w:rPr>
+        <w:t xml:space="preserve"> </w:t>
+      </w:r>
+      <w:r>
+        <w:rPr>
+          <w:rStyle w:val="OperatorTok"/>
+        </w:rPr>
+        <w:t>{</w:t>
+      </w:r>
+      <w:r>
+        <w:br/>
+      </w:r>
+      <w:r>
+        <w:rPr>
+          <w:rStyle w:val="NormalTok"/>
+        </w:rPr>
+        <w:t xml:space="preserve">    </w:t>
+      </w:r>
+      <w:r>
+        <w:rPr>
+          <w:rStyle w:val="VariableTok"/>
+        </w:rPr>
+        <w:t>$existing</w:t>
+      </w:r>
+      <w:r>
+        <w:rPr>
+          <w:rStyle w:val="NormalTok"/>
+        </w:rPr>
+        <w:t xml:space="preserve"> </w:t>
+      </w:r>
+      <w:r>
+        <w:rPr>
+          <w:rStyle w:val="OperatorTok"/>
+        </w:rPr>
+        <w:t>=</w:t>
+      </w:r>
+      <w:r>
+        <w:rPr>
+          <w:rStyle w:val="NormalTok"/>
+        </w:rPr>
+        <w:t xml:space="preserve"> </w:t>
+      </w:r>
+      <w:r>
+        <w:rPr>
+          <w:rStyle w:val="VariableTok"/>
+        </w:rPr>
+        <w:t>$zip</w:t>
+      </w:r>
+      <w:r>
+        <w:rPr>
+          <w:rStyle w:val="OperatorTok"/>
+        </w:rPr>
+        <w:t>.</w:t>
+      </w:r>
+      <w:r>
+        <w:rPr>
+          <w:rStyle w:val="FunctionTok"/>
+        </w:rPr>
+        <w:t>GetEntry</w:t>
+      </w:r>
+      <w:r>
+        <w:rPr>
+          <w:rStyle w:val="OperatorTok"/>
+        </w:rPr>
+        <w:t>(</w:t>
+      </w:r>
+      <w:r>
+        <w:rPr>
+          <w:rStyle w:val="VariableTok"/>
+        </w:rPr>
+        <w:t>$relative</w:t>
+      </w:r>
+      <w:r>
+        <w:rPr>
+          <w:rStyle w:val="OperatorTok"/>
+        </w:rPr>
+        <w:t>)</w:t>
+      </w:r>
+      <w:r>
+        <w:br/>
+      </w:r>
+      <w:r>
+        <w:rPr>
+          <w:rStyle w:val="NormalTok"/>
+        </w:rPr>
+        <w:t xml:space="preserve">    </w:t>
+      </w:r>
+      <w:r>
+        <w:rPr>
+          <w:rStyle w:val="ControlFlowTok"/>
+        </w:rPr>
         <w:t>if</w:t>
       </w:r>
       <w:r>
@@ -5693,452 +6174,619 @@
       </w:r>
       <w:r>
         <w:rPr>
+          <w:rStyle w:val="VariableTok"/>
+        </w:rPr>
+        <w:t>$existing</w:t>
+      </w:r>
+      <w:r>
+        <w:rPr>
+          <w:rStyle w:val="OperatorTok"/>
+        </w:rPr>
+        <w:t>)</w:t>
+      </w:r>
+      <w:r>
+        <w:rPr>
+          <w:rStyle w:val="NormalTok"/>
+        </w:rPr>
+        <w:t xml:space="preserve"> </w:t>
+      </w:r>
+      <w:r>
+        <w:rPr>
+          <w:rStyle w:val="OperatorTok"/>
+        </w:rPr>
+        <w:t>{</w:t>
+      </w:r>
+      <w:r>
+        <w:rPr>
+          <w:rStyle w:val="NormalTok"/>
+        </w:rPr>
+        <w:t xml:space="preserve"> </w:t>
+      </w:r>
+      <w:r>
+        <w:rPr>
+          <w:rStyle w:val="VariableTok"/>
+        </w:rPr>
+        <w:t>$existing</w:t>
+      </w:r>
+      <w:r>
+        <w:rPr>
+          <w:rStyle w:val="OperatorTok"/>
+        </w:rPr>
+        <w:t>.</w:t>
+      </w:r>
+      <w:r>
+        <w:rPr>
           <w:rStyle w:val="FunctionTok"/>
         </w:rPr>
-        <w:t>Test-Path</w:t>
+        <w:t>Delete</w:t>
+      </w:r>
+      <w:r>
+        <w:rPr>
+          <w:rStyle w:val="OperatorTok"/>
+        </w:rPr>
+        <w:t>()</w:t>
       </w:r>
       <w:r>
         <w:rPr>
           <w:rStyle w:val="NormalTok"/>
         </w:rPr>
-        <w:t xml:space="preserve"> app</w:t>
+        <w:t xml:space="preserve"> </w:t>
       </w:r>
       <w:r>
         <w:rPr>
           <w:rStyle w:val="OperatorTok"/>
         </w:rPr>
+        <w:t>}</w:t>
+      </w:r>
+      <w:r>
+        <w:br/>
+      </w:r>
+      <w:r>
+        <w:rPr>
+          <w:rStyle w:val="NormalTok"/>
+        </w:rPr>
+        <w:t xml:space="preserve">    </w:t>
+      </w:r>
+      <w:r>
+        <w:rPr>
+          <w:rStyle w:val="OperatorTok"/>
+        </w:rPr>
+        <w:t>[</w:t>
+      </w:r>
+      <w:r>
+        <w:rPr>
+          <w:rStyle w:val="NormalTok"/>
+        </w:rPr>
+        <w:t>IO</w:t>
+      </w:r>
+      <w:r>
+        <w:rPr>
+          <w:rStyle w:val="OperatorTok"/>
+        </w:rPr>
         <w:t>.</w:t>
       </w:r>
       <w:r>
         <w:rPr>
           <w:rStyle w:val="FunctionTok"/>
         </w:rPr>
+        <w:t>Compression</w:t>
+      </w:r>
+      <w:r>
+        <w:rPr>
+          <w:rStyle w:val="OperatorTok"/>
+        </w:rPr>
+        <w:t>.</w:t>
+      </w:r>
+      <w:r>
+        <w:rPr>
+          <w:rStyle w:val="FunctionTok"/>
+        </w:rPr>
+        <w:t>ZipFileExtensions</w:t>
+      </w:r>
+      <w:r>
+        <w:rPr>
+          <w:rStyle w:val="OperatorTok"/>
+        </w:rPr>
+        <w:t>]::</w:t>
+      </w:r>
+      <w:r>
+        <w:rPr>
+          <w:rStyle w:val="NormalTok"/>
+        </w:rPr>
+        <w:t>CreateEntryFromFile</w:t>
+      </w:r>
+      <w:r>
+        <w:rPr>
+          <w:rStyle w:val="OperatorTok"/>
+        </w:rPr>
+        <w:t>(</w:t>
+      </w:r>
+      <w:r>
+        <w:br/>
+      </w:r>
+      <w:r>
+        <w:rPr>
+          <w:rStyle w:val="NormalTok"/>
+        </w:rPr>
+        <w:t xml:space="preserve">      </w:t>
+      </w:r>
+      <w:r>
+        <w:rPr>
+          <w:rStyle w:val="VariableTok"/>
+        </w:rPr>
+        <w:t>$zip</w:t>
+      </w:r>
+      <w:r>
+        <w:rPr>
+          <w:rStyle w:val="OperatorTok"/>
+        </w:rPr>
+        <w:t>,</w:t>
+      </w:r>
+      <w:r>
+        <w:rPr>
+          <w:rStyle w:val="NormalTok"/>
+        </w:rPr>
+        <w:t xml:space="preserve"> </w:t>
+      </w:r>
+      <w:r>
+        <w:rPr>
+          <w:rStyle w:val="OperatorTok"/>
+        </w:rPr>
+        <w:t>(</w:t>
+      </w:r>
+      <w:r>
+        <w:rPr>
+          <w:rStyle w:val="FunctionTok"/>
+        </w:rPr>
+        <w:t>Resolve-Path</w:t>
+      </w:r>
+      <w:r>
+        <w:rPr>
+          <w:rStyle w:val="NormalTok"/>
+        </w:rPr>
+        <w:t xml:space="preserve"> </w:t>
+      </w:r>
+      <w:r>
+        <w:rPr>
+          <w:rStyle w:val="VariableTok"/>
+        </w:rPr>
+        <w:t>$relative</w:t>
+      </w:r>
+      <w:r>
+        <w:rPr>
+          <w:rStyle w:val="OperatorTok"/>
+        </w:rPr>
+        <w:t>).</w:t>
+      </w:r>
+      <w:r>
+        <w:rPr>
+          <w:rStyle w:val="FunctionTok"/>
+        </w:rPr>
+        <w:t>Path</w:t>
+      </w:r>
+      <w:r>
+        <w:rPr>
+          <w:rStyle w:val="OperatorTok"/>
+        </w:rPr>
+        <w:t>,</w:t>
+      </w:r>
+      <w:r>
+        <w:rPr>
+          <w:rStyle w:val="NormalTok"/>
+        </w:rPr>
+        <w:t xml:space="preserve"> </w:t>
+      </w:r>
+      <w:r>
+        <w:rPr>
+          <w:rStyle w:val="VariableTok"/>
+        </w:rPr>
+        <w:t>$relative</w:t>
+      </w:r>
+      <w:r>
+        <w:rPr>
+          <w:rStyle w:val="OperatorTok"/>
+        </w:rPr>
+        <w:t>,</w:t>
+      </w:r>
+      <w:r>
+        <w:br/>
+      </w:r>
+      <w:r>
+        <w:rPr>
+          <w:rStyle w:val="NormalTok"/>
+        </w:rPr>
+        <w:t xml:space="preserve">      </w:t>
+      </w:r>
+      <w:r>
+        <w:rPr>
+          <w:rStyle w:val="OperatorTok"/>
+        </w:rPr>
+        <w:t>[</w:t>
+      </w:r>
+      <w:r>
+        <w:rPr>
+          <w:rStyle w:val="NormalTok"/>
+        </w:rPr>
+        <w:t>IO</w:t>
+      </w:r>
+      <w:r>
+        <w:rPr>
+          <w:rStyle w:val="OperatorTok"/>
+        </w:rPr>
+        <w:t>.</w:t>
+      </w:r>
+      <w:r>
+        <w:rPr>
+          <w:rStyle w:val="FunctionTok"/>
+        </w:rPr>
+        <w:t>Compression</w:t>
+      </w:r>
+      <w:r>
+        <w:rPr>
+          <w:rStyle w:val="OperatorTok"/>
+        </w:rPr>
+        <w:t>.</w:t>
+      </w:r>
+      <w:r>
+        <w:rPr>
+          <w:rStyle w:val="FunctionTok"/>
+        </w:rPr>
+        <w:t>CompressionLevel</w:t>
+      </w:r>
+      <w:r>
+        <w:rPr>
+          <w:rStyle w:val="OperatorTok"/>
+        </w:rPr>
+        <w:t>]::</w:t>
+      </w:r>
+      <w:r>
+        <w:rPr>
+          <w:rStyle w:val="NormalTok"/>
+        </w:rPr>
+        <w:t>Optimal</w:t>
+      </w:r>
+      <w:r>
+        <w:br/>
+      </w:r>
+      <w:r>
+        <w:rPr>
+          <w:rStyle w:val="NormalTok"/>
+        </w:rPr>
+        <w:t xml:space="preserve">    </w:t>
+      </w:r>
+      <w:r>
+        <w:rPr>
+          <w:rStyle w:val="OperatorTok"/>
+        </w:rPr>
+        <w:t>)</w:t>
+      </w:r>
+      <w:r>
+        <w:rPr>
+          <w:rStyle w:val="NormalTok"/>
+        </w:rPr>
+        <w:t xml:space="preserve"> </w:t>
+      </w:r>
+      <w:r>
+        <w:rPr>
+          <w:rStyle w:val="OperatorTok"/>
+        </w:rPr>
+        <w:t>|</w:t>
+      </w:r>
+      <w:r>
+        <w:rPr>
+          <w:rStyle w:val="NormalTok"/>
+        </w:rPr>
+        <w:t xml:space="preserve"> </w:t>
+      </w:r>
+      <w:r>
+        <w:rPr>
+          <w:rStyle w:val="FunctionTok"/>
+        </w:rPr>
+        <w:t>Out-Null</w:t>
+      </w:r>
+      <w:r>
+        <w:br/>
+      </w:r>
+      <w:r>
+        <w:rPr>
+          <w:rStyle w:val="NormalTok"/>
+        </w:rPr>
+        <w:t xml:space="preserve">  </w:t>
+      </w:r>
+      <w:r>
+        <w:rPr>
+          <w:rStyle w:val="OperatorTok"/>
+        </w:rPr>
+        <w:t>}</w:t>
+      </w:r>
+      <w:r>
+        <w:br/>
+      </w:r>
+      <w:r>
+        <w:rPr>
+          <w:rStyle w:val="OperatorTok"/>
+        </w:rPr>
+        <w:t>}</w:t>
+      </w:r>
+      <w:r>
+        <w:rPr>
+          <w:rStyle w:val="NormalTok"/>
+        </w:rPr>
+        <w:t xml:space="preserve"> </w:t>
+      </w:r>
+      <w:r>
+        <w:rPr>
+          <w:rStyle w:val="ControlFlowTok"/>
+        </w:rPr>
+        <w:t>finally</w:t>
+      </w:r>
+      <w:r>
+        <w:rPr>
+          <w:rStyle w:val="NormalTok"/>
+        </w:rPr>
+        <w:t xml:space="preserve"> </w:t>
+      </w:r>
+      <w:r>
+        <w:rPr>
+          <w:rStyle w:val="OperatorTok"/>
+        </w:rPr>
+        <w:t>{</w:t>
+      </w:r>
+      <w:r>
+        <w:rPr>
+          <w:rStyle w:val="NormalTok"/>
+        </w:rPr>
+        <w:t xml:space="preserve"> </w:t>
+      </w:r>
+      <w:r>
+        <w:rPr>
+          <w:rStyle w:val="VariableTok"/>
+        </w:rPr>
+        <w:t>$zip</w:t>
+      </w:r>
+      <w:r>
+        <w:rPr>
+          <w:rStyle w:val="OperatorTok"/>
+        </w:rPr>
+        <w:t>.</w:t>
+      </w:r>
+      <w:r>
+        <w:rPr>
+          <w:rStyle w:val="FunctionTok"/>
+        </w:rPr>
+        <w:t>Dispose</w:t>
+      </w:r>
+      <w:r>
+        <w:rPr>
+          <w:rStyle w:val="OperatorTok"/>
+        </w:rPr>
+        <w:t>()</w:t>
+      </w:r>
+      <w:r>
+        <w:rPr>
+          <w:rStyle w:val="NormalTok"/>
+        </w:rPr>
+        <w:t xml:space="preserve"> </w:t>
+      </w:r>
+      <w:r>
+        <w:rPr>
+          <w:rStyle w:val="OperatorTok"/>
+        </w:rPr>
+        <w:t>}</w:t>
+      </w:r>
+      <w:r>
+        <w:br/>
+      </w:r>
+      <w:r>
+        <w:br/>
+      </w:r>
+      <w:r>
+        <w:rPr>
+          <w:rStyle w:val="CommentTok"/>
+        </w:rPr>
+        <w:t># 6. Deploy</w:t>
+      </w:r>
+      <w:r>
+        <w:br/>
+      </w:r>
+      <w:r>
+        <w:rPr>
+          <w:rStyle w:val="NormalTok"/>
+        </w:rPr>
+        <w:t>az webapp deploy `</w:t>
+      </w:r>
+      <w:r>
+        <w:br/>
+      </w:r>
+      <w:r>
+        <w:rPr>
+          <w:rStyle w:val="NormalTok"/>
+        </w:rPr>
+        <w:t xml:space="preserve">  </w:t>
+      </w:r>
+      <w:r>
+        <w:rPr>
+          <w:rStyle w:val="OperatorTok"/>
+        </w:rPr>
+        <w:t>--</w:t>
+      </w:r>
+      <w:r>
+        <w:rPr>
+          <w:rStyle w:val="NormalTok"/>
+        </w:rPr>
+        <w:t>resource-group AI_Governance_RG `</w:t>
+      </w:r>
+      <w:r>
+        <w:br/>
+      </w:r>
+      <w:r>
+        <w:rPr>
+          <w:rStyle w:val="NormalTok"/>
+        </w:rPr>
+        <w:t xml:space="preserve">  </w:t>
+      </w:r>
+      <w:r>
+        <w:rPr>
+          <w:rStyle w:val="OperatorTok"/>
+        </w:rPr>
+        <w:t>--</w:t>
+      </w:r>
+      <w:r>
+        <w:rPr>
+          <w:rStyle w:val="NormalTok"/>
+        </w:rPr>
+        <w:t>name ai-accelerator-dashboard `</w:t>
+      </w:r>
+      <w:r>
+        <w:br/>
+      </w:r>
+      <w:r>
+        <w:rPr>
+          <w:rStyle w:val="NormalTok"/>
+        </w:rPr>
+        <w:t xml:space="preserve">  </w:t>
+      </w:r>
+      <w:r>
+        <w:rPr>
+          <w:rStyle w:val="OperatorTok"/>
+        </w:rPr>
+        <w:t>--</w:t>
+      </w:r>
+      <w:r>
+        <w:rPr>
+          <w:rStyle w:val="NormalTok"/>
+        </w:rPr>
+        <w:t>src-path app</w:t>
+      </w:r>
+      <w:r>
+        <w:rPr>
+          <w:rStyle w:val="OperatorTok"/>
+        </w:rPr>
+        <w:t>.</w:t>
+      </w:r>
+      <w:r>
+        <w:rPr>
+          <w:rStyle w:val="FunctionTok"/>
+        </w:rPr>
         <w:t>zip</w:t>
       </w:r>
       <w:r>
         <w:rPr>
+          <w:rStyle w:val="NormalTok"/>
+        </w:rPr>
+        <w:t xml:space="preserve"> `</w:t>
+      </w:r>
+      <w:r>
+        <w:br/>
+      </w:r>
+      <w:r>
+        <w:rPr>
+          <w:rStyle w:val="NormalTok"/>
+        </w:rPr>
+        <w:t xml:space="preserve">  </w:t>
+      </w:r>
+      <w:r>
+        <w:rPr>
           <w:rStyle w:val="OperatorTok"/>
         </w:rPr>
-        <w:t>)</w:t>
+        <w:t>--</w:t>
       </w:r>
       <w:r>
         <w:rPr>
           <w:rStyle w:val="NormalTok"/>
         </w:rPr>
-        <w:t xml:space="preserve"> </w:t>
-      </w:r>
-      <w:proofErr w:type="gramStart"/>
-      <w:r>
-        <w:rPr>
-          <w:rStyle w:val="OperatorTok"/>
-        </w:rPr>
-        <w:t>{</w:t>
-      </w:r>
-      <w:r>
-        <w:rPr>
-          <w:rStyle w:val="NormalTok"/>
-        </w:rPr>
-        <w:t xml:space="preserve"> </w:t>
-      </w:r>
-      <w:r>
-        <w:rPr>
-          <w:rStyle w:val="FunctionTok"/>
-        </w:rPr>
-        <w:t>Remove</w:t>
-      </w:r>
-      <w:proofErr w:type="gramEnd"/>
-      <w:r>
-        <w:rPr>
-          <w:rStyle w:val="FunctionTok"/>
-        </w:rPr>
-        <w:t>-Item</w:t>
-      </w:r>
-      <w:r>
-        <w:rPr>
-          <w:rStyle w:val="NormalTok"/>
-        </w:rPr>
-        <w:t xml:space="preserve"> app</w:t>
-      </w:r>
-      <w:r>
-        <w:rPr>
-          <w:rStyle w:val="OperatorTok"/>
+        <w:t>type zip</w:t>
+      </w:r>
+    </w:p>
+    <w:p>
+      <w:pPr>
+        <w:pStyle w:val="BlockText"/>
+      </w:pPr>
+      <w:r>
+        <w:rPr>
+          <w:b/>
+          <w:bCs/>
+        </w:rPr>
+        <w:t xml:space="preserve">Never rebuild </w:t>
+      </w:r>
+      <w:r>
+        <w:rPr>
+          <w:rStyle w:val="VerbatimChar"/>
+          <w:b/>
+          <w:bCs/>
+        </w:rPr>
+        <w:t>app.zip</w:t>
+      </w:r>
+      <w:r>
+        <w:rPr>
+          <w:b/>
+          <w:bCs/>
+        </w:rPr>
+        <w:t xml:space="preserve"> with the workspace </w:t>
+      </w:r>
+      <w:r>
+        <w:rPr>
+          <w:rStyle w:val="VerbatimChar"/>
+          <w:b/>
+          <w:bCs/>
+        </w:rPr>
+        <w:t>dev-server.js</w:t>
+      </w:r>
+      <w:r>
+        <w:rPr>
+          <w:b/>
+          <w:bCs/>
         </w:rPr>
         <w:t>.</w:t>
       </w:r>
       <w:r>
-        <w:rPr>
-          <w:rStyle w:val="FunctionTok"/>
-        </w:rPr>
-        <w:t>zip</w:t>
-      </w:r>
-      <w:r>
-        <w:rPr>
-          <w:rStyle w:val="NormalTok"/>
-        </w:rPr>
-        <w:t xml:space="preserve"> </w:t>
-      </w:r>
-      <w:r>
-        <w:rPr>
-          <w:rStyle w:val="OperatorTok"/>
-        </w:rPr>
-        <w:t>-</w:t>
-      </w:r>
-      <w:proofErr w:type="gramStart"/>
-      <w:r>
-        <w:rPr>
-          <w:rStyle w:val="NormalTok"/>
-        </w:rPr>
-        <w:t xml:space="preserve">Force </w:t>
-      </w:r>
-      <w:r>
-        <w:rPr>
-          <w:rStyle w:val="OperatorTok"/>
-        </w:rPr>
-        <w:t>}</w:t>
-      </w:r>
-      <w:proofErr w:type="gramEnd"/>
+        <w:t xml:space="preserve"> The workspace copy is the local </w:t>
+      </w:r>
+      <w:r>
+        <w:t>Azure CLI variant; the existing ZIP contains the 9,165-byte production Easy Auth variant.</w:t>
+      </w:r>
+    </w:p>
+    <w:p>
+      <w:pPr>
+        <w:pStyle w:val="FirstParagraph"/>
+      </w:pPr>
+      <w:r>
+        <w:t>A successful deploy prints progression like:</w:t>
+      </w:r>
+    </w:p>
+    <w:p>
+      <w:pPr>
+        <w:pStyle w:val="SourceCode"/>
+      </w:pPr>
+      <w:r>
+        <w:rPr>
+          <w:rStyle w:val="VerbatimChar"/>
+        </w:rPr>
+        <w:t>Status: Build successful.</w:t>
+      </w:r>
       <w:r>
         <w:br/>
       </w:r>
       <w:r>
         <w:rPr>
-          <w:rStyle w:val="NormalTok"/>
-        </w:rPr>
-        <w:t xml:space="preserve">Compress-Archive </w:t>
-      </w:r>
-      <w:r>
-        <w:rPr>
-          <w:rStyle w:val="OperatorTok"/>
-        </w:rPr>
-        <w:t>-</w:t>
-      </w:r>
-      <w:r>
-        <w:rPr>
-          <w:rStyle w:val="NormalTok"/>
-        </w:rPr>
-        <w:t>Path index</w:t>
-      </w:r>
-      <w:r>
-        <w:rPr>
-          <w:rStyle w:val="OperatorTok"/>
-        </w:rPr>
-        <w:t>.</w:t>
-      </w:r>
-      <w:r>
-        <w:rPr>
-          <w:rStyle w:val="FunctionTok"/>
-        </w:rPr>
-        <w:t>html</w:t>
-      </w:r>
-      <w:r>
-        <w:rPr>
-          <w:rStyle w:val="OperatorTok"/>
-        </w:rPr>
-        <w:t>,</w:t>
-      </w:r>
-      <w:r>
-        <w:rPr>
-          <w:rStyle w:val="NormalTok"/>
-        </w:rPr>
-        <w:t xml:space="preserve"> dev-server</w:t>
-      </w:r>
-      <w:r>
-        <w:rPr>
-          <w:rStyle w:val="OperatorTok"/>
-        </w:rPr>
-        <w:t>.</w:t>
-      </w:r>
-      <w:r>
-        <w:rPr>
-          <w:rStyle w:val="FunctionTok"/>
-        </w:rPr>
-        <w:t>js</w:t>
-      </w:r>
-      <w:r>
-        <w:rPr>
-          <w:rStyle w:val="OperatorTok"/>
-        </w:rPr>
-        <w:t>,</w:t>
-      </w:r>
-      <w:r>
-        <w:rPr>
-          <w:rStyle w:val="NormalTok"/>
-        </w:rPr>
-        <w:t xml:space="preserve"> </w:t>
-      </w:r>
-      <w:proofErr w:type="spellStart"/>
-      <w:proofErr w:type="gramStart"/>
-      <w:r>
-        <w:rPr>
-          <w:rStyle w:val="NormalTok"/>
-        </w:rPr>
-        <w:t>package</w:t>
-      </w:r>
-      <w:r>
-        <w:rPr>
-          <w:rStyle w:val="OperatorTok"/>
-        </w:rPr>
-        <w:t>.</w:t>
-      </w:r>
-      <w:r>
-        <w:rPr>
-          <w:rStyle w:val="FunctionTok"/>
-        </w:rPr>
-        <w:t>json</w:t>
-      </w:r>
-      <w:proofErr w:type="spellEnd"/>
-      <w:proofErr w:type="gramEnd"/>
-      <w:r>
-        <w:rPr>
-          <w:rStyle w:val="NormalTok"/>
-        </w:rPr>
-        <w:t xml:space="preserve"> </w:t>
-      </w:r>
-      <w:r>
-        <w:rPr>
-          <w:rStyle w:val="OperatorTok"/>
-        </w:rPr>
-        <w:t>-</w:t>
-      </w:r>
-      <w:proofErr w:type="spellStart"/>
-      <w:r>
-        <w:rPr>
-          <w:rStyle w:val="NormalTok"/>
-        </w:rPr>
-        <w:t>DestinationPath</w:t>
-      </w:r>
-      <w:proofErr w:type="spellEnd"/>
-      <w:r>
-        <w:rPr>
-          <w:rStyle w:val="NormalTok"/>
-        </w:rPr>
-        <w:t xml:space="preserve"> app</w:t>
-      </w:r>
-      <w:r>
-        <w:rPr>
-          <w:rStyle w:val="OperatorTok"/>
-        </w:rPr>
-        <w:t>.</w:t>
-      </w:r>
-      <w:r>
-        <w:rPr>
-          <w:rStyle w:val="FunctionTok"/>
-        </w:rPr>
-        <w:t>zip</w:t>
-      </w:r>
-      <w:r>
-        <w:rPr>
-          <w:rStyle w:val="NormalTok"/>
-        </w:rPr>
-        <w:t xml:space="preserve"> </w:t>
-      </w:r>
-      <w:r>
-        <w:rPr>
-          <w:rStyle w:val="OperatorTok"/>
-        </w:rPr>
-        <w:t>-</w:t>
-      </w:r>
-      <w:r>
-        <w:rPr>
-          <w:rStyle w:val="NormalTok"/>
-        </w:rPr>
-        <w:t>Force</w:t>
+          <w:rStyle w:val="VerbatimChar"/>
+        </w:rPr>
+        <w:t>Status: Starting the site...</w:t>
       </w:r>
       <w:r>
         <w:br/>
       </w:r>
       <w:r>
+        <w:rPr>
+          <w:rStyle w:val="VerbatimChar"/>
+        </w:rPr>
+        <w:t>Status: Site started successfully.</w:t>
+      </w:r>
+      <w:r>
         <w:br/>
       </w:r>
       <w:r>
         <w:rPr>
-          <w:rStyle w:val="CommentTok"/>
-        </w:rPr>
-        <w:t># 5. Deploy</w:t>
-      </w:r>
-      <w:r>
-        <w:br/>
-      </w:r>
-      <w:proofErr w:type="spellStart"/>
-      <w:r>
-        <w:rPr>
-          <w:rStyle w:val="NormalTok"/>
-        </w:rPr>
-        <w:t>az</w:t>
-      </w:r>
-      <w:proofErr w:type="spellEnd"/>
-      <w:r>
-        <w:rPr>
-          <w:rStyle w:val="NormalTok"/>
-        </w:rPr>
-        <w:t xml:space="preserve"> webapp deploy `</w:t>
-      </w:r>
-      <w:r>
-        <w:br/>
-      </w:r>
-      <w:r>
-        <w:rPr>
-          <w:rStyle w:val="NormalTok"/>
-        </w:rPr>
-        <w:t xml:space="preserve">  </w:t>
-      </w:r>
-      <w:r>
-        <w:rPr>
-          <w:rStyle w:val="OperatorTok"/>
-        </w:rPr>
-        <w:t>--</w:t>
-      </w:r>
-      <w:r>
-        <w:rPr>
-          <w:rStyle w:val="NormalTok"/>
-        </w:rPr>
-        <w:t xml:space="preserve">resource-group </w:t>
-      </w:r>
-      <w:proofErr w:type="spellStart"/>
-      <w:r>
-        <w:rPr>
-          <w:rStyle w:val="NormalTok"/>
-        </w:rPr>
-        <w:t>AI_Governance_RG</w:t>
-      </w:r>
-      <w:proofErr w:type="spellEnd"/>
-      <w:r>
-        <w:rPr>
-          <w:rStyle w:val="NormalTok"/>
-        </w:rPr>
-        <w:t xml:space="preserve"> `</w:t>
-      </w:r>
-      <w:r>
-        <w:br/>
-      </w:r>
-      <w:r>
-        <w:rPr>
-          <w:rStyle w:val="NormalTok"/>
-        </w:rPr>
-        <w:t xml:space="preserve">  </w:t>
-      </w:r>
-      <w:r>
-        <w:rPr>
-          <w:rStyle w:val="OperatorTok"/>
-        </w:rPr>
-        <w:t>--</w:t>
-      </w:r>
-      <w:r>
-        <w:rPr>
-          <w:rStyle w:val="NormalTok"/>
-        </w:rPr>
-        <w:t>name ai-accelerator-dashboard `</w:t>
-      </w:r>
-      <w:r>
-        <w:br/>
-      </w:r>
-      <w:r>
-        <w:rPr>
-          <w:rStyle w:val="NormalTok"/>
-        </w:rPr>
-        <w:t xml:space="preserve">  </w:t>
-      </w:r>
-      <w:r>
-        <w:rPr>
-          <w:rStyle w:val="OperatorTok"/>
-        </w:rPr>
-        <w:t>--</w:t>
-      </w:r>
-      <w:proofErr w:type="spellStart"/>
-      <w:r>
-        <w:rPr>
-          <w:rStyle w:val="NormalTok"/>
-        </w:rPr>
-        <w:t>src</w:t>
-      </w:r>
-      <w:proofErr w:type="spellEnd"/>
-      <w:r>
-        <w:rPr>
-          <w:rStyle w:val="NormalTok"/>
-        </w:rPr>
-        <w:t>-path app</w:t>
-      </w:r>
-      <w:r>
-        <w:rPr>
-          <w:rStyle w:val="OperatorTok"/>
-        </w:rPr>
-        <w:t>.</w:t>
-      </w:r>
-      <w:r>
-        <w:rPr>
-          <w:rStyle w:val="FunctionTok"/>
-        </w:rPr>
-        <w:t>zip</w:t>
-      </w:r>
-      <w:r>
-        <w:rPr>
-          <w:rStyle w:val="NormalTok"/>
-        </w:rPr>
-        <w:t xml:space="preserve"> `</w:t>
-      </w:r>
-      <w:r>
-        <w:br/>
-      </w:r>
-      <w:r>
-        <w:rPr>
-          <w:rStyle w:val="NormalTok"/>
-        </w:rPr>
-        <w:t xml:space="preserve">  </w:t>
-      </w:r>
-      <w:r>
-        <w:rPr>
-          <w:rStyle w:val="OperatorTok"/>
-        </w:rPr>
-        <w:t>--</w:t>
-      </w:r>
-      <w:r>
-        <w:rPr>
-          <w:rStyle w:val="NormalTok"/>
-        </w:rPr>
-        <w:t>type zip</w:t>
-      </w:r>
-    </w:p>
-    <w:p>
-      <w:pPr>
-        <w:pStyle w:val="FirstParagraph"/>
-      </w:pPr>
-      <w:r>
-        <w:t>A successful deploy prints progression like:</w:t>
-      </w:r>
-    </w:p>
-    <w:p>
-      <w:pPr>
-        <w:pStyle w:val="SourceCode"/>
-      </w:pPr>
-      <w:r>
-        <w:rPr>
-          <w:rStyle w:val="VerbatimChar"/>
-        </w:rPr>
-        <w:t>Status: Build successful.</w:t>
-      </w:r>
-      <w:r>
-        <w:br/>
-      </w:r>
-      <w:r>
-        <w:rPr>
-          <w:rStyle w:val="VerbatimChar"/>
-        </w:rPr>
-        <w:t>Status: Starting the site...</w:t>
-      </w:r>
-      <w:r>
-        <w:br/>
-      </w:r>
-      <w:r>
-        <w:rPr>
-          <w:rStyle w:val="VerbatimChar"/>
-        </w:rPr>
-        <w:t>Status: Site started successfully.</w:t>
-      </w:r>
-      <w:r>
-        <w:br/>
-      </w:r>
-      <w:r>
-        <w:rPr>
           <w:rStyle w:val="VerbatimChar"/>
         </w:rPr>
         <w:t>Deployment has completed successfully</w:t>
@@ -6148,13 +6796,13 @@
       <w:pPr>
         <w:pStyle w:val="Heading3"/>
       </w:pPr>
-      <w:bookmarkStart w:id="34" w:name="_Toc235625854"/>
-      <w:bookmarkStart w:id="35" w:name="Xada48583cbf91a9e180469e91c58b5ab844c98c"/>
-      <w:bookmarkEnd w:id="33"/>
+      <w:bookmarkStart w:id="34" w:name="Xada48583cbf91a9e180469e91c58b5ab844c98c"/>
+      <w:bookmarkStart w:id="35" w:name="_Toc239174787"/>
+      <w:bookmarkEnd w:id="32"/>
       <w:r>
         <w:t>8.3 After deploying</w:t>
       </w:r>
-      <w:bookmarkEnd w:id="34"/>
+      <w:bookmarkEnd w:id="35"/>
     </w:p>
     <w:p>
       <w:pPr>
@@ -6187,15 +6835,7 @@
         </w:numPr>
       </w:pPr>
       <w:r>
-        <w:t xml:space="preserve">The zip </w:t>
-      </w:r>
-      <w:proofErr w:type="gramStart"/>
-      <w:r>
-        <w:t>deploy</w:t>
-      </w:r>
-      <w:proofErr w:type="gramEnd"/>
-      <w:r>
-        <w:t xml:space="preserve"> ships whatever is in your local working folder.</w:t>
+        <w:t>The zip deploy ships whatever is in your local working folder.</w:t>
       </w:r>
     </w:p>
     <w:p>
@@ -6207,27 +6847,14 @@
         </w:numPr>
       </w:pPr>
       <w:r>
+        <w:lastRenderedPageBreak/>
         <w:t xml:space="preserve">The Kudu regional SCM host confirms status at </w:t>
       </w:r>
       <w:r>
         <w:rPr>
           <w:rStyle w:val="VerbatimChar"/>
         </w:rPr>
-        <w:t>/</w:t>
-      </w:r>
-      <w:proofErr w:type="spellStart"/>
-      <w:r>
-        <w:rPr>
-          <w:rStyle w:val="VerbatimChar"/>
-        </w:rPr>
-        <w:t>api</w:t>
-      </w:r>
-      <w:proofErr w:type="spellEnd"/>
-      <w:r>
-        <w:rPr>
-          <w:rStyle w:val="VerbatimChar"/>
-        </w:rPr>
-        <w:t>/deployments/latest</w:t>
+        <w:t>/api/deployments/latest</w:t>
       </w:r>
       <w:r>
         <w:t xml:space="preserve"> (</w:t>
@@ -6264,9 +6891,9 @@
       <w:pPr>
         <w:pStyle w:val="Heading3"/>
       </w:pPr>
-      <w:bookmarkStart w:id="36" w:name="_Toc235625855"/>
-      <w:bookmarkStart w:id="37" w:name="Xb9a8fc0242bc45685e0797243e433f119bd98da"/>
-      <w:bookmarkEnd w:id="35"/>
+      <w:bookmarkStart w:id="36" w:name="Xb9a8fc0242bc45685e0797243e433f119bd98da"/>
+      <w:bookmarkStart w:id="37" w:name="_Toc239174788"/>
+      <w:bookmarkEnd w:id="34"/>
       <w:r>
         <w:t xml:space="preserve">8.4 Keeping </w:t>
       </w:r>
@@ -6279,7 +6906,7 @@
       <w:r>
         <w:t xml:space="preserve"> in sync (no redeploy)</w:t>
       </w:r>
-      <w:bookmarkEnd w:id="36"/>
+      <w:bookmarkEnd w:id="37"/>
     </w:p>
     <w:p>
       <w:pPr>
@@ -6305,16 +6932,34 @@
         <w:t>index.html</w:t>
       </w:r>
       <w:r>
-        <w:t xml:space="preserve">, refresh the copy of </w:t>
-      </w:r>
-      <w:r>
-        <w:rPr>
-          <w:rStyle w:val="VerbatimChar"/>
-        </w:rPr>
-        <w:t>index.html</w:t>
-      </w:r>
-      <w:r>
-        <w:t xml:space="preserve"> inside </w:t>
+        <w:t xml:space="preserve">, </w:t>
+      </w:r>
+      <w:r>
+        <w:rPr>
+          <w:rStyle w:val="VerbatimChar"/>
+        </w:rPr>
+        <w:t>login.html</w:t>
+      </w:r>
+      <w:r>
+        <w:t xml:space="preserve">, </w:t>
+      </w:r>
+      <w:r>
+        <w:rPr>
+          <w:rStyle w:val="VerbatimChar"/>
+        </w:rPr>
+        <w:t>js/auth.js</w:t>
+      </w:r>
+      <w:r>
+        <w:t xml:space="preserve">, or </w:t>
+      </w:r>
+      <w:r>
+        <w:rPr>
+          <w:rStyle w:val="VerbatimChar"/>
+        </w:rPr>
+        <w:t>quadrant-logo.png</w:t>
+      </w:r>
+      <w:r>
+        <w:t xml:space="preserve">, refresh the corresponding entry inside </w:t>
       </w:r>
       <w:r>
         <w:rPr>
@@ -6333,7 +6978,7 @@
         <w:t>do NOT redeploy</w:t>
       </w:r>
       <w:r>
-        <w:t xml:space="preserve"> to App Service. Only rebuild the zip; deploy only when explicitly asked (§8.2). Leave the </w:t>
+        <w:t xml:space="preserve"> to App Service unless explicitly asked (§8.2). Leave the </w:t>
       </w:r>
       <w:r>
         <w:rPr>
@@ -6354,16 +6999,12 @@
       <w:r>
         <w:t xml:space="preserve"> + </w:t>
       </w:r>
-      <w:proofErr w:type="spellStart"/>
-      <w:proofErr w:type="gramStart"/>
       <w:r>
         <w:rPr>
           <w:rStyle w:val="VerbatimChar"/>
         </w:rPr>
         <w:t>package.json</w:t>
       </w:r>
-      <w:proofErr w:type="spellEnd"/>
-      <w:proofErr w:type="gramEnd"/>
       <w:r>
         <w:t xml:space="preserve"> inside </w:t>
       </w:r>
@@ -6374,21 +7015,15 @@
         <w:t>app.zip</w:t>
       </w:r>
       <w:r>
-        <w:t xml:space="preserve"> untouched — the bundled </w:t>
-      </w:r>
-      <w:r>
-        <w:rPr>
-          <w:rStyle w:val="VerbatimChar"/>
-        </w:rPr>
-        <w:t>dev-server.js</w:t>
-      </w:r>
-      <w:r>
-        <w:t xml:space="preserve"> uses Easy Auth and differs from the local-dev one.</w:t>
-      </w:r>
-    </w:p>
-    <w:p>
-      <w:r>
-        <w:pict w14:anchorId="304E13A9">
+        <w:t xml:space="preserve"> </w:t>
+      </w:r>
+      <w:r>
+        <w:t>untouched — the bundled server uses Easy Auth and differs from the local-dev one.</w:t>
+      </w:r>
+    </w:p>
+    <w:p>
+      <w:r>
+        <w:pict w14:anchorId="150068B2">
           <v:rect id="_x0000_i1033" style="width:0;height:1.5pt" o:hralign="center" o:hrstd="t" o:hr="t"/>
         </w:pict>
       </w:r>
@@ -6397,14 +7032,14 @@
       <w:pPr>
         <w:pStyle w:val="Heading2"/>
       </w:pPr>
-      <w:bookmarkStart w:id="38" w:name="_Toc235625856"/>
-      <w:bookmarkStart w:id="39" w:name="X0db97495da26a09a58435bcb69c8d319bfcd18f"/>
-      <w:bookmarkEnd w:id="29"/>
-      <w:bookmarkEnd w:id="37"/>
+      <w:bookmarkStart w:id="38" w:name="X0db97495da26a09a58435bcb69c8d319bfcd18f"/>
+      <w:bookmarkStart w:id="39" w:name="_Toc239174789"/>
+      <w:bookmarkEnd w:id="28"/>
+      <w:bookmarkEnd w:id="36"/>
       <w:r>
         <w:t>9. Project snapshot storage (Azure Blob)</w:t>
       </w:r>
-      <w:bookmarkEnd w:id="38"/>
+      <w:bookmarkEnd w:id="39"/>
     </w:p>
     <w:p>
       <w:pPr>
@@ -6491,25 +7126,21 @@
             <w:pPr>
               <w:pStyle w:val="Compact"/>
             </w:pPr>
-            <w:proofErr w:type="spellStart"/>
             <w:r>
               <w:rPr>
                 <w:rStyle w:val="VerbatimChar"/>
               </w:rPr>
               <w:t>aiacceldash</w:t>
             </w:r>
-            <w:proofErr w:type="spellEnd"/>
             <w:r>
               <w:t xml:space="preserve"> (Resource Group </w:t>
             </w:r>
-            <w:proofErr w:type="spellStart"/>
             <w:r>
               <w:rPr>
                 <w:rStyle w:val="VerbatimChar"/>
               </w:rPr>
               <w:t>AI_Governance_RG</w:t>
             </w:r>
-            <w:proofErr w:type="spellEnd"/>
             <w:r>
               <w:t>)</w:t>
             </w:r>
@@ -6530,45 +7161,71 @@
                 <w:b/>
                 <w:bCs/>
               </w:rPr>
-              <w:t xml:space="preserve">Blob </w:t>
+              <w:t>Blob container</w:t>
+            </w:r>
+          </w:p>
+        </w:tc>
+        <w:tc>
+          <w:tcPr>
+            <w:tcW w:w="0" w:type="auto"/>
+          </w:tcPr>
+          <w:p>
+            <w:pPr>
+              <w:pStyle w:val="Compact"/>
+            </w:pPr>
+            <w:r>
+              <w:rPr>
+                <w:rStyle w:val="VerbatimChar"/>
+              </w:rPr>
+              <w:t>ai-accelerator-dashboard</w:t>
+            </w:r>
+            <w:r>
+              <w:t xml:space="preserve"> (public access </w:t>
             </w:r>
             <w:r>
               <w:rPr>
                 <w:b/>
                 <w:bCs/>
               </w:rPr>
-              <w:lastRenderedPageBreak/>
-              <w:t>container</w:t>
-            </w:r>
-          </w:p>
-        </w:tc>
-        <w:tc>
-          <w:tcPr>
-            <w:tcW w:w="0" w:type="auto"/>
-          </w:tcPr>
-          <w:p>
-            <w:pPr>
-              <w:pStyle w:val="Compact"/>
-            </w:pPr>
-            <w:r>
-              <w:rPr>
-                <w:rStyle w:val="VerbatimChar"/>
-              </w:rPr>
-              <w:lastRenderedPageBreak/>
-              <w:t>ai-accelerator-dashboard</w:t>
-            </w:r>
-            <w:r>
-              <w:t xml:space="preserve"> (public access </w:t>
-            </w:r>
+              <w:t>disabled</w:t>
+            </w:r>
+            <w:r>
+              <w:t>)</w:t>
+            </w:r>
+          </w:p>
+        </w:tc>
+      </w:tr>
+      <w:tr>
+        <w:tc>
+          <w:tcPr>
+            <w:tcW w:w="0" w:type="auto"/>
+          </w:tcPr>
+          <w:p>
+            <w:pPr>
+              <w:pStyle w:val="Compact"/>
+            </w:pPr>
             <w:r>
               <w:rPr>
                 <w:b/>
                 <w:bCs/>
               </w:rPr>
-              <w:t>disabled</w:t>
-            </w:r>
-            <w:r>
-              <w:t>)</w:t>
+              <w:t>Blob (file)</w:t>
+            </w:r>
+          </w:p>
+        </w:tc>
+        <w:tc>
+          <w:tcPr>
+            <w:tcW w:w="0" w:type="auto"/>
+          </w:tcPr>
+          <w:p>
+            <w:pPr>
+              <w:pStyle w:val="Compact"/>
+            </w:pPr>
+            <w:r>
+              <w:rPr>
+                <w:rStyle w:val="VerbatimChar"/>
+              </w:rPr>
+              <w:t>AI_Accelerator_Dashboard_Files.zip</w:t>
             </w:r>
           </w:p>
         </w:tc>
@@ -6587,41 +7244,6 @@
                 <w:b/>
                 <w:bCs/>
               </w:rPr>
-              <w:t>Blob (file)</w:t>
-            </w:r>
-          </w:p>
-        </w:tc>
-        <w:tc>
-          <w:tcPr>
-            <w:tcW w:w="0" w:type="auto"/>
-          </w:tcPr>
-          <w:p>
-            <w:pPr>
-              <w:pStyle w:val="Compact"/>
-            </w:pPr>
-            <w:r>
-              <w:rPr>
-                <w:rStyle w:val="VerbatimChar"/>
-              </w:rPr>
-              <w:t>AI_Accelerator_Dashboard_Files.zip</w:t>
-            </w:r>
-          </w:p>
-        </w:tc>
-      </w:tr>
-      <w:tr>
-        <w:tc>
-          <w:tcPr>
-            <w:tcW w:w="0" w:type="auto"/>
-          </w:tcPr>
-          <w:p>
-            <w:pPr>
-              <w:pStyle w:val="Compact"/>
-            </w:pPr>
-            <w:r>
-              <w:rPr>
-                <w:b/>
-                <w:bCs/>
-              </w:rPr>
               <w:t>Blob path</w:t>
             </w:r>
           </w:p>
@@ -6649,7 +7271,13 @@
         <w:pStyle w:val="BlockText"/>
       </w:pPr>
       <w:r>
-        <w:t xml:space="preserve">⚠️ </w:t>
+        <w:t>⚠</w:t>
+      </w:r>
+      <w:r>
+        <w:t>️</w:t>
+      </w:r>
+      <w:r>
+        <w:t xml:space="preserve"> </w:t>
       </w:r>
       <w:r>
         <w:rPr>
@@ -6659,11 +7287,7 @@
         <w:t>Sensitive:</w:t>
       </w:r>
       <w:r>
-        <w:t xml:space="preserve"> the snapshot </w:t>
-      </w:r>
-      <w:proofErr w:type="gramStart"/>
-      <w:r>
-        <w:t xml:space="preserve">bundles </w:t>
+        <w:t xml:space="preserve"> the snapshot bundles </w:t>
       </w:r>
       <w:r>
         <w:rPr>
@@ -6671,7 +7295,6 @@
         </w:rPr>
         <w:t>.env</w:t>
       </w:r>
-      <w:proofErr w:type="gramEnd"/>
       <w:r>
         <w:t xml:space="preserve">. Keep the container private — never enable public access. The deploy account has </w:t>
       </w:r>
@@ -6716,7 +7339,7 @@
     </w:p>
     <w:p>
       <w:r>
-        <w:pict w14:anchorId="304E13AA">
+        <w:pict w14:anchorId="150068B3">
           <v:rect id="_x0000_i1034" style="width:0;height:1.5pt" o:hralign="center" o:hrstd="t" o:hr="t"/>
         </w:pict>
       </w:r>
@@ -6725,13 +7348,13 @@
       <w:pPr>
         <w:pStyle w:val="Heading2"/>
       </w:pPr>
-      <w:bookmarkStart w:id="40" w:name="_Toc235625857"/>
-      <w:bookmarkStart w:id="41" w:name="Xf786a905fa4cfb8a008f4149c85a33b6be5fddd"/>
-      <w:bookmarkEnd w:id="39"/>
+      <w:bookmarkStart w:id="40" w:name="Xf786a905fa4cfb8a008f4149c85a33b6be5fddd"/>
+      <w:bookmarkStart w:id="41" w:name="_Toc239174790"/>
+      <w:bookmarkEnd w:id="38"/>
       <w:r>
         <w:t>10. Common tasks &amp; troubleshooting</w:t>
       </w:r>
-      <w:bookmarkEnd w:id="40"/>
+      <w:bookmarkEnd w:id="41"/>
     </w:p>
     <w:tbl>
       <w:tblPr>
@@ -6740,8 +7363,8 @@
         <w:tblLook w:val="0020" w:firstRow="1" w:lastRow="0" w:firstColumn="0" w:lastColumn="0" w:noHBand="0" w:noVBand="0"/>
       </w:tblPr>
       <w:tblGrid>
-        <w:gridCol w:w="3200"/>
-        <w:gridCol w:w="6376"/>
+        <w:gridCol w:w="3151"/>
+        <w:gridCol w:w="6425"/>
       </w:tblGrid>
       <w:tr>
         <w:trPr>
@@ -6784,86 +7407,58 @@
             <w:pPr>
               <w:pStyle w:val="Compact"/>
             </w:pPr>
-            <w:proofErr w:type="spellStart"/>
             <w:r>
               <w:rPr>
                 <w:rStyle w:val="VerbatimChar"/>
               </w:rPr>
-              <w:t>az</w:t>
-            </w:r>
-            <w:proofErr w:type="spellEnd"/>
+              <w:t>az webapp deploy</w:t>
+            </w:r>
+            <w:r>
+              <w:t xml:space="preserve"> fails with </w:t>
+            </w:r>
             <w:r>
               <w:rPr>
                 <w:rStyle w:val="VerbatimChar"/>
               </w:rPr>
-              <w:t xml:space="preserve"> webapp deploy</w:t>
-            </w:r>
-            <w:r>
-              <w:t xml:space="preserve"> fails with </w:t>
-            </w:r>
-            <w:proofErr w:type="spellStart"/>
+              <w:t>AuthorizationFailed</w:t>
+            </w:r>
+          </w:p>
+        </w:tc>
+        <w:tc>
+          <w:tcPr>
+            <w:tcW w:w="0" w:type="auto"/>
+          </w:tcPr>
+          <w:p>
+            <w:pPr>
+              <w:pStyle w:val="Compact"/>
+            </w:pPr>
+            <w:r>
+              <w:t xml:space="preserve">Token expired or wrong subscription. Re-run </w:t>
+            </w:r>
             <w:r>
               <w:rPr>
                 <w:rStyle w:val="VerbatimChar"/>
               </w:rPr>
-              <w:t>AuthorizationFailed</w:t>
-            </w:r>
-            <w:proofErr w:type="spellEnd"/>
-          </w:p>
-        </w:tc>
-        <w:tc>
-          <w:tcPr>
-            <w:tcW w:w="0" w:type="auto"/>
-          </w:tcPr>
-          <w:p>
-            <w:pPr>
-              <w:pStyle w:val="Compact"/>
-            </w:pPr>
-            <w:r>
-              <w:t xml:space="preserve">Token expired or wrong subscription. Re-run </w:t>
-            </w:r>
-            <w:proofErr w:type="spellStart"/>
+              <w:t>az login --use-device-code</w:t>
+            </w:r>
+            <w:r>
+              <w:t xml:space="preserve">, then </w:t>
+            </w:r>
             <w:r>
               <w:rPr>
                 <w:rStyle w:val="VerbatimChar"/>
               </w:rPr>
-              <w:t>az</w:t>
-            </w:r>
-            <w:proofErr w:type="spellEnd"/>
+              <w:t>az account set --subscription 36710d9e-2ce6-4c69-a8ce-52501abd6c10</w:t>
+            </w:r>
+            <w:r>
+              <w:t xml:space="preserve">. Confirm you are on </w:t>
+            </w:r>
             <w:r>
               <w:rPr>
                 <w:rStyle w:val="VerbatimChar"/>
               </w:rPr>
-              <w:t xml:space="preserve"> login --use-device-code</w:t>
-            </w:r>
-            <w:r>
-              <w:t xml:space="preserve">, then </w:t>
-            </w:r>
-            <w:proofErr w:type="spellStart"/>
-            <w:r>
-              <w:rPr>
-                <w:rStyle w:val="VerbatimChar"/>
-              </w:rPr>
-              <w:t>az</w:t>
-            </w:r>
-            <w:proofErr w:type="spellEnd"/>
-            <w:r>
-              <w:rPr>
-                <w:rStyle w:val="VerbatimChar"/>
-              </w:rPr>
-              <w:t xml:space="preserve"> account set --subscription 36710d9e-2ce6-4c69-a8ce-52501abd6c10</w:t>
-            </w:r>
-            <w:r>
-              <w:t xml:space="preserve">. Confirm you are on </w:t>
-            </w:r>
-            <w:proofErr w:type="spellStart"/>
-            <w:r>
-              <w:rPr>
-                <w:rStyle w:val="VerbatimChar"/>
-              </w:rPr>
               <w:t>AI_Governance_RG</w:t>
             </w:r>
-            <w:proofErr w:type="spellEnd"/>
             <w:r>
               <w:t>.</w:t>
             </w:r>
@@ -6882,14 +7477,12 @@
             <w:r>
               <w:t xml:space="preserve">Blob upload fails with </w:t>
             </w:r>
-            <w:proofErr w:type="spellStart"/>
             <w:r>
               <w:rPr>
                 <w:rStyle w:val="VerbatimChar"/>
               </w:rPr>
               <w:t>AuthorizationFailed</w:t>
             </w:r>
-            <w:proofErr w:type="spellEnd"/>
           </w:p>
         </w:tc>
         <w:tc>
@@ -6913,30 +7506,20 @@
             <w:r>
               <w:t xml:space="preserve"> for </w:t>
             </w:r>
-            <w:proofErr w:type="spellStart"/>
             <w:r>
               <w:rPr>
                 <w:rStyle w:val="VerbatimChar"/>
               </w:rPr>
               <w:t>aiacceldash</w:t>
             </w:r>
-            <w:proofErr w:type="spellEnd"/>
             <w:r>
               <w:t xml:space="preserve">, and re-run </w:t>
             </w:r>
-            <w:proofErr w:type="spellStart"/>
             <w:r>
               <w:rPr>
                 <w:rStyle w:val="VerbatimChar"/>
               </w:rPr>
-              <w:t>az</w:t>
-            </w:r>
-            <w:proofErr w:type="spellEnd"/>
-            <w:r>
-              <w:rPr>
-                <w:rStyle w:val="VerbatimChar"/>
-              </w:rPr>
-              <w:t xml:space="preserve"> login</w:t>
+              <w:t>az login</w:t>
             </w:r>
             <w:r>
               <w:t xml:space="preserve"> if the token is stale.</w:t>
@@ -6954,34 +7537,35 @@
               <w:pStyle w:val="Compact"/>
             </w:pPr>
             <w:r>
-              <w:t>Deploy hits the wrong subscription</w:t>
-            </w:r>
-          </w:p>
-        </w:tc>
-        <w:tc>
-          <w:tcPr>
-            <w:tcW w:w="0" w:type="auto"/>
-          </w:tcPr>
-          <w:p>
-            <w:pPr>
-              <w:pStyle w:val="Compact"/>
-            </w:pPr>
-            <w:r>
-              <w:t xml:space="preserve">Login defaulted to "Microsoft Partner Network". Always run the </w:t>
-            </w:r>
-            <w:proofErr w:type="spellStart"/>
+              <w:t xml:space="preserve">Deploy hits the wrong </w:t>
+            </w:r>
+            <w:r>
+              <w:lastRenderedPageBreak/>
+              <w:t>subscription</w:t>
+            </w:r>
+          </w:p>
+        </w:tc>
+        <w:tc>
+          <w:tcPr>
+            <w:tcW w:w="0" w:type="auto"/>
+          </w:tcPr>
+          <w:p>
+            <w:pPr>
+              <w:pStyle w:val="Compact"/>
+            </w:pPr>
+            <w:r>
+              <w:lastRenderedPageBreak/>
+              <w:t xml:space="preserve">Login defaulted to "Microsoft Partner Network". Always run </w:t>
+            </w:r>
+            <w:r>
+              <w:lastRenderedPageBreak/>
+              <w:t xml:space="preserve">the </w:t>
+            </w:r>
             <w:r>
               <w:rPr>
                 <w:rStyle w:val="VerbatimChar"/>
               </w:rPr>
-              <w:t>az</w:t>
-            </w:r>
-            <w:proofErr w:type="spellEnd"/>
-            <w:r>
-              <w:rPr>
-                <w:rStyle w:val="VerbatimChar"/>
-              </w:rPr>
-              <w:t xml:space="preserve"> account set</w:t>
+              <w:t>az account set</w:t>
             </w:r>
             <w:r>
               <w:t xml:space="preserve"> step.</w:t>
@@ -6999,6 +7583,7 @@
               <w:pStyle w:val="Compact"/>
             </w:pPr>
             <w:r>
+              <w:lastRenderedPageBreak/>
               <w:t>Device-code login "hangs"</w:t>
             </w:r>
           </w:p>
@@ -7014,19 +7599,11 @@
             <w:r>
               <w:t xml:space="preserve">Don't pipe </w:t>
             </w:r>
-            <w:proofErr w:type="spellStart"/>
             <w:r>
               <w:rPr>
                 <w:rStyle w:val="VerbatimChar"/>
               </w:rPr>
-              <w:t>az</w:t>
-            </w:r>
-            <w:proofErr w:type="spellEnd"/>
-            <w:r>
-              <w:rPr>
-                <w:rStyle w:val="VerbatimChar"/>
-              </w:rPr>
-              <w:t xml:space="preserve"> login</w:t>
+              <w:t>az login</w:t>
             </w:r>
             <w:r>
               <w:t xml:space="preserve"> through </w:t>
@@ -7086,14 +7663,12 @@
             <w:r>
               <w:t xml:space="preserve">. Confirm the server is generating </w:t>
             </w:r>
-            <w:proofErr w:type="gramStart"/>
             <w:r>
               <w:rPr>
                 <w:rStyle w:val="VerbatimChar"/>
               </w:rPr>
               <w:t>/.env</w:t>
             </w:r>
-            <w:proofErr w:type="gramEnd"/>
             <w:r>
               <w:t xml:space="preserve"> with </w:t>
             </w:r>
@@ -7156,36 +7731,20 @@
               <w:pStyle w:val="Compact"/>
             </w:pPr>
             <w:r>
-              <w:t xml:space="preserve">Charts empty / </w:t>
-            </w:r>
-            <w:proofErr w:type="spellStart"/>
-            <w:r>
-              <w:t>SheetJS</w:t>
-            </w:r>
-            <w:proofErr w:type="spellEnd"/>
-            <w:r>
-              <w:t xml:space="preserve"> error</w:t>
-            </w:r>
-          </w:p>
-        </w:tc>
-        <w:tc>
-          <w:tcPr>
-            <w:tcW w:w="0" w:type="auto"/>
-          </w:tcPr>
-          <w:p>
-            <w:pPr>
-              <w:pStyle w:val="Compact"/>
-            </w:pPr>
-            <w:r>
-              <w:t xml:space="preserve">Offline — the CDN couldn't load </w:t>
-            </w:r>
-            <w:proofErr w:type="spellStart"/>
-            <w:r>
-              <w:t>SheetJS</w:t>
-            </w:r>
-            <w:proofErr w:type="spellEnd"/>
-            <w:r>
-              <w:t>. Reconnect and refresh.</w:t>
+              <w:t>Charts empty / SheetJS error</w:t>
+            </w:r>
+          </w:p>
+        </w:tc>
+        <w:tc>
+          <w:tcPr>
+            <w:tcW w:w="0" w:type="auto"/>
+          </w:tcPr>
+          <w:p>
+            <w:pPr>
+              <w:pStyle w:val="Compact"/>
+            </w:pPr>
+            <w:r>
+              <w:t>Offline — the CDN couldn't load SheetJS. Reconnect and refresh.</w:t>
             </w:r>
           </w:p>
         </w:tc>
@@ -7243,38 +7802,20 @@
               <w:pStyle w:val="Compact"/>
             </w:pPr>
             <w:r>
-              <w:t xml:space="preserve">Changes not visible after </w:t>
-            </w:r>
-            <w:proofErr w:type="gramStart"/>
-            <w:r>
-              <w:t>deploy</w:t>
-            </w:r>
-            <w:proofErr w:type="gramEnd"/>
-          </w:p>
-        </w:tc>
-        <w:tc>
-          <w:tcPr>
-            <w:tcW w:w="0" w:type="auto"/>
-          </w:tcPr>
-          <w:p>
-            <w:pPr>
-              <w:pStyle w:val="Compact"/>
-            </w:pPr>
-            <w:proofErr w:type="gramStart"/>
-            <w:r>
-              <w:t>Hard-refresh</w:t>
-            </w:r>
-            <w:proofErr w:type="gramEnd"/>
-            <w:r>
-              <w:t xml:space="preserve"> (Ctrl+F5); the browser </w:t>
-            </w:r>
-            <w:proofErr w:type="gramStart"/>
-            <w:r>
-              <w:t>cached</w:t>
-            </w:r>
-            <w:proofErr w:type="gramEnd"/>
-            <w:r>
-              <w:t xml:space="preserve"> the old page.</w:t>
+              <w:t>Changes not visible after deploy</w:t>
+            </w:r>
+          </w:p>
+        </w:tc>
+        <w:tc>
+          <w:tcPr>
+            <w:tcW w:w="0" w:type="auto"/>
+          </w:tcPr>
+          <w:p>
+            <w:pPr>
+              <w:pStyle w:val="Compact"/>
+            </w:pPr>
+            <w:r>
+              <w:t>Hard-refresh (Ctrl+F5); the browser cached the old page.</w:t>
             </w:r>
           </w:p>
         </w:tc>
@@ -7289,11 +7830,7 @@
               <w:pStyle w:val="Compact"/>
             </w:pPr>
             <w:r>
-              <w:t xml:space="preserve">Local page can't </w:t>
-            </w:r>
-            <w:proofErr w:type="gramStart"/>
-            <w:r>
-              <w:t xml:space="preserve">read </w:t>
+              <w:t xml:space="preserve">Local page can't read </w:t>
             </w:r>
             <w:r>
               <w:rPr>
@@ -7301,7 +7838,6 @@
               </w:rPr>
               <w:t>.env</w:t>
             </w:r>
-            <w:proofErr w:type="gramEnd"/>
           </w:p>
         </w:tc>
         <w:tc>
@@ -7341,6 +7877,74 @@
             </w:r>
             <w:r>
               <w:t>.</w:t>
+            </w:r>
+          </w:p>
+        </w:tc>
+      </w:tr>
+      <w:tr>
+        <w:tc>
+          <w:tcPr>
+            <w:tcW w:w="0" w:type="auto"/>
+          </w:tcPr>
+          <w:p>
+            <w:pPr>
+              <w:pStyle w:val="Compact"/>
+            </w:pPr>
+            <w:r>
+              <w:t>Branded login page does not appear before Entra sign-in in Azure</w:t>
+            </w:r>
+          </w:p>
+        </w:tc>
+        <w:tc>
+          <w:tcPr>
+            <w:tcW w:w="0" w:type="auto"/>
+          </w:tcPr>
+          <w:p>
+            <w:pPr>
+              <w:pStyle w:val="Compact"/>
+            </w:pPr>
+            <w:r>
+              <w:t xml:space="preserve">Expected with the current ARM-managed Easy Auth configuration: all static paths are protected and </w:t>
+            </w:r>
+            <w:r>
+              <w:rPr>
+                <w:rStyle w:val="VerbatimChar"/>
+              </w:rPr>
+              <w:t>excludedPaths</w:t>
+            </w:r>
+            <w:r>
+              <w:t xml:space="preserve"> </w:t>
+            </w:r>
+            <w:r>
+              <w:t>does not persist. Do not enable global anonymous access; use reviewed file-based Easy Auth configuration.</w:t>
+            </w:r>
+          </w:p>
+        </w:tc>
+      </w:tr>
+      <w:tr>
+        <w:tc>
+          <w:tcPr>
+            <w:tcW w:w="0" w:type="auto"/>
+          </w:tcPr>
+          <w:p>
+            <w:pPr>
+              <w:pStyle w:val="Compact"/>
+            </w:pPr>
+            <w:r>
+              <w:t>User is unexpectedly signed out</w:t>
+            </w:r>
+          </w:p>
+        </w:tc>
+        <w:tc>
+          <w:tcPr>
+            <w:tcW w:w="0" w:type="auto"/>
+          </w:tcPr>
+          <w:p>
+            <w:pPr>
+              <w:pStyle w:val="Compact"/>
+            </w:pPr>
+            <w:r>
+              <w:t>The dashboard automatically signs out after one hour without keyboard, pointer, touch, wheel, or scroll activity.</w:t>
             </w:r>
           </w:p>
         </w:tc>
@@ -7362,25 +7966,28 @@
         <w:rPr>
           <w:rStyle w:val="CommentTok"/>
         </w:rPr>
-        <w:lastRenderedPageBreak/>
         <w:t># Stream live App Service logs</w:t>
       </w:r>
       <w:r>
         <w:br/>
       </w:r>
-      <w:proofErr w:type="spellStart"/>
       <w:r>
         <w:rPr>
           <w:rStyle w:val="NormalTok"/>
         </w:rPr>
-        <w:t>az</w:t>
-      </w:r>
-      <w:proofErr w:type="spellEnd"/>
+        <w:t xml:space="preserve">az webapp log tail </w:t>
+      </w:r>
+      <w:r>
+        <w:rPr>
+          <w:rStyle w:val="OperatorTok"/>
+        </w:rPr>
+        <w:t>--</w:t>
+      </w:r>
       <w:r>
         <w:rPr>
           <w:rStyle w:val="NormalTok"/>
         </w:rPr>
-        <w:t xml:space="preserve"> webapp log tail </w:t>
+        <w:t xml:space="preserve">resource-group AI_Governance_RG </w:t>
       </w:r>
       <w:r>
         <w:rPr>
@@ -7392,155 +7999,69 @@
         <w:rPr>
           <w:rStyle w:val="NormalTok"/>
         </w:rPr>
-        <w:t xml:space="preserve">resource-group </w:t>
-      </w:r>
-      <w:proofErr w:type="spellStart"/>
+        <w:t>name ai-accelerator-dashboard</w:t>
+      </w:r>
+      <w:r>
+        <w:br/>
+      </w:r>
+      <w:r>
+        <w:br/>
+      </w:r>
+      <w:r>
+        <w:rPr>
+          <w:rStyle w:val="CommentTok"/>
+        </w:rPr>
+        <w:t># Confirm current identity/subscription</w:t>
+      </w:r>
+      <w:r>
+        <w:br/>
+      </w:r>
       <w:r>
         <w:rPr>
           <w:rStyle w:val="NormalTok"/>
         </w:rPr>
-        <w:t>AI_Governance_RG</w:t>
-      </w:r>
-      <w:proofErr w:type="spellEnd"/>
+        <w:t xml:space="preserve">az account show </w:t>
+      </w:r>
+      <w:r>
+        <w:rPr>
+          <w:rStyle w:val="OperatorTok"/>
+        </w:rPr>
+        <w:t>--</w:t>
+      </w:r>
       <w:r>
         <w:rPr>
           <w:rStyle w:val="NormalTok"/>
         </w:rPr>
+        <w:t xml:space="preserve">query </w:t>
+      </w:r>
+      <w:r>
+        <w:rPr>
+          <w:rStyle w:val="StringTok"/>
+        </w:rPr>
+        <w:t>"{user:user.name, sub:name, id:id}"</w:t>
+      </w:r>
+      <w:r>
+        <w:rPr>
+          <w:rStyle w:val="NormalTok"/>
+        </w:rPr>
         <w:t xml:space="preserve"> </w:t>
       </w:r>
       <w:r>
         <w:rPr>
           <w:rStyle w:val="OperatorTok"/>
         </w:rPr>
-        <w:t>--</w:t>
+        <w:t>-</w:t>
       </w:r>
       <w:r>
         <w:rPr>
           <w:rStyle w:val="NormalTok"/>
         </w:rPr>
-        <w:t>name ai-accelerator-dashboard</w:t>
-      </w:r>
-      <w:r>
-        <w:br/>
-      </w:r>
-      <w:r>
-        <w:br/>
-      </w:r>
-      <w:r>
-        <w:rPr>
-          <w:rStyle w:val="CommentTok"/>
-        </w:rPr>
-        <w:t># Confirm current identity/subscription</w:t>
-      </w:r>
-      <w:r>
-        <w:br/>
-      </w:r>
-      <w:proofErr w:type="spellStart"/>
-      <w:r>
-        <w:rPr>
-          <w:rStyle w:val="NormalTok"/>
-        </w:rPr>
-        <w:t>az</w:t>
-      </w:r>
-      <w:proofErr w:type="spellEnd"/>
-      <w:r>
-        <w:rPr>
-          <w:rStyle w:val="NormalTok"/>
-        </w:rPr>
-        <w:t xml:space="preserve"> account show </w:t>
-      </w:r>
-      <w:r>
-        <w:rPr>
-          <w:rStyle w:val="OperatorTok"/>
-        </w:rPr>
-        <w:t>--</w:t>
-      </w:r>
-      <w:r>
-        <w:rPr>
-          <w:rStyle w:val="NormalTok"/>
-        </w:rPr>
-        <w:t xml:space="preserve">query </w:t>
-      </w:r>
-      <w:r>
-        <w:rPr>
-          <w:rStyle w:val="StringTok"/>
-        </w:rPr>
-        <w:t>"{</w:t>
-      </w:r>
-      <w:proofErr w:type="spellStart"/>
-      <w:proofErr w:type="gramStart"/>
-      <w:r>
-        <w:rPr>
-          <w:rStyle w:val="StringTok"/>
-        </w:rPr>
-        <w:t>user:user.name</w:t>
-      </w:r>
-      <w:proofErr w:type="spellEnd"/>
-      <w:proofErr w:type="gramEnd"/>
-      <w:r>
-        <w:rPr>
-          <w:rStyle w:val="StringTok"/>
-        </w:rPr>
-        <w:t xml:space="preserve">, </w:t>
-      </w:r>
-      <w:proofErr w:type="spellStart"/>
-      <w:r>
-        <w:rPr>
-          <w:rStyle w:val="StringTok"/>
-        </w:rPr>
-        <w:t>sub:name</w:t>
-      </w:r>
-      <w:proofErr w:type="spellEnd"/>
-      <w:r>
-        <w:rPr>
-          <w:rStyle w:val="StringTok"/>
-        </w:rPr>
-        <w:t xml:space="preserve">, </w:t>
-      </w:r>
-      <w:proofErr w:type="spellStart"/>
-      <w:r>
-        <w:rPr>
-          <w:rStyle w:val="StringTok"/>
-        </w:rPr>
-        <w:t>id:id</w:t>
-      </w:r>
-      <w:proofErr w:type="spellEnd"/>
-      <w:r>
-        <w:rPr>
-          <w:rStyle w:val="StringTok"/>
-        </w:rPr>
-        <w:t>}"</w:t>
-      </w:r>
-      <w:r>
-        <w:rPr>
-          <w:rStyle w:val="NormalTok"/>
-        </w:rPr>
-        <w:t xml:space="preserve"> </w:t>
-      </w:r>
-      <w:r>
-        <w:rPr>
-          <w:rStyle w:val="OperatorTok"/>
-        </w:rPr>
-        <w:t>-</w:t>
-      </w:r>
-      <w:r>
-        <w:rPr>
-          <w:rStyle w:val="NormalTok"/>
-        </w:rPr>
-        <w:t xml:space="preserve">o </w:t>
-      </w:r>
-      <w:proofErr w:type="spellStart"/>
-      <w:r>
-        <w:rPr>
-          <w:rStyle w:val="NormalTok"/>
-        </w:rPr>
-        <w:t>json</w:t>
-      </w:r>
-      <w:proofErr w:type="spellEnd"/>
-    </w:p>
-    <w:p>
-      <w:r>
-        <w:pict w14:anchorId="304E13AB">
+        <w:t>o json</w:t>
+      </w:r>
+    </w:p>
+    <w:p>
+      <w:r>
+        <w:pict w14:anchorId="150068B4">
           <v:rect id="_x0000_i1035" style="width:0;height:1.5pt" o:hralign="center" o:hrstd="t" o:hr="t"/>
         </w:pict>
       </w:r>
@@ -7549,13 +8070,13 @@
       <w:pPr>
         <w:pStyle w:val="Heading2"/>
       </w:pPr>
-      <w:bookmarkStart w:id="42" w:name="_Toc235625858"/>
-      <w:bookmarkStart w:id="43" w:name="X310ebecd973817d8f2d2c7940db86a19c577694"/>
-      <w:bookmarkEnd w:id="41"/>
+      <w:bookmarkStart w:id="42" w:name="X310ebecd973817d8f2d2c7940db86a19c577694"/>
+      <w:bookmarkStart w:id="43" w:name="_Toc239174791"/>
+      <w:bookmarkEnd w:id="40"/>
       <w:r>
         <w:t>11. Note on the two hosting stories</w:t>
       </w:r>
-      <w:bookmarkEnd w:id="42"/>
+      <w:bookmarkEnd w:id="43"/>
     </w:p>
     <w:p>
       <w:pPr>
@@ -7626,7 +8147,11 @@
         <w:t>Azure App Service Authentication (Easy Auth)</w:t>
       </w:r>
       <w:r>
-        <w:t xml:space="preserve"> described in this document. Treat this file (</w:t>
+        <w:t xml:space="preserve"> described in this </w:t>
+      </w:r>
+      <w:r>
+        <w:lastRenderedPageBreak/>
+        <w:t>document. Treat this file (</w:t>
       </w:r>
       <w:r>
         <w:rPr>
@@ -7649,7 +8174,7 @@
     </w:p>
     <w:p>
       <w:r>
-        <w:pict w14:anchorId="304E13AC">
+        <w:pict w14:anchorId="150068B5">
           <v:rect id="_x0000_i1036" style="width:0;height:1.5pt" o:hralign="center" o:hrstd="t" o:hr="t"/>
         </w:pict>
       </w:r>
@@ -7658,217 +8183,143 @@
       <w:pPr>
         <w:pStyle w:val="Heading2"/>
       </w:pPr>
-      <w:bookmarkStart w:id="44" w:name="_Toc235625859"/>
-      <w:bookmarkStart w:id="45" w:name="X44f3018d44c4a3a1c3ae79ed5050b393cfcb790"/>
-      <w:bookmarkEnd w:id="43"/>
+      <w:bookmarkStart w:id="44" w:name="X44f3018d44c4a3a1c3ae79ed5050b393cfcb790"/>
+      <w:bookmarkStart w:id="45" w:name="_Toc239174792"/>
+      <w:bookmarkEnd w:id="42"/>
       <w:r>
         <w:t>12. Quick reference</w:t>
       </w:r>
+      <w:bookmarkEnd w:id="45"/>
+    </w:p>
+    <w:p>
+      <w:pPr>
+        <w:pStyle w:val="SourceCode"/>
+      </w:pPr>
+      <w:r>
+        <w:rPr>
+          <w:rStyle w:val="VerbatimChar"/>
+        </w:rPr>
+        <w:t>Web App:            ai-accelerator-dashboard</w:t>
+      </w:r>
+      <w:r>
+        <w:br/>
+      </w:r>
+      <w:r>
+        <w:rPr>
+          <w:rStyle w:val="VerbatimChar"/>
+        </w:rPr>
+        <w:t>Resource Group:     AI_Governance_RG   (moved from MSSA_DataAgent_POC)</w:t>
+      </w:r>
+      <w:r>
+        <w:br/>
+      </w:r>
+      <w:r>
+        <w:rPr>
+          <w:rStyle w:val="VerbatimChar"/>
+        </w:rPr>
+        <w:t>Storage account:    aiacceldash</w:t>
+      </w:r>
+      <w:r>
+        <w:br/>
+      </w:r>
+      <w:r>
+        <w:rPr>
+          <w:rStyle w:val="VerbatimChar"/>
+        </w:rPr>
+        <w:t>Subscription:       Project-AI  (36710d9e-2ce6-4c69-a8ce-52501abd6c10)</w:t>
+      </w:r>
+      <w:r>
+        <w:br/>
+      </w:r>
+      <w:r>
+        <w:rPr>
+          <w:rStyle w:val="VerbatimChar"/>
+        </w:rPr>
+        <w:t>Tenant:             0eadb77e-42dc-47f8-bbe3-ec2395e0712c  (Quadrant Technologies)</w:t>
+      </w:r>
+      <w:r>
+        <w:br/>
+      </w:r>
+      <w:r>
+        <w:rPr>
+          <w:rStyle w:val="VerbatimChar"/>
+        </w:rPr>
+        <w:t>Deploy account:     rajesh.kodaganti@quadranttechnologies.com  (Contributor)</w:t>
+      </w:r>
+      <w:r>
+        <w:br/>
+      </w:r>
+      <w:r>
+        <w:rPr>
+          <w:rStyle w:val="VerbatimChar"/>
+        </w:rPr>
+        <w:t>URL:                https://ai-accelerator-dashboard-cyhgc2f3axg3bgau.westus-01.azurewebsites.net</w:t>
+      </w:r>
+      <w:r>
+        <w:br/>
+      </w:r>
+      <w:r>
+        <w:rPr>
+          <w:rStyle w:val="VerbatimChar"/>
+        </w:rPr>
+        <w:t>Runtime:            Linux, Node 22, Plan SKU (B1)</w:t>
+      </w:r>
+      <w:r>
+        <w:br/>
+      </w:r>
+      <w:r>
+        <w:rPr>
+          <w:rStyle w:val="VerbatimChar"/>
+        </w:rPr>
+        <w:t>Startup:            node dev-server.js</w:t>
+      </w:r>
+      <w:r>
+        <w:br/>
+      </w:r>
+      <w:r>
+        <w:rPr>
+          <w:rStyle w:val="VerbatimChar"/>
+        </w:rPr>
+        <w:t>Sheet:              Accelerator Inventory</w:t>
+      </w:r>
+      <w:r>
+        <w:br/>
+      </w:r>
+      <w:r>
+        <w:rPr>
+          <w:rStyle w:val="VerbatimChar"/>
+        </w:rPr>
+        <w:t>Dashboard version:  1.1.4</w:t>
+      </w:r>
+      <w:r>
+        <w:br/>
+      </w:r>
+      <w:r>
+        <w:rPr>
+          <w:rStyle w:val="VerbatimChar"/>
+        </w:rPr>
+        <w:t>Deploy artifact:    app.zip  (index.html + login.html + js/auth.js + quadrant-logo.png</w:t>
+      </w:r>
+      <w:r>
+        <w:br/>
+      </w:r>
+      <w:r>
+        <w:rPr>
+          <w:rStyle w:val="VerbatimChar"/>
+        </w:rPr>
+        <w:t xml:space="preserve">                    + production dev-server.js + package.json)</w:t>
+      </w:r>
+      <w:r>
+        <w:br/>
+      </w:r>
+      <w:r>
+        <w:rPr>
+          <w:rStyle w:val="VerbatimChar"/>
+        </w:rPr>
+        <w:t>Deploy command:     az webapp deploy -g AI_Governance_RG -n ai-accelerator-dashboard --src-path app.zip --type zip</w:t>
+      </w:r>
+      <w:bookmarkEnd w:id="0"/>
       <w:bookmarkEnd w:id="44"/>
-    </w:p>
-    <w:p>
-      <w:pPr>
-        <w:pStyle w:val="SourceCode"/>
-      </w:pPr>
-      <w:r>
-        <w:rPr>
-          <w:rStyle w:val="VerbatimChar"/>
-        </w:rPr>
-        <w:t>Web App:            ai-accelerator-dashboard</w:t>
-      </w:r>
-      <w:r>
-        <w:br/>
-      </w:r>
-      <w:r>
-        <w:rPr>
-          <w:rStyle w:val="VerbatimChar"/>
-        </w:rPr>
-        <w:t xml:space="preserve">Resource Group:     </w:t>
-      </w:r>
-      <w:proofErr w:type="spellStart"/>
-      <w:r>
-        <w:rPr>
-          <w:rStyle w:val="VerbatimChar"/>
-        </w:rPr>
-        <w:t>AI_Governance_RG</w:t>
-      </w:r>
-      <w:proofErr w:type="spellEnd"/>
-      <w:r>
-        <w:rPr>
-          <w:rStyle w:val="VerbatimChar"/>
-        </w:rPr>
-        <w:t xml:space="preserve">   (moved from </w:t>
-      </w:r>
-      <w:proofErr w:type="spellStart"/>
-      <w:r>
-        <w:rPr>
-          <w:rStyle w:val="VerbatimChar"/>
-        </w:rPr>
-        <w:t>MSSA_DataAgent_POC</w:t>
-      </w:r>
-      <w:proofErr w:type="spellEnd"/>
-      <w:r>
-        <w:rPr>
-          <w:rStyle w:val="VerbatimChar"/>
-        </w:rPr>
-        <w:t>)</w:t>
-      </w:r>
-      <w:r>
-        <w:br/>
-      </w:r>
-      <w:r>
-        <w:rPr>
-          <w:rStyle w:val="VerbatimChar"/>
-        </w:rPr>
-        <w:t xml:space="preserve">Storage account:    </w:t>
-      </w:r>
-      <w:proofErr w:type="spellStart"/>
-      <w:r>
-        <w:rPr>
-          <w:rStyle w:val="VerbatimChar"/>
-        </w:rPr>
-        <w:t>aiacceldash</w:t>
-      </w:r>
-      <w:proofErr w:type="spellEnd"/>
-      <w:r>
-        <w:br/>
-      </w:r>
-      <w:r>
-        <w:rPr>
-          <w:rStyle w:val="VerbatimChar"/>
-        </w:rPr>
-        <w:t>Subscription:       Project-AI  (36710d9e-2ce6-4c69-a8ce-52501abd6c10)</w:t>
-      </w:r>
-      <w:r>
-        <w:br/>
-      </w:r>
-      <w:r>
-        <w:rPr>
-          <w:rStyle w:val="VerbatimChar"/>
-        </w:rPr>
-        <w:t>Tenant:             0eadb77e-42dc-47f8-bbe3-ec2395e0712c  (Quadrant Technologies)</w:t>
-      </w:r>
-      <w:r>
-        <w:br/>
-      </w:r>
-      <w:r>
-        <w:rPr>
-          <w:rStyle w:val="VerbatimChar"/>
-        </w:rPr>
-        <w:t>Deploy account:     rajesh.kodaganti@quadranttechnologies.com  (Contributor)</w:t>
-      </w:r>
-      <w:r>
-        <w:br/>
-      </w:r>
-      <w:r>
-        <w:rPr>
-          <w:rStyle w:val="VerbatimChar"/>
-        </w:rPr>
-        <w:t>URL:                https://ai-accelerator-dashboard-cyhgc2f3axg3bgau.westus-01.azurewebsites.net</w:t>
-      </w:r>
-      <w:r>
-        <w:br/>
-      </w:r>
-      <w:r>
-        <w:rPr>
-          <w:rStyle w:val="VerbatimChar"/>
-        </w:rPr>
-        <w:t>Runtime:            Linux, Node 22, Plan SKU (B1)</w:t>
-      </w:r>
-      <w:r>
-        <w:br/>
-      </w:r>
-      <w:r>
-        <w:rPr>
-          <w:rStyle w:val="VerbatimChar"/>
-        </w:rPr>
-        <w:t>Startup:            node dev-server.js</w:t>
-      </w:r>
-      <w:r>
-        <w:br/>
-      </w:r>
-      <w:r>
-        <w:rPr>
-          <w:rStyle w:val="VerbatimChar"/>
-        </w:rPr>
-        <w:t>Sheet:              Accelerator Inventory</w:t>
-      </w:r>
-      <w:r>
-        <w:br/>
-      </w:r>
-      <w:r>
-        <w:rPr>
-          <w:rStyle w:val="VerbatimChar"/>
-        </w:rPr>
-        <w:t xml:space="preserve">Deploy artifact:    app.zip  (index.html + dev-server.js + </w:t>
-      </w:r>
-      <w:proofErr w:type="spellStart"/>
-      <w:r>
-        <w:rPr>
-          <w:rStyle w:val="VerbatimChar"/>
-        </w:rPr>
-        <w:t>package.json</w:t>
-      </w:r>
-      <w:proofErr w:type="spellEnd"/>
-      <w:r>
-        <w:rPr>
-          <w:rStyle w:val="VerbatimChar"/>
-        </w:rPr>
-        <w:t>)</w:t>
-      </w:r>
-      <w:r>
-        <w:br/>
-      </w:r>
-      <w:r>
-        <w:rPr>
-          <w:rStyle w:val="VerbatimChar"/>
-        </w:rPr>
-        <w:t xml:space="preserve">Deploy command:     </w:t>
-      </w:r>
-      <w:proofErr w:type="spellStart"/>
-      <w:r>
-        <w:rPr>
-          <w:rStyle w:val="VerbatimChar"/>
-        </w:rPr>
-        <w:t>az</w:t>
-      </w:r>
-      <w:proofErr w:type="spellEnd"/>
-      <w:r>
-        <w:rPr>
-          <w:rStyle w:val="VerbatimChar"/>
-        </w:rPr>
-        <w:t xml:space="preserve"> webapp deploy -g </w:t>
-      </w:r>
-      <w:proofErr w:type="spellStart"/>
-      <w:r>
-        <w:rPr>
-          <w:rStyle w:val="VerbatimChar"/>
-        </w:rPr>
-        <w:t>AI_Governance_RG</w:t>
-      </w:r>
-      <w:proofErr w:type="spellEnd"/>
-      <w:r>
-        <w:rPr>
-          <w:rStyle w:val="VerbatimChar"/>
-        </w:rPr>
-        <w:t xml:space="preserve"> -n ai-accelerator-dashboard --</w:t>
-      </w:r>
-      <w:proofErr w:type="spellStart"/>
-      <w:r>
-        <w:rPr>
-          <w:rStyle w:val="VerbatimChar"/>
-        </w:rPr>
-        <w:t>src</w:t>
-      </w:r>
-      <w:proofErr w:type="spellEnd"/>
-      <w:r>
-        <w:rPr>
-          <w:rStyle w:val="VerbatimChar"/>
-        </w:rPr>
-        <w:t>-path app.zip --type zip</w:t>
-      </w:r>
-      <w:bookmarkEnd w:id="0"/>
-      <w:bookmarkEnd w:id="45"/>
     </w:p>
     <w:sectPr>
       <w:footnotePr>
@@ -7883,11 +8334,11 @@
 </file>
 
 <file path=word/numbering.xml><?xml version="1.0" encoding="utf-8"?>
-<w:numbering xmlns:wpc="http://schemas.microsoft.com/office/word/2010/wordprocessingCanvas" xmlns:cx="http://schemas.microsoft.com/office/drawing/2014/chartex" xmlns:cx1="http://schemas.microsoft.com/office/drawing/2015/9/8/chartex" xmlns:cx2="http://schemas.microsoft.com/office/drawing/2015/10/21/chartex" xmlns:cx3="http://schemas.microsoft.com/office/drawing/2016/5/9/chartex" xmlns:cx4="http://schemas.microsoft.com/office/drawing/2016/5/10/chartex" xmlns:cx5="http://schemas.microsoft.com/office/drawing/2016/5/11/chartex" xmlns:cx6="http://schemas.microsoft.com/office/drawing/2016/5/12/chartex" xmlns:cx7="http://schemas.microsoft.com/office/drawing/2016/5/13/chartex" xmlns:cx8="http://schemas.microsoft.com/office/drawing/2016/5/14/chartex" xmlns:mc="http://schemas.openxmlformats.org/markup-compatibility/2006" xmlns:aink="http://schemas.microsoft.com/office/drawing/2016/ink" xmlns:am3d="http://schemas.microsoft.com/office/drawing/2017/model3d" xmlns:o="urn:schemas-microsoft-com:office:office" xmlns:oel="http://schemas.microsoft.com/office/2019/extlst" xmlns:r="http://schemas.openxmlformats.org/officeDocument/2006/relationships" xmlns:m="http://schemas.openxmlformats.org/officeDocument/2006/math" xmlns:v="urn:schemas-microsoft-com:vml" xmlns:wp14="http://schemas.microsoft.com/office/word/2010/wordprocessingDrawing" xmlns:wp="http://schemas.openxmlformats.org/drawingml/2006/wordprocessingDrawing" xmlns:w10="urn:schemas-microsoft-com:office:word" xmlns:w="http://schemas.openxmlformats.org/wordprocessingml/2006/main" xmlns:w14="http://schemas.microsoft.com/office/word/2010/wordml" xmlns:w15="http://schemas.microsoft.com/office/word/2012/wordml" xmlns:w16cei="http://schemas.microsoft.com/office/word/2026/wordml/cei" xmlns:w16cex="http://schemas.microsoft.com/office/word/2018/wordml/cex" xmlns:w16cid="http://schemas.microsoft.com/office/word/2016/wordml/cid" xmlns:w16="http://schemas.microsoft.com/office/word/2018/wordml" xmlns:w16du="http://schemas.microsoft.com/office/word/2023/wordml/word16du" xmlns:w16sdtdh="http://schemas.microsoft.com/office/word/2020/wordml/sdtdatahash" xmlns:w16sdtfl="http://schemas.microsoft.com/office/word/2024/wordml/sdtformatlock" xmlns:w16se="http://schemas.microsoft.com/office/word/2015/wordml/symex" xmlns:wpg="http://schemas.microsoft.com/office/word/2010/wordprocessingGroup" xmlns:wpi="http://schemas.microsoft.com/office/word/2010/wordprocessingInk" xmlns:wne="http://schemas.microsoft.com/office/word/2006/wordml" xmlns:wps="http://schemas.microsoft.com/office/word/2010/wordprocessingShape" mc:Ignorable="w14 w15 w16se w16cid w16 w16cex w16sdtdh w16sdtfl w16du wp14">
+<w:numbering xmlns:wpc="http://schemas.microsoft.com/office/word/2010/wordprocessingCanvas" xmlns:cx="http://schemas.microsoft.com/office/drawing/2014/chartex" xmlns:cx1="http://schemas.microsoft.com/office/drawing/2015/9/8/chartex" xmlns:cx2="http://schemas.microsoft.com/office/drawing/2015/10/21/chartex" xmlns:cx3="http://schemas.microsoft.com/office/drawing/2016/5/9/chartex" xmlns:cx4="http://schemas.microsoft.com/office/drawing/2016/5/10/chartex" xmlns:cx5="http://schemas.microsoft.com/office/drawing/2016/5/11/chartex" xmlns:cx6="http://schemas.microsoft.com/office/drawing/2016/5/12/chartex" xmlns:cx7="http://schemas.microsoft.com/office/drawing/2016/5/13/chartex" xmlns:cx8="http://schemas.microsoft.com/office/drawing/2016/5/14/chartex" xmlns:mc="http://schemas.openxmlformats.org/markup-compatibility/2006" xmlns:aink="http://schemas.microsoft.com/office/drawing/2016/ink" xmlns:am3d="http://schemas.microsoft.com/office/drawing/2017/model3d" xmlns:o="urn:schemas-microsoft-com:office:office" xmlns:oel="http://schemas.microsoft.com/office/2019/extlst" xmlns:r="http://schemas.openxmlformats.org/officeDocument/2006/relationships" xmlns:m="http://schemas.openxmlformats.org/officeDocument/2006/math" xmlns:v="urn:schemas-microsoft-com:vml" xmlns:wp14="http://schemas.microsoft.com/office/word/2010/wordprocessingDrawing" xmlns:wp="http://schemas.openxmlformats.org/drawingml/2006/wordprocessingDrawing" xmlns:w10="urn:schemas-microsoft-com:office:word" xmlns:w="http://schemas.openxmlformats.org/wordprocessingml/2006/main" xmlns:w14="http://schemas.microsoft.com/office/word/2010/wordml" xmlns:w15="http://schemas.microsoft.com/office/word/2012/wordml" xmlns:w16cex="http://schemas.microsoft.com/office/word/2018/wordml/cex" xmlns:w16cid="http://schemas.microsoft.com/office/word/2016/wordml/cid" xmlns:w16="http://schemas.microsoft.com/office/word/2018/wordml" xmlns:w16du="http://schemas.microsoft.com/office/word/2023/wordml/word16du" xmlns:w16sdtdh="http://schemas.microsoft.com/office/word/2020/wordml/sdtdatahash" xmlns:w16sdtfl="http://schemas.microsoft.com/office/word/2024/wordml/sdtformatlock" xmlns:w16se="http://schemas.microsoft.com/office/word/2015/wordml/symex" xmlns:wpg="http://schemas.microsoft.com/office/word/2010/wordprocessingGroup" xmlns:wpi="http://schemas.microsoft.com/office/word/2010/wordprocessingInk" xmlns:wne="http://schemas.microsoft.com/office/word/2006/wordml" xmlns:wps="http://schemas.microsoft.com/office/word/2010/wordprocessingShape" mc:Ignorable="w14 w15 w16se w16cid w16 w16cex w16sdtdh w16sdtfl w16du wp14">
   <w:abstractNum w:abstractNumId="0" w15:restartNumberingAfterBreak="0">
     <w:nsid w:val="0000A990"/>
     <w:multiLevelType w:val="multilevel"/>
-    <w:tmpl w:val="161EFBEA"/>
+    <w:tmpl w:val="A6BCF506"/>
     <w:lvl w:ilvl="0">
       <w:numFmt w:val="bullet"/>
       <w:lvlText w:val=" "/>
@@ -7964,7 +8415,7 @@
   <w:abstractNum w:abstractNumId="1" w15:restartNumberingAfterBreak="0">
     <w:nsid w:val="0000A991"/>
     <w:multiLevelType w:val="multilevel"/>
-    <w:tmpl w:val="691A9916"/>
+    <w:tmpl w:val="5D4CA4EA"/>
     <w:lvl w:ilvl="0">
       <w:numFmt w:val="bullet"/>
       <w:lvlText w:val=""/>
@@ -8065,34 +8516,34 @@
       </w:rPr>
     </w:lvl>
   </w:abstractNum>
-  <w:num w:numId="1" w16cid:durableId="1301304177">
+  <w:num w:numId="1" w16cid:durableId="934753985">
     <w:abstractNumId w:val="0"/>
   </w:num>
-  <w:num w:numId="2" w16cid:durableId="868646432">
+  <w:num w:numId="2" w16cid:durableId="387848378">
     <w:abstractNumId w:val="1"/>
   </w:num>
-  <w:num w:numId="3" w16cid:durableId="1763263066">
+  <w:num w:numId="3" w16cid:durableId="574776460">
     <w:abstractNumId w:val="1"/>
   </w:num>
-  <w:num w:numId="4" w16cid:durableId="464471746">
+  <w:num w:numId="4" w16cid:durableId="2099934972">
     <w:abstractNumId w:val="1"/>
   </w:num>
-  <w:num w:numId="5" w16cid:durableId="1888252211">
+  <w:num w:numId="5" w16cid:durableId="267397095">
     <w:abstractNumId w:val="1"/>
   </w:num>
-  <w:num w:numId="6" w16cid:durableId="1148522328">
+  <w:num w:numId="6" w16cid:durableId="1565679709">
     <w:abstractNumId w:val="1"/>
   </w:num>
-  <w:num w:numId="7" w16cid:durableId="2104567871">
+  <w:num w:numId="7" w16cid:durableId="1387682034">
     <w:abstractNumId w:val="1"/>
   </w:num>
-  <w:num w:numId="8" w16cid:durableId="341979627">
+  <w:num w:numId="8" w16cid:durableId="1601525054">
     <w:abstractNumId w:val="1"/>
   </w:num>
-  <w:num w:numId="9" w16cid:durableId="177354431">
+  <w:num w:numId="9" w16cid:durableId="969088788">
     <w:abstractNumId w:val="1"/>
   </w:num>
-  <w:num w:numId="10" w16cid:durableId="794755369">
+  <w:num w:numId="10" w16cid:durableId="1633364998">
     <w:abstractNumId w:val="1"/>
   </w:num>
 </w:numbering>
@@ -9318,7 +9769,7 @@
     <w:next w:val="Normal"/>
     <w:autoRedefine/>
     <w:uiPriority w:val="39"/>
-    <w:rsid w:val="00AE5129"/>
+    <w:rsid w:val="00E8672A"/>
     <w:pPr>
       <w:spacing w:after="100"/>
     </w:pPr>
@@ -9329,7 +9780,7 @@
     <w:next w:val="Normal"/>
     <w:autoRedefine/>
     <w:uiPriority w:val="39"/>
-    <w:rsid w:val="00AE5129"/>
+    <w:rsid w:val="00E8672A"/>
     <w:pPr>
       <w:spacing w:after="100"/>
       <w:ind w:left="240"/>
@@ -9341,7 +9792,7 @@
     <w:next w:val="Normal"/>
     <w:autoRedefine/>
     <w:uiPriority w:val="39"/>
-    <w:rsid w:val="00AE5129"/>
+    <w:rsid w:val="00E8672A"/>
     <w:pPr>
       <w:spacing w:after="100"/>
       <w:ind w:left="480"/>
